--- a/docs/downloads/george-andré/doc_0164.docx
+++ b/docs/downloads/george-andré/doc_0164.docx
@@ -9,71 +9,16 @@
           <w:rtl/>
         </w:rPr>
       </w:pPr>
-      <w:r>
-        <w:rPr>
-          <w:rtl/>
-        </w:rPr>
-        <w:fldChar w:fldCharType="begin"/>
-      </w:r>
-      <w:r>
-        <w:instrText>HYPERLINK</w:instrText>
-      </w:r>
-      <w:r>
-        <w:rPr>
-          <w:rtl/>
-        </w:rPr>
-        <w:instrText xml:space="preserve"> "</w:instrText>
-      </w:r>
-      <w:r>
-        <w:instrText>https://www.bibelkommentare.de/kommentare/458/die-versuchung-und-die-goettlichen-hilfsmittel</w:instrText>
-      </w:r>
-      <w:r>
-        <w:rPr>
-          <w:rtl/>
-        </w:rPr>
-        <w:instrText>"</w:instrText>
-      </w:r>
-      <w:r>
-        <w:rPr>
-          <w:rtl/>
-        </w:rPr>
-      </w:r>
-      <w:r>
-        <w:rPr>
-          <w:rtl/>
-        </w:rPr>
-        <w:fldChar w:fldCharType="separate"/>
-      </w:r>
-      <w:r>
-        <w:rPr>
-          <w:rStyle w:val="Hyperlink"/>
-          <w:color w:val="0F4761" w:themeColor="accent1" w:themeShade="BF"/>
-          <w:rtl/>
-        </w:rPr>
-        <w:t>التج</w:t>
-      </w:r>
-      <w:r>
-        <w:rPr>
-          <w:rStyle w:val="Hyperlink"/>
-          <w:color w:val="0F4761" w:themeColor="accent1" w:themeShade="BF"/>
-          <w:rtl/>
-        </w:rPr>
-        <w:t>ر</w:t>
-      </w:r>
-      <w:r>
-        <w:rPr>
-          <w:rStyle w:val="Hyperlink"/>
-          <w:color w:val="0F4761" w:themeColor="accent1" w:themeShade="BF"/>
-          <w:rtl/>
-        </w:rPr>
-        <w:t>بة والوسائط الإلهية</w:t>
-      </w:r>
-      <w:r>
-        <w:rPr>
-          <w:rtl/>
-        </w:rPr>
-        <w:fldChar w:fldCharType="end"/>
-      </w:r>
+      <w:hyperlink r:id="rId8" w:history="1">
+        <w:r>
+          <w:rPr>
+            <w:rStyle w:val="Hyperlink"/>
+            <w:color w:val="0F4761" w:themeColor="accent1" w:themeShade="BF"/>
+            <w:rtl/>
+          </w:rPr>
+          <w:t>التجربة والوسائط الإلهية</w:t>
+        </w:r>
+      </w:hyperlink>
     </w:p>
     <w:p>
       <w:pPr>
@@ -110,11 +55,9 @@
         </w:rPr>
         <w:t>في البداية، يجدر بالذكر أن الكلمة اليونانية (</w:t>
       </w:r>
-      <w:proofErr w:type="spellStart"/>
       <w:r>
         <w:t>Peirasmos</w:t>
       </w:r>
-      <w:proofErr w:type="spellEnd"/>
       <w:r>
         <w:rPr>
           <w:rtl/>
@@ -315,46 +258,19 @@
         <w:rPr>
           <w:rtl/>
         </w:rPr>
-        <w:t xml:space="preserve">• </w:t>
-      </w:r>
-      <w:proofErr w:type="spellStart"/>
-      <w:r>
-        <w:rPr>
-          <w:rtl/>
-        </w:rPr>
-        <w:t>التنجس</w:t>
-      </w:r>
-      <w:proofErr w:type="spellEnd"/>
-      <w:r>
-        <w:rPr>
-          <w:rtl/>
-        </w:rPr>
-        <w:t>/النجاسة: وهي تقطع شركة النفس مع الله؛ لأن الله «</w:t>
-      </w:r>
-      <w:r>
-        <w:rPr>
-          <w:rtl/>
-        </w:rPr>
-        <w:t>عَيْنَاكَ</w:t>
-      </w:r>
-      <w:r>
-        <w:rPr>
-          <w:rtl/>
-        </w:rPr>
-        <w:t xml:space="preserve"> </w:t>
-      </w:r>
-      <w:r>
-        <w:rPr>
-          <w:rtl/>
-        </w:rPr>
-        <w:t>أَطْهَرُ مِنْ أَنْ تَنْظُرَ الشَّرَّ» (</w:t>
-      </w:r>
-      <w:proofErr w:type="spellStart"/>
-      <w:r>
-        <w:rPr>
-          <w:rtl/>
-        </w:rPr>
-        <w:t>حب</w:t>
+        <w:t>• التنجس/النجاسة: وهي تقطع شركة النفس مع الله؛ لأن الله «</w:t>
+      </w:r>
+      <w:r>
+        <w:rPr>
+          <w:rtl/>
+        </w:rPr>
+        <w:t xml:space="preserve">عَيْنَاكَ </w:t>
+      </w:r>
+      <w:r>
+        <w:rPr>
+          <w:rtl/>
+        </w:rPr>
+        <w:t>أَطْهَرُ مِنْ أَنْ تَنْظُرَ الشَّرَّ» (حب</w:t>
       </w:r>
       <w:r>
         <w:rPr>
@@ -363,26 +279,11 @@
         </w:rPr>
         <w:t>قوق</w:t>
       </w:r>
-      <w:proofErr w:type="spellEnd"/>
-      <w:r>
-        <w:rPr>
-          <w:rtl/>
-        </w:rPr>
-        <w:t xml:space="preserve"> 1: 13). والأبرص في الكتاب المقدس هو صورة </w:t>
-      </w:r>
-      <w:proofErr w:type="spellStart"/>
-      <w:r>
-        <w:rPr>
-          <w:rtl/>
-        </w:rPr>
-        <w:t>للمتنجس</w:t>
-      </w:r>
-      <w:proofErr w:type="spellEnd"/>
-      <w:r>
-        <w:rPr>
-          <w:rtl/>
-        </w:rPr>
-        <w:t>؛ فبحسب الناموس يجب أن يُخرج خارج المحلة (</w:t>
+      <w:r>
+        <w:rPr>
+          <w:rtl/>
+        </w:rPr>
+        <w:t xml:space="preserve"> 1: 13). والأبرص في الكتاب المقدس هو صورة للمتنجس؛ فبحسب الناموس يجب أن يُخرج خارج المحلة (</w:t>
       </w:r>
       <w:r>
         <w:rPr>
@@ -408,7 +309,14 @@
         <w:rPr>
           <w:rtl/>
         </w:rPr>
-        <w:t xml:space="preserve"> 5: 2) ولا يمسه أحد، وإذا رأى أحداً يقترب منه وجب عليه أن يصرخ: «نَجِسٌ، نَجِسٌ!». وعندما ظهر يشوع الكاهن العظيم في زكريا 3 في النور الإلهي، كان واقفا أمام الله بثياب قذرة؛ إذ أظهر النورُ النجاسةَ بوضوح. ولكن الله تدخل وقال: «انْظُرْ! قَدْ أَذْهَبْتُ عَنْكَ إِثْمَكَ، وَأُلْبِسُكَ ثِيَاباً </w:t>
+        <w:t xml:space="preserve"> 5: 2) ولا يمسه أحد، وإذا رأى أحداً يقترب منه وجب عليه أن يصرخ: «نَجِسٌ، نَجِسٌ!». وعندما ظهر يشوع الكاهن العظيم في زكريا 3 في النور الإلهي، كان واقفا أمام الله بثياب قذرة؛ إذ أظهر النورُ النجاسةَ بوضوح. ولكن الله </w:t>
+      </w:r>
+      <w:r>
+        <w:rPr>
+          <w:rtl/>
+        </w:rPr>
+        <w:lastRenderedPageBreak/>
+        <w:t xml:space="preserve">تدخل وقال: «انْظُرْ! قَدْ أَذْهَبْتُ عَنْكَ إِثْمَكَ، وَأُلْبِسُكَ ثِيَاباً </w:t>
       </w:r>
       <w:r>
         <w:rPr>
@@ -527,21 +435,7 @@
         <w:rPr>
           <w:rtl/>
         </w:rPr>
-        <w:t xml:space="preserve"> 2: 18). وعندما تتعلق التجربة بالتدريب أو التأديب الإلهي، فإن «كُلَّ تَأْدِيبٍ فِي الْحَاضِرِ لاَ يُرَى أَنَّهُ </w:t>
-      </w:r>
-      <w:proofErr w:type="gramStart"/>
-      <w:r>
-        <w:rPr>
-          <w:rtl/>
-        </w:rPr>
-        <w:t>لِلْفَرَحِ</w:t>
-      </w:r>
-      <w:proofErr w:type="gramEnd"/>
-      <w:r>
-        <w:rPr>
-          <w:rtl/>
-        </w:rPr>
-        <w:t xml:space="preserve"> بَلْ لِلْحُزْنِ. وَلَكِنَّهُ أَخِيراً يُعْطِي ثَمَرَ بِرٍّ لِلَّذِينَ يَتَدَرَّبُونَ بِهِ لِلْسَّلاَمِ» (عب 12: 11).</w:t>
+        <w:t xml:space="preserve"> 2: 18). وعندما تتعلق التجربة بالتدريب أو التأديب الإلهي، فإن «كُلَّ تَأْدِيبٍ فِي الْحَاضِرِ لاَ يُرَى أَنَّهُ لِلْفَرَحِ بَلْ لِلْحُزْنِ. وَلَكِنَّهُ أَخِيراً يُعْطِي ثَمَرَ بِرٍّ لِلَّذِينَ يَتَدَرَّبُونَ بِهِ لِلْسَّلاَمِ» (عب 12: 11).</w:t>
       </w:r>
     </w:p>
     <w:p>
@@ -712,6 +606,7 @@
         <w:rPr>
           <w:rtl/>
         </w:rPr>
+        <w:lastRenderedPageBreak/>
         <w:t>1. 1. 3 "الجهات الفاعلة" في التجربة</w:t>
       </w:r>
     </w:p>
@@ -938,13 +833,7 @@
         <w:rPr>
           <w:rtl/>
         </w:rPr>
-        <w:t>الْخُطَاةِ</w:t>
-      </w:r>
-      <w:r>
-        <w:rPr>
-          <w:rtl/>
-        </w:rPr>
-        <w:t xml:space="preserve"> </w:t>
+        <w:t xml:space="preserve">الْخُطَاةِ </w:t>
       </w:r>
       <w:r>
         <w:rPr>
@@ -964,49 +853,7 @@
         <w:rPr>
           <w:rtl/>
         </w:rPr>
-        <w:t xml:space="preserve">وبخلافنا تماماً، لم تكن في الرب يسوع أي شهوة جسدية؛ فلم يكن فيه أي شيء ينجذب نحو الشر. وكل التجارب التي اجتاز فيها أظهرت كماله المطلق: هو «الَّذِي لَمْ يَفْعَلْ خَطِيَّةً» (1 بط 2: 22)، </w:t>
-      </w:r>
-      <w:proofErr w:type="spellStart"/>
-      <w:r>
-        <w:rPr>
-          <w:rtl/>
-        </w:rPr>
-        <w:t>و«لَمْ</w:t>
-      </w:r>
-      <w:proofErr w:type="spellEnd"/>
-      <w:r>
-        <w:rPr>
-          <w:rtl/>
-        </w:rPr>
-        <w:t xml:space="preserve"> يَعْرِفْ خَطِيَّةً» (2 كور 5: 21)، </w:t>
-      </w:r>
-      <w:proofErr w:type="spellStart"/>
-      <w:r>
-        <w:rPr>
-          <w:rtl/>
-        </w:rPr>
-        <w:t>و«لَيْسَ</w:t>
-      </w:r>
-      <w:proofErr w:type="spellEnd"/>
-      <w:r>
-        <w:rPr>
-          <w:rtl/>
-        </w:rPr>
-        <w:t xml:space="preserve"> فِيهِ خَطِيَّةٌ» (1 </w:t>
-      </w:r>
-      <w:proofErr w:type="spellStart"/>
-      <w:r>
-        <w:rPr>
-          <w:rtl/>
-        </w:rPr>
-        <w:t>يو</w:t>
-      </w:r>
-      <w:proofErr w:type="spellEnd"/>
-      <w:r>
-        <w:rPr>
-          <w:rtl/>
-        </w:rPr>
-        <w:t xml:space="preserve"> 3: 5). ولهذا تضيف العبرانيين 4: 15 بتأكيد شديد: «... بِلاَ خَطِيَّةٍ».</w:t>
+        <w:t>وبخلافنا تماماً، لم تكن في الرب يسوع أي شهوة جسدية؛ فلم يكن فيه أي شيء ينجذب نحو الشر. وكل التجارب التي اجتاز فيها أظهرت كماله المطلق: هو «الَّذِي لَمْ يَفْعَلْ خَطِيَّةً» (1 بط 2: 22)، و«لَمْ يَعْرِفْ خَطِيَّةً» (2 كور 5: 21)، و«لَيْسَ فِيهِ خَطِيَّةٌ» (1 يو 3: 5). ولهذا تضيف العبرانيين 4: 15 بتأكيد شديد: «... بِلاَ خَطِيَّةٍ».</w:t>
       </w:r>
     </w:p>
     <w:p>
@@ -1088,6 +935,7 @@
         <w:rPr>
           <w:rtl/>
         </w:rPr>
+        <w:lastRenderedPageBreak/>
         <w:t>يعلمنا الرسول يوحنا في 1 يوحنا 2: 15-17 كيف ينبغي أن تكون عواطف قلوبنا: «لاَ تُحِبُّوا الْعَالَمَ وَلاَ الأَشْيَاءَ الَّتِي فِي الْعَالَمِ. إِنْ أَحَبَّ أَحَدٌ الْعَالَمَ فَلَيْسَتْ فِيهِ مَحَبَّةُ الآبِ». ومحبة العالم هذه تغذيها ثلاثة أمور:</w:t>
       </w:r>
     </w:p>
@@ -1238,21 +1086,7 @@
         <w:rPr>
           <w:rtl/>
         </w:rPr>
-        <w:t>إن الله نفسه لا يجرب بالشرور؛ فلا يمكن لأحد أن يقول: «إِنِّي أُجَرَّبُ مِنْ قِبَلِ اللهِ» (</w:t>
-      </w:r>
-      <w:proofErr w:type="spellStart"/>
-      <w:r>
-        <w:rPr>
-          <w:rtl/>
-        </w:rPr>
-        <w:t>يع</w:t>
-      </w:r>
-      <w:proofErr w:type="spellEnd"/>
-      <w:r>
-        <w:rPr>
-          <w:rtl/>
-        </w:rPr>
-        <w:t xml:space="preserve"> 1: 13). ولكن هناك إمكانية أن يستخدم اللهُ الشيطانَ وتجاربَه لكي يمتحن خاصته، كما نرى في حياة أيوب.</w:t>
+        <w:t>إن الله نفسه لا يجرب بالشرور؛ فلا يمكن لأحد أن يقول: «إِنِّي أُجَرَّبُ مِنْ قِبَلِ اللهِ» (يع 1: 13). ولكن هناك إمكانية أن يستخدم اللهُ الشيطانَ وتجاربَه لكي يمتحن خاصته، كما نرى في حياة أيوب.</w:t>
       </w:r>
     </w:p>
     <w:p>
@@ -1406,21 +1240,7 @@
         <w:rPr>
           <w:rtl/>
         </w:rPr>
-        <w:t xml:space="preserve"> الرَّبُّ صَخْرَتِي، الَّذِي يُعَلِّمُ يَدَيَّ الْقِتَالَ وَأَصَابِعِي الْحَرْبَ.  2رَحْمَتِي </w:t>
-      </w:r>
-      <w:proofErr w:type="spellStart"/>
-      <w:r>
-        <w:rPr>
-          <w:rtl/>
-        </w:rPr>
-        <w:t>وَمَلْجَإِي</w:t>
-      </w:r>
-      <w:proofErr w:type="spellEnd"/>
-      <w:r>
-        <w:rPr>
-          <w:rtl/>
-        </w:rPr>
-        <w:t>، صَرْحِي وَمُنْقِذِي، مِجَنِّي وَالَّذِي عَلَيْهِ تَوَكَّلْتُ، الْمُخْضِعُ شَعْبِي تَحْتِي.</w:t>
+        <w:t xml:space="preserve"> الرَّبُّ صَخْرَتِي، الَّذِي يُعَلِّمُ يَدَيَّ الْقِتَالَ وَأَصَابِعِي الْحَرْبَ.  2رَحْمَتِي وَمَلْجَإِي، صَرْحِي وَمُنْقِذِي، مِجَنِّي وَالَّذِي عَلَيْهِ تَوَكَّلْتُ، الْمُخْضِعُ شَعْبِي تَحْتِي.</w:t>
       </w:r>
       <w:r>
         <w:rPr>
@@ -1519,6 +1339,7 @@
         <w:rPr>
           <w:rtl/>
         </w:rPr>
+        <w:lastRenderedPageBreak/>
         <w:t>1. 3. 2 الوسائط ضد التجارب من الداخل</w:t>
       </w:r>
     </w:p>
@@ -1535,7 +1356,6 @@
         </w:rPr>
         <w:t xml:space="preserve">إن التجارب القادمة من الداخل لا تواجَه بالمقاومة، بل بـ "الهرب"! يكتب الرسول بولس: «أَمَّا الشَّهَوَاتُ الشَّبَابِيَّةُ فَاهْرُبْ مِنْهَا» (2 تيم 2: 22). ويوسف مثال رائع في هذا الصدد؛ فعندما تعرض لمحاولات امرأة </w:t>
       </w:r>
-      <w:proofErr w:type="spellStart"/>
       <w:r>
         <w:rPr>
           <w:rFonts w:hint="cs"/>
@@ -1543,7 +1363,6 @@
         </w:rPr>
         <w:t>فوطيفار</w:t>
       </w:r>
-      <w:proofErr w:type="spellEnd"/>
       <w:r>
         <w:rPr>
           <w:rtl/>
@@ -1575,14 +1394,7 @@
         <w:rPr>
           <w:rtl/>
         </w:rPr>
-        <w:t>تدعونا كلمة الله إلى "إماتة" النجاسة؛ أي تجويعها حرفياً بقطع الغذاء عنها (</w:t>
-      </w:r>
-      <w:proofErr w:type="spellStart"/>
-      <w:r>
-        <w:rPr>
-          <w:rtl/>
-        </w:rPr>
-        <w:t>كو</w:t>
+        <w:t>تدعونا كلمة الله إلى "إماتة" النجاسة؛ أي تجويعها حرفياً بقطع الغذاء عنها (كو</w:t>
       </w:r>
       <w:r>
         <w:rPr>
@@ -1591,7 +1403,6 @@
         </w:rPr>
         <w:t>لوسي</w:t>
       </w:r>
-      <w:proofErr w:type="spellEnd"/>
       <w:r>
         <w:rPr>
           <w:rtl/>
@@ -1699,6 +1510,14 @@
         <w:rPr>
           <w:rtl/>
         </w:rPr>
+        <w:sectPr>
+          <w:pgSz w:w="11906" w:h="16838"/>
+          <w:pgMar w:top="1440" w:right="1800" w:bottom="1440" w:left="1800" w:header="708" w:footer="708" w:gutter="0"/>
+          <w:cols w:space="708"/>
+          <w:bidi/>
+          <w:rtlGutter/>
+          <w:docGrid w:linePitch="360"/>
+        </w:sectPr>
       </w:pPr>
       <w:r>
         <w:rPr>
@@ -1777,9 +1596,10 @@
           <w:rFonts w:hint="cs"/>
           <w:rtl/>
         </w:rPr>
+        <w:lastRenderedPageBreak/>
         <w:t xml:space="preserve">2. </w:t>
       </w:r>
-      <w:hyperlink r:id="rId8" w:history="1">
+      <w:hyperlink r:id="rId9" w:history="1">
         <w:r>
           <w:rPr>
             <w:rStyle w:val="Hyperlink"/>
@@ -1800,49 +1620,441 @@
         <w:rPr>
           <w:rtl/>
         </w:rPr>
-        <w:t xml:space="preserve">بعد القول العام: «لا تحبوا العالم ولا الأشياء التي في العالم»، يتابع الرسول يوحنا قائلاً: </w:t>
-      </w:r>
-      <w:proofErr w:type="gramStart"/>
-      <w:r>
-        <w:rPr>
-          <w:rtl/>
-        </w:rPr>
-        <w:t>«</w:t>
-      </w:r>
-      <w:r>
-        <w:rPr>
-          <w:rtl/>
-        </w:rPr>
-        <w:t xml:space="preserve"> 16</w:t>
-      </w:r>
-      <w:proofErr w:type="gramEnd"/>
-      <w:r>
-        <w:rPr>
-          <w:rtl/>
-        </w:rPr>
-        <w:t xml:space="preserve">لأَنَّ كُلَّ مَا فِي الْعَالَمِ: شَهْوَةَ الْجَسَدِ، وَشَهْوَةَ الْعُيُونِ، وَتَعَظُّمَ الْمَعِيشَةِ، لَيْسَ مِنَ </w:t>
-      </w:r>
-      <w:proofErr w:type="gramStart"/>
-      <w:r>
-        <w:rPr>
-          <w:rtl/>
-        </w:rPr>
-        <w:t>الآبِ</w:t>
-      </w:r>
-      <w:proofErr w:type="gramEnd"/>
-      <w:r>
-        <w:rPr>
-          <w:rtl/>
-        </w:rPr>
-        <w:t xml:space="preserve"> بَلْ مِنَ الْعَالَمِ</w:t>
-      </w:r>
-      <w:proofErr w:type="gramStart"/>
+        <w:t>بعد القول العام: «لا تحبوا العالم ولا الأشياء التي في العالم»، يتابع الرسول يوحنا قائلاً: «</w:t>
+      </w:r>
+      <w:r>
+        <w:rPr>
+          <w:rtl/>
+        </w:rPr>
+        <w:t xml:space="preserve"> 16لأَنَّ كُلَّ مَا فِي الْعَالَمِ: شَهْوَةَ الْجَسَدِ، وَشَهْوَةَ الْعُيُونِ، وَتَعَظُّمَ الْمَعِيشَةِ، لَيْسَ مِنَ الآبِ بَلْ مِنَ الْعَالَمِ. </w:t>
+      </w:r>
+      <w:r>
+        <w:rPr>
+          <w:rtl/>
+        </w:rPr>
+        <w:t>» (1 يوحنا 2: 15-16). إنه لمن الصعب التمييز الدقيق بين هذه العناصر الثلاثة الكائنة في المؤمنين والتي تُستثار بواسطة العالم الفاسد والمُنجَّس بالخطية.</w:t>
+      </w:r>
+    </w:p>
+    <w:p>
+      <w:pPr>
+        <w:jc w:val="both"/>
+        <w:rPr>
+          <w:rtl/>
+        </w:rPr>
+      </w:pPr>
+      <w:r>
+        <w:rPr>
+          <w:rtl/>
+        </w:rPr>
+        <w:t xml:space="preserve">ولكن يبدو أن شهوة العيون تُحرَّك بالدرجة الأولى بواسطة الأشياء التي تجتذب النظر إليها؛ فهي تُنشئ الرغبة في امتلاك شيء لم يعطنا الله إياه. ومن الممكن أيضاً أن شهوة العيون تريد لفت أنظار الآخرين ونظراتهم إلى الذات من خلال </w:t>
+      </w:r>
+      <w:r>
+        <w:rPr>
+          <w:rFonts w:hint="cs"/>
+          <w:rtl/>
+        </w:rPr>
+        <w:t>استعراض معين ملفت إلى أنفسنا</w:t>
+      </w:r>
       <w:r>
         <w:rPr>
           <w:rtl/>
         </w:rPr>
         <w:t>.</w:t>
       </w:r>
+    </w:p>
+    <w:p>
+      <w:pPr>
+        <w:jc w:val="both"/>
+        <w:rPr>
+          <w:rtl/>
+        </w:rPr>
+      </w:pPr>
+      <w:r>
+        <w:rPr>
+          <w:rtl/>
+        </w:rPr>
+        <w:t>أما شهوة الجسد فهي رغبات جسدية - وبالتالي خاطئة - وتبحث عن الفرص لإشباع اللذة الجسدية.</w:t>
+      </w:r>
+    </w:p>
+    <w:p>
+      <w:pPr>
+        <w:jc w:val="both"/>
+        <w:rPr>
+          <w:rtl/>
+        </w:rPr>
+      </w:pPr>
+      <w:r>
+        <w:rPr>
+          <w:rtl/>
+        </w:rPr>
+        <w:t>وتعظم المعيشة يترفع فوق ما هو عليه الإنسان أو ما يمتلكه لكي يتسلط على الآخرين. أما التواضع، في المقابل، فيقود الإنسان إلى وضع نفسه والنزول إلى الأسفل.</w:t>
+      </w:r>
+    </w:p>
+    <w:p>
+      <w:pPr>
+        <w:pStyle w:val="Heading2"/>
+        <w:rPr>
+          <w:rtl/>
+        </w:rPr>
+      </w:pPr>
+      <w:r>
+        <w:rPr>
+          <w:rtl/>
+        </w:rPr>
+        <w:t>2.1 الجاذبية الخارجية للعيون</w:t>
+      </w:r>
+    </w:p>
+    <w:p>
+      <w:pPr>
+        <w:jc w:val="both"/>
+        <w:rPr>
+          <w:rtl/>
+        </w:rPr>
+      </w:pPr>
+      <w:r>
+        <w:rPr>
+          <w:rtl/>
+        </w:rPr>
+        <w:t>حواء هي المثال الأول على الإطلاق للجاذبية الشهوانية للعيون. فبناءً على تحريض الحية، رأت «أن الشجرة جيدة للأكل، وأنها بهجة للعيون...» (تكوين 3: 6). وبعد أن أُوقظت الشهوة أولاً، قادت إلى العصيان الصريح لله وللوصية الوحيدة التي أعطاها.</w:t>
+      </w:r>
+    </w:p>
+    <w:p>
+      <w:pPr>
+        <w:jc w:val="both"/>
+        <w:rPr>
+          <w:rtl/>
+        </w:rPr>
+      </w:pPr>
+      <w:r>
+        <w:rPr>
+          <w:rtl/>
+        </w:rPr>
+        <w:t>إن شهوة العيون تُنشئ فينا الرغبة في امتلاك أشياء لم يعطنا الله إياها أو حتى حظرها علينا. وفي وقت فتح أريحا، أمر الرب صراحةً بألا يأخذ شعب إسرائيل لأنفسهم شيئاً من غنيمة المدينة (يشوع 6: 18-19). لكن ع</w:t>
+      </w:r>
+      <w:r>
+        <w:rPr>
+          <w:rFonts w:hint="cs"/>
+          <w:rtl/>
+        </w:rPr>
+        <w:t>ا</w:t>
+      </w:r>
+      <w:r>
+        <w:rPr>
+          <w:rtl/>
+        </w:rPr>
+        <w:t xml:space="preserve">خان «رأى </w:t>
+      </w:r>
+      <w:r>
+        <w:rPr>
+          <w:rtl/>
+        </w:rPr>
+        <w:t>فِي الْغَنِيمَةِ رِدَاءً شِنْعَارِيًّا نَفِيسًا، وَمِئَتَيْ شَاقِلِ فِضَّةٍ، وَلِسَانَ ذَهَبٍ</w:t>
+      </w:r>
+      <w:r>
+        <w:rPr>
+          <w:rtl/>
+        </w:rPr>
+        <w:t>...» (يشوع 7: 21). فاشتَهَى هذه الأشياء وأخذها، وأخفاها في وسط خيمته. لقد أُثيرت الشهوة فيه من خلال نظر عينيه وأطلقت الرغبة الخاطئة في الاستحواذ على ثروات غريبة لنفسه.</w:t>
+      </w:r>
+    </w:p>
+    <w:p>
+      <w:pPr>
+        <w:jc w:val="both"/>
+        <w:rPr>
+          <w:rtl/>
+        </w:rPr>
+      </w:pPr>
+      <w:r>
+        <w:rPr>
+          <w:rtl/>
+        </w:rPr>
+        <w:t>ويسمي العهد الجديد هذه الشهوة التي تريد امتلاك كل شيء: الطمع (كولوسي 3: 5؛ أفسس 5: 3). بل إن الكلمة توضح جلياً أن الطماع هو عابد أصنام (أفسس 5: 5). وهذه الرغبة الشديدة في إرادة امتلاك المزيد والمزيد، المسماة "</w:t>
+      </w:r>
+      <w:r>
+        <w:t>pleonexia</w:t>
+      </w:r>
+      <w:r>
+        <w:rPr>
+          <w:rtl/>
+        </w:rPr>
+        <w:t>"، تُترجم أيضاً في الكتاب المقدس بـ «الجشع/الطمع» (قارن لوقا 12: 15).</w:t>
+      </w:r>
+    </w:p>
+    <w:p>
+      <w:pPr>
+        <w:jc w:val="both"/>
+        <w:rPr>
+          <w:rtl/>
+        </w:rPr>
+      </w:pPr>
+      <w:r>
+        <w:rPr>
+          <w:rtl/>
+        </w:rPr>
+        <w:t>فمن ينظر إلى ممتلكات الآخرين بعين الحسد، يُشعل في نفسه النوايا السيئة والحاجة المفرطة للتصرف فيها. والرسول بولس يحذرنا في 1 تيموثاوس 6: 9-10 من «محبة المال» التي هي «أصل لكل الشرور»؛ إذ يرغب المرء في امتلاك الوسائل التي تمكنه من الاستجابة لـ «</w:t>
+      </w:r>
+      <w:r>
+        <w:rPr>
+          <w:rtl/>
+        </w:rPr>
+        <w:t xml:space="preserve"> شَهَوَاتٍ كَثِيرَةٍ غَبِيَّةٍ وَمُضِرَّةٍ </w:t>
+      </w:r>
+      <w:r>
+        <w:rPr>
+          <w:rtl/>
+        </w:rPr>
+        <w:t>» التي تُثار في النفس.</w:t>
+      </w:r>
+    </w:p>
+    <w:p>
+      <w:pPr>
+        <w:jc w:val="both"/>
+        <w:rPr>
+          <w:rtl/>
+        </w:rPr>
+      </w:pPr>
+      <w:r>
+        <w:rPr>
+          <w:rtl/>
+        </w:rPr>
+        <w:lastRenderedPageBreak/>
+        <w:t>وبالنسبة لجيحزي، خادم إليشع، فقد بدا له سيده سا</w:t>
+      </w:r>
+      <w:r>
+        <w:rPr>
+          <w:rFonts w:hint="cs"/>
+          <w:rtl/>
+        </w:rPr>
+        <w:t>ذ</w:t>
+      </w:r>
+      <w:r>
+        <w:rPr>
+          <w:rtl/>
+        </w:rPr>
+        <w:t>جاً إذ لم يقبل هدايا نعمان (2 ملوك 5: 20-27). لقد رأى الفضة والثياب والذهب التي أحضرها قائد جيش الجيش السوري، فأُوقظت الشهوة فيه. فركض وراء الأبرص الذي شُفي ونال من الهدايا - من خلال تقرير كاذب! - وزنتين من الفضة وحلتين من الثياب، وأخفاها سريعاً في البيت. فكان على النبي أن يوبخه: «أفهو وقت لأخذ...؟».</w:t>
+      </w:r>
+    </w:p>
+    <w:p>
+      <w:pPr>
+        <w:jc w:val="both"/>
+        <w:rPr>
+          <w:rtl/>
+        </w:rPr>
+      </w:pPr>
+      <w:r>
+        <w:rPr>
+          <w:rtl/>
+        </w:rPr>
+        <w:t>وعن بلعام يُقال إنه «أحب أجرة الإثم»: لقد جاء ليلعن شعب الله مقابل المال - لكن الرب حول اللعنة إلى بركة (</w:t>
+      </w:r>
+      <w:r>
+        <w:rPr>
+          <w:rFonts w:hint="cs"/>
+          <w:rtl/>
+        </w:rPr>
+        <w:t>سفر ال</w:t>
+      </w:r>
+      <w:r>
+        <w:rPr>
+          <w:rtl/>
+        </w:rPr>
+        <w:t>عدد 22؛ 2 بطرس 2: 15).</w:t>
+      </w:r>
+    </w:p>
+    <w:p>
+      <w:pPr>
+        <w:jc w:val="both"/>
+        <w:rPr>
+          <w:rtl/>
+        </w:rPr>
+      </w:pPr>
+      <w:r>
+        <w:rPr>
+          <w:rtl/>
+        </w:rPr>
+        <w:t>واستسلم يهوذا الإسخريوطي لتسليم الرب يسوع إلى الجنود مقابل ثلاثين قطعة من الفضة، وخان سيده بقبلة!</w:t>
+      </w:r>
+    </w:p>
+    <w:p>
+      <w:pPr>
+        <w:jc w:val="both"/>
+        <w:rPr>
+          <w:rtl/>
+        </w:rPr>
+      </w:pPr>
+      <w:r>
+        <w:rPr>
+          <w:rtl/>
+        </w:rPr>
+        <w:t>إن امتلاك الخيرات المادية يمكن أن يكون فخاً، بل حتى عائقاً للدخول إلى ملكوت الله. فالرب يسوع يقول: «مرور جمل من ثقب إبرة أيسر من أن يدخل غني إلى ملكوت الله». فبهت التلاميذ إلى النهاية وتساءلوا من يستطيع إذاً أن يخلص: «فنظر إليهم يسوع وقال: عند الناس غير مستطاع، ولكن ليس عند الله» (مرقس 10: 24-27).</w:t>
+      </w:r>
+    </w:p>
+    <w:p>
+      <w:pPr>
+        <w:jc w:val="both"/>
+        <w:rPr>
+          <w:rtl/>
+        </w:rPr>
+      </w:pPr>
+      <w:r>
+        <w:rPr>
+          <w:rtl/>
+        </w:rPr>
+        <w:t>ومما لا شك فيه أنه حق أن الله «</w:t>
+      </w:r>
+      <w:r>
+        <w:rPr>
+          <w:rtl/>
+        </w:rPr>
+        <w:t xml:space="preserve"> الَّذِي يَمْنَحُنَا كُلَّ شَيْءٍ بِغِنًى لِلتَّمَتُّعِ</w:t>
+      </w:r>
+      <w:r>
+        <w:rPr>
+          <w:rtl/>
+        </w:rPr>
+        <w:t>» (1 تيموثاوس 6: 17). ولكننا مدعوون للتمتع بكل شيء معه (رومية 8: 32). وعلينا أن ندير الأمور التي ائتمننا الرب عليها بمقدار كافٍ أو مفرط لأجله (قارن لوقا 16: 1-12). فالتلميذ الذي يدير هذه الأمور القليلة بأمانة، سيكون أيضاً «أميناً في الكثير» فيما يتعلق بالخيرات الروحية والحقيقية التي ستظل ملكه إلى الأبد.</w:t>
+      </w:r>
+    </w:p>
+    <w:p>
+      <w:pPr>
+        <w:jc w:val="both"/>
+        <w:rPr>
+          <w:rtl/>
+        </w:rPr>
+      </w:pPr>
+      <w:r>
+        <w:rPr>
+          <w:rtl/>
+        </w:rPr>
+        <w:t xml:space="preserve">ويشير بولس إلى تيموثاوس كيف ينبغي عليهم استخدام الخيرات المادية التي ائتمنهم الله عليها: «أن يصنعوا صلاحاً»، «أن يكونوا أغنياء في أعمال صالحة»، «وأن يكونوا </w:t>
+      </w:r>
+      <w:r>
+        <w:rPr>
+          <w:rFonts w:hint="cs"/>
+          <w:rtl/>
+        </w:rPr>
+        <w:t>أسخياء</w:t>
+      </w:r>
+      <w:r>
+        <w:rPr>
+          <w:rtl/>
+        </w:rPr>
+        <w:t>»، «ومشتركين» (1 تيموثاوس 6: 18). إن كل قدرة الله مطلوبة للحفظ من شهوة العيون هذه التي تريد أن تكنز «كنوزاً لنفسها» و«ليست غنية لله» (لوقا 12: 21).</w:t>
+      </w:r>
+    </w:p>
+    <w:p>
+      <w:pPr>
+        <w:jc w:val="both"/>
+        <w:rPr>
+          <w:rtl/>
+        </w:rPr>
+      </w:pPr>
+      <w:r>
+        <w:rPr>
+          <w:rtl/>
+        </w:rPr>
+        <w:t xml:space="preserve">وللغلبة على العالم، فالإيمان ضروري - وليس الإيمان للخلاص </w:t>
+      </w:r>
+      <w:r>
+        <w:rPr>
+          <w:rFonts w:hint="cs"/>
+          <w:rtl/>
+        </w:rPr>
+        <w:t>الموجود</w:t>
+      </w:r>
+      <w:r>
+        <w:rPr>
+          <w:rtl/>
+        </w:rPr>
+        <w:t xml:space="preserve"> في بداية الطريق، بل الإيمان الحي واليومي. «</w:t>
+      </w:r>
+      <w:r>
+        <w:rPr>
+          <w:rtl/>
+        </w:rPr>
+        <w:t xml:space="preserve"> لأَنَّ كُلَّ مَنْ وُلِدَ مِنَ اللهِ يَغْلِبُ الْعَالَمَ. وَهذِهِ هِيَ الْغَلَبَةُ الَّتِي تَغْلِبُ الْعَالَمَ: إِيمَانُنَا. </w:t>
+      </w:r>
+      <w:r>
+        <w:rPr>
+          <w:rtl/>
+        </w:rPr>
+        <w:t>» (1 يوحنا 5: 4).</w:t>
+      </w:r>
+    </w:p>
+    <w:p>
+      <w:pPr>
+        <w:jc w:val="both"/>
+        <w:rPr>
+          <w:rtl/>
+        </w:rPr>
+      </w:pPr>
+      <w:r>
+        <w:rPr>
+          <w:rtl/>
+        </w:rPr>
+        <w:t>إذا كنا نسلك في الحياة العملية في الأعمال الصالحة التي سبق الله فأعدها (قارن أفسس 2: 10) ونكرس الوقت اللازم للخدمة للرب - سواء في الإنجيل أو لخاصته - فسنُحفظ من فرص عديدة يمكن لشهوة العيون فيها أن تجرفنا بعيداً عنه.</w:t>
+      </w:r>
+    </w:p>
+    <w:p>
+      <w:pPr>
+        <w:pStyle w:val="Heading2"/>
+        <w:rPr>
+          <w:rtl/>
+        </w:rPr>
+      </w:pPr>
+      <w:r>
+        <w:rPr>
+          <w:rtl/>
+        </w:rPr>
+        <w:t>2.2 لفت الانتباه إلى الذات</w:t>
+      </w:r>
+    </w:p>
+    <w:p>
+      <w:pPr>
+        <w:jc w:val="both"/>
+        <w:rPr>
+          <w:rtl/>
+        </w:rPr>
+      </w:pPr>
+      <w:r>
+        <w:rPr>
+          <w:rtl/>
+        </w:rPr>
+        <w:t xml:space="preserve">تُعرب شهوة العيون بالإضافة إلى ذلك عن نفسها في الرغبة في التأنق </w:t>
+      </w:r>
+      <w:r>
+        <w:rPr>
+          <w:rFonts w:hint="cs"/>
+          <w:rtl/>
+        </w:rPr>
+        <w:t>والمظهر البراق</w:t>
+      </w:r>
+      <w:r>
+        <w:rPr>
+          <w:rtl/>
+        </w:rPr>
+        <w:t xml:space="preserve"> أمام الآخرين. المرء يريد أن يجعل من نفسه أكثر مما هو عليه حقاً. ويمكن لشهوة العيون أن تظهر أيضاً فيما يتعلق باللباس في الإعجاب بالنفس </w:t>
+      </w:r>
+      <w:r>
+        <w:rPr>
+          <w:rFonts w:hint="cs"/>
+          <w:rtl/>
+        </w:rPr>
+        <w:t>والبُطل</w:t>
+      </w:r>
+      <w:r>
+        <w:rPr>
+          <w:rtl/>
+        </w:rPr>
+        <w:t xml:space="preserve">، أو - على </w:t>
+      </w:r>
+      <w:r>
+        <w:rPr>
+          <w:rFonts w:hint="cs"/>
+          <w:rtl/>
+        </w:rPr>
+        <w:t>ما يُقابل</w:t>
+      </w:r>
       <w:r>
         <w:rPr>
           <w:rtl/>
@@ -1851,787 +2063,117 @@
       </w:r>
       <w:r>
         <w:rPr>
-          <w:rtl/>
-        </w:rPr>
-        <w:t>»</w:t>
-      </w:r>
-      <w:proofErr w:type="gramEnd"/>
-      <w:r>
-        <w:rPr>
-          <w:rtl/>
-        </w:rPr>
-        <w:t xml:space="preserve"> (1 يوحنا 2: 15-16). إنه لمن الصعب التمييز الدقيق بين هذه العناصر الثلاثة الكائنة في المؤمنين والتي تُستثار بواسطة العالم الفاسد والمُنجَّس بالخطية.</w:t>
-      </w:r>
-    </w:p>
-    <w:p>
-      <w:pPr>
-        <w:jc w:val="both"/>
-        <w:rPr>
-          <w:rtl/>
-        </w:rPr>
-      </w:pPr>
-      <w:r>
-        <w:rPr>
-          <w:rtl/>
-        </w:rPr>
-        <w:t xml:space="preserve">ولكن يبدو أن شهوة العيون تُحرَّك بالدرجة الأولى بواسطة الأشياء التي تجتذب النظر إليها؛ فهي تُنشئ الرغبة في امتلاك شيء لم يعطنا الله إياه. ومن الممكن أيضاً أن شهوة العيون تريد لفت أنظار الآخرين ونظراتهم إلى الذات من خلال </w:t>
-      </w:r>
-      <w:r>
-        <w:rPr>
           <w:rFonts w:hint="cs"/>
           <w:rtl/>
         </w:rPr>
-        <w:t>استعراض معين ملفت إلى أنفسنا</w:t>
-      </w:r>
-      <w:r>
-        <w:rPr>
-          <w:rtl/>
-        </w:rPr>
-        <w:t>.</w:t>
-      </w:r>
-    </w:p>
-    <w:p>
-      <w:pPr>
-        <w:jc w:val="both"/>
-        <w:rPr>
-          <w:rtl/>
-        </w:rPr>
-      </w:pPr>
-      <w:r>
-        <w:rPr>
-          <w:rtl/>
-        </w:rPr>
-        <w:t>أما شهوة الجسد فهي رغبات جسدية - وبالتالي خاطئة - وتبحث عن الفرص لإشباع اللذة الجسدية.</w:t>
-      </w:r>
-    </w:p>
-    <w:p>
-      <w:pPr>
-        <w:jc w:val="both"/>
-        <w:rPr>
-          <w:rtl/>
-        </w:rPr>
-      </w:pPr>
-      <w:r>
-        <w:rPr>
-          <w:rtl/>
-        </w:rPr>
-        <w:t>وتعظم المعيشة يترفع فوق ما هو عليه الإنسان أو ما يمتلكه لكي يتسلط على الآخرين. أما التواضع، في المقابل، فيقود الإنسان إلى وضع نفسه والنزول إلى الأسفل.</w:t>
-      </w:r>
-    </w:p>
-    <w:p>
-      <w:pPr>
-        <w:pStyle w:val="Heading2"/>
-        <w:rPr>
-          <w:rtl/>
-        </w:rPr>
-      </w:pPr>
-      <w:r>
-        <w:rPr>
-          <w:rtl/>
-        </w:rPr>
-        <w:t>2.1 الجاذبية الخارجية للعيون</w:t>
-      </w:r>
-    </w:p>
-    <w:p>
-      <w:pPr>
-        <w:jc w:val="both"/>
-        <w:rPr>
-          <w:rtl/>
-        </w:rPr>
-      </w:pPr>
-      <w:r>
-        <w:rPr>
-          <w:rtl/>
-        </w:rPr>
-        <w:t>حواء هي المثال الأول على الإطلاق للجاذبية الشهوانية للعيون. فبناءً على تحريض الحية، رأت «أن الشجرة جيدة للأكل، وأنها بهجة للعيون...» (تكوين 3: 6). وبعد أن أُوقظت الشهوة أولاً، قادت إلى العصيان الصريح لله وللوصية الوحيدة التي أعطاها.</w:t>
-      </w:r>
-    </w:p>
-    <w:p>
-      <w:pPr>
-        <w:jc w:val="both"/>
-        <w:rPr>
-          <w:rtl/>
-        </w:rPr>
-      </w:pPr>
-      <w:r>
-        <w:rPr>
-          <w:rtl/>
-        </w:rPr>
-        <w:t xml:space="preserve">إن شهوة العيون تُنشئ فينا الرغبة في امتلاك أشياء لم يعطنا الله إياها أو حتى حظرها علينا. وفي وقت فتح أريحا، أمر الرب صراحةً بألا يأخذ شعب إسرائيل لأنفسهم شيئاً من غنيمة المدينة (يشوع 6: 18-19). لكن </w:t>
-      </w:r>
-      <w:proofErr w:type="spellStart"/>
-      <w:r>
-        <w:rPr>
-          <w:rtl/>
-        </w:rPr>
-        <w:t>ع</w:t>
+        <w:t>البُطل</w:t>
+      </w:r>
+      <w:r>
+        <w:rPr>
+          <w:rtl/>
+        </w:rPr>
+        <w:t xml:space="preserve"> </w:t>
+      </w:r>
+      <w:r>
+        <w:rPr>
+          <w:rtl/>
+        </w:rPr>
+        <w:t>–</w:t>
+      </w:r>
+      <w:r>
+        <w:rPr>
+          <w:rtl/>
+        </w:rPr>
+        <w:t xml:space="preserve"> </w:t>
       </w:r>
       <w:r>
         <w:rPr>
           <w:rFonts w:hint="cs"/>
           <w:rtl/>
         </w:rPr>
-        <w:t>ا</w:t>
-      </w:r>
-      <w:r>
-        <w:rPr>
-          <w:rtl/>
-        </w:rPr>
-        <w:t>خان</w:t>
-      </w:r>
-      <w:proofErr w:type="spellEnd"/>
-      <w:r>
-        <w:rPr>
-          <w:rtl/>
-        </w:rPr>
-        <w:t xml:space="preserve"> «رأى </w:t>
-      </w:r>
-      <w:r>
-        <w:rPr>
-          <w:rtl/>
-        </w:rPr>
-        <w:t xml:space="preserve">فِي الْغَنِيمَةِ رِدَاءً </w:t>
-      </w:r>
-      <w:proofErr w:type="spellStart"/>
-      <w:r>
-        <w:rPr>
-          <w:rtl/>
-        </w:rPr>
-        <w:t>شِنْعَارِيًّا</w:t>
-      </w:r>
-      <w:proofErr w:type="spellEnd"/>
-      <w:r>
-        <w:rPr>
-          <w:rtl/>
-        </w:rPr>
-        <w:t xml:space="preserve"> نَفِيسًا، وَمِئَتَيْ شَاقِلِ فِضَّةٍ، وَلِسَانَ ذَهَبٍ</w:t>
-      </w:r>
-      <w:r>
-        <w:rPr>
-          <w:rtl/>
-        </w:rPr>
-        <w:t>...» (يشوع 7: 21). فاشتَهَى هذه الأشياء وأخذها، وأخفاها في وسط خيمته. لقد أُثيرت الشهوة فيه من خلال نظر عينيه وأطلقت الرغبة الخاطئة في الاستحواذ على ثروات غريبة لنفسه.</w:t>
-      </w:r>
-    </w:p>
-    <w:p>
-      <w:pPr>
-        <w:jc w:val="both"/>
-        <w:rPr>
-          <w:rtl/>
-        </w:rPr>
-      </w:pPr>
-      <w:r>
-        <w:rPr>
-          <w:rtl/>
-        </w:rPr>
-        <w:t>ويسمي العهد الجديد هذه الشهوة التي تريد امتلاك كل شيء: الطمع (</w:t>
-      </w:r>
-      <w:proofErr w:type="spellStart"/>
-      <w:r>
-        <w:rPr>
-          <w:rtl/>
-        </w:rPr>
-        <w:t>كولوسي</w:t>
-      </w:r>
-      <w:proofErr w:type="spellEnd"/>
-      <w:r>
-        <w:rPr>
-          <w:rtl/>
-        </w:rPr>
-        <w:t xml:space="preserve"> 3: 5؛ أفسس 5: 3). بل إن الكلمة توضح جلياً أن الطماع هو عابد أصنام (أفسس 5: 5). وهذه الرغبة الشديدة في إرادة امتلاك المزيد والمزيد، المسماة "</w:t>
-      </w:r>
-      <w:r>
-        <w:t>pleonexia</w:t>
-      </w:r>
-      <w:r>
-        <w:rPr>
-          <w:rtl/>
-        </w:rPr>
-        <w:t>"، تُترجم أيضاً في الكتاب المقدس بـ «الجشع/الطمع» (قارن لوقا 12: 15).</w:t>
-      </w:r>
-    </w:p>
-    <w:p>
-      <w:pPr>
-        <w:jc w:val="both"/>
-        <w:rPr>
-          <w:rtl/>
-        </w:rPr>
-      </w:pPr>
-      <w:r>
-        <w:rPr>
-          <w:rtl/>
-        </w:rPr>
-        <w:t xml:space="preserve">فمن ينظر إلى ممتلكات الآخرين بعين الحسد، يُشعل في نفسه </w:t>
-      </w:r>
-      <w:proofErr w:type="gramStart"/>
-      <w:r>
-        <w:rPr>
-          <w:rtl/>
-        </w:rPr>
-        <w:t>النوايا</w:t>
-      </w:r>
-      <w:proofErr w:type="gramEnd"/>
-      <w:r>
-        <w:rPr>
-          <w:rtl/>
-        </w:rPr>
-        <w:t xml:space="preserve"> السيئة والحاجة المفرطة للتصرف فيها. والرسول بولس يحذرنا في 1 تيموثاوس 6: 9-10 من «محبة المال» التي هي «أصل لكل الشرور»؛ إذ يرغب المرء في امتلاك الوسائل التي تمكنه من الاستجابة لـ </w:t>
-      </w:r>
-      <w:proofErr w:type="gramStart"/>
-      <w:r>
-        <w:rPr>
-          <w:rtl/>
-        </w:rPr>
-        <w:t>«</w:t>
-      </w:r>
-      <w:r>
-        <w:rPr>
-          <w:rtl/>
-        </w:rPr>
-        <w:t xml:space="preserve"> </w:t>
-      </w:r>
-      <w:r>
-        <w:rPr>
-          <w:rtl/>
-        </w:rPr>
-        <w:t>شَهَوَاتٍ</w:t>
-      </w:r>
-      <w:proofErr w:type="gramEnd"/>
-      <w:r>
-        <w:rPr>
-          <w:rtl/>
-        </w:rPr>
-        <w:t xml:space="preserve"> كَثِيرَةٍ غَبِيَّةٍ </w:t>
-      </w:r>
-      <w:proofErr w:type="gramStart"/>
-      <w:r>
-        <w:rPr>
-          <w:rtl/>
-        </w:rPr>
-        <w:t>وَمُضِرَّةٍ</w:t>
-      </w:r>
-      <w:r>
-        <w:rPr>
-          <w:rtl/>
-        </w:rPr>
-        <w:t xml:space="preserve"> </w:t>
-      </w:r>
-      <w:r>
-        <w:rPr>
-          <w:rtl/>
-        </w:rPr>
-        <w:t>»</w:t>
-      </w:r>
-      <w:proofErr w:type="gramEnd"/>
-      <w:r>
-        <w:rPr>
-          <w:rtl/>
-        </w:rPr>
-        <w:t xml:space="preserve"> التي تُثار في النفس.</w:t>
-      </w:r>
-    </w:p>
-    <w:p>
-      <w:pPr>
-        <w:jc w:val="both"/>
-        <w:rPr>
-          <w:rtl/>
-        </w:rPr>
-      </w:pPr>
-      <w:r>
-        <w:rPr>
-          <w:rtl/>
-        </w:rPr>
-        <w:t xml:space="preserve">وبالنسبة </w:t>
-      </w:r>
-      <w:proofErr w:type="spellStart"/>
-      <w:r>
-        <w:rPr>
-          <w:rtl/>
-        </w:rPr>
-        <w:t>لجيحزي</w:t>
-      </w:r>
-      <w:proofErr w:type="spellEnd"/>
-      <w:r>
-        <w:rPr>
-          <w:rtl/>
-        </w:rPr>
-        <w:t>، خادم إليشع، فقد بدا له سيده سا</w:t>
+        <w:t>التراخي</w:t>
+      </w:r>
+      <w:r>
+        <w:rPr>
+          <w:rtl/>
+        </w:rPr>
+        <w:t>، حيث يسعى المرء للبروز من خلال هذا أو ذاك.</w:t>
+      </w:r>
+    </w:p>
+    <w:p>
+      <w:pPr>
+        <w:jc w:val="both"/>
+        <w:rPr>
+          <w:rtl/>
+        </w:rPr>
+      </w:pPr>
+      <w:r>
+        <w:rPr>
+          <w:rtl/>
+        </w:rPr>
+        <w:lastRenderedPageBreak/>
+        <w:t>وتميل شهوة العيون أيضاً إلى التباهي بما يمتلكه المرء - كما فعل حزقيا عند زيارة رسل ملك بابل (إشعياء 39).</w:t>
+      </w:r>
+    </w:p>
+    <w:p>
+      <w:pPr>
+        <w:jc w:val="both"/>
+        <w:rPr>
+          <w:rtl/>
+        </w:rPr>
+      </w:pPr>
+      <w:r>
+        <w:rPr>
+          <w:rtl/>
+        </w:rPr>
+        <w:t>هل يرى "الداخلون" إلى بيت مسيحي "النور" (لوقا 8: 16)؟ هل يُستقبلون في بيت للرب فيه مكانه، حيث يعيش الزوجان باتفاق، ويُربى الأطفال بفرح ولكن لأجله؟ أم يلاحظون رفاهية مفرطة، وسعياً وراء الظواهر الخارجية والبريق للفت النظر؟</w:t>
+      </w:r>
+    </w:p>
+    <w:p>
+      <w:pPr>
+        <w:jc w:val="both"/>
+        <w:rPr>
+          <w:rtl/>
+        </w:rPr>
+      </w:pPr>
+      <w:r>
+        <w:rPr>
+          <w:rtl/>
+        </w:rPr>
+        <w:t>وهذه الرغبة في الاستعراض قد تتخذ أيضاً شكل محاولة جلب المجد والكرامة للذات. فقد رفض بولس وبرنابا ذبائح أهل لسترة بشدة (أعمال الرسل 14: 11-18). أما هيرودس فشعر بالإطراء الشديد من صراخ الشعب الذي صفق لخطابه: «صوت إله لا صوت إنسان!» (أعمال الرسل 12: 22).</w:t>
+      </w:r>
+    </w:p>
+    <w:p>
+      <w:pPr>
+        <w:jc w:val="both"/>
+        <w:rPr>
+          <w:rtl/>
+        </w:rPr>
+      </w:pPr>
+      <w:r>
+        <w:rPr>
+          <w:rtl/>
+        </w:rPr>
+        <w:t xml:space="preserve">وهناك أيضاً خطر محاولة البروز من خلال الأعمال الصالحة (متى 6: 1-4). فهناك معرفة (فكرية) «تنتفخ» - </w:t>
       </w:r>
       <w:r>
         <w:rPr>
           <w:rFonts w:hint="cs"/>
           <w:rtl/>
         </w:rPr>
-        <w:t>ذ</w:t>
-      </w:r>
-      <w:r>
-        <w:rPr>
-          <w:rtl/>
-        </w:rPr>
-        <w:t>جاً إذ لم يقبل هدايا نعمان (2 ملوك 5: 20-27). لقد رأى الفضة والثياب والذهب التي أحضرها قائد جيش الجيش السوري، فأُوقظت الشهوة فيه. فركض وراء الأبرص الذي شُفي ونال من الهدايا - من خلال تقرير كاذب! - وزنتين من الفضة وحلتين من الثياب، وأخفاها سريعاً في البيت. فكان على النبي أن يوبخه: «</w:t>
-      </w:r>
-      <w:proofErr w:type="spellStart"/>
-      <w:r>
-        <w:rPr>
-          <w:rtl/>
-        </w:rPr>
-        <w:t>أفهو</w:t>
-      </w:r>
-      <w:proofErr w:type="spellEnd"/>
-      <w:r>
-        <w:rPr>
-          <w:rtl/>
-        </w:rPr>
-        <w:t xml:space="preserve"> وقت لأخذ...؟».</w:t>
-      </w:r>
-    </w:p>
-    <w:p>
-      <w:pPr>
-        <w:jc w:val="both"/>
-        <w:rPr>
-          <w:rtl/>
-        </w:rPr>
-      </w:pPr>
-      <w:r>
-        <w:rPr>
-          <w:rtl/>
-        </w:rPr>
-        <w:t xml:space="preserve">وعن </w:t>
-      </w:r>
-      <w:proofErr w:type="spellStart"/>
-      <w:r>
-        <w:rPr>
-          <w:rtl/>
-        </w:rPr>
-        <w:t>بلعام</w:t>
-      </w:r>
-      <w:proofErr w:type="spellEnd"/>
-      <w:r>
-        <w:rPr>
-          <w:rtl/>
-        </w:rPr>
-        <w:t xml:space="preserve"> يُقال إنه «أحب أجرة الإثم»: لقد جاء ليلعن شعب الله مقابل المال - لكن الرب حول اللعنة إلى بركة (</w:t>
-      </w:r>
-      <w:r>
-        <w:rPr>
-          <w:rFonts w:hint="cs"/>
-          <w:rtl/>
-        </w:rPr>
-        <w:t>سفر ال</w:t>
-      </w:r>
-      <w:r>
-        <w:rPr>
-          <w:rtl/>
-        </w:rPr>
-        <w:t>عدد 22؛ 2 بطرس 2: 15).</w:t>
-      </w:r>
-    </w:p>
-    <w:p>
-      <w:pPr>
-        <w:jc w:val="both"/>
-        <w:rPr>
-          <w:rtl/>
-        </w:rPr>
-      </w:pPr>
-      <w:r>
-        <w:rPr>
-          <w:rtl/>
-        </w:rPr>
-        <w:t>واستسلم يهوذا الإسخريوطي لتسليم الرب يسوع إلى الجنود مقابل ثلاثين قطعة من الفضة، وخان سيده بقبلة!</w:t>
-      </w:r>
-    </w:p>
-    <w:p>
-      <w:pPr>
-        <w:jc w:val="both"/>
-        <w:rPr>
-          <w:rtl/>
-        </w:rPr>
-      </w:pPr>
-      <w:r>
-        <w:rPr>
-          <w:rtl/>
-        </w:rPr>
-        <w:t>إن امتلاك الخيرات المادية يمكن أن يكون فخاً، بل حتى عائقاً للدخول إلى ملكوت الله. فالرب يسوع يقول: «مرور جمل من ثقب إبرة أيسر من أن يدخل غني إلى ملكوت الله». فبهت التلاميذ إلى النهاية وتساءلوا من يستطيع إذاً أن يخلص: «فنظر إليهم يسوع وقال: عند الناس غير مستطاع، ولكن ليس عند الله» (مرقس 10: 24-27).</w:t>
-      </w:r>
-    </w:p>
-    <w:p>
-      <w:pPr>
-        <w:jc w:val="both"/>
-        <w:rPr>
-          <w:rtl/>
-        </w:rPr>
-      </w:pPr>
-      <w:r>
-        <w:rPr>
-          <w:rtl/>
-        </w:rPr>
-        <w:t xml:space="preserve">ومما لا شك فيه أنه حق أن الله </w:t>
-      </w:r>
-      <w:proofErr w:type="gramStart"/>
-      <w:r>
-        <w:rPr>
-          <w:rtl/>
-        </w:rPr>
-        <w:t>«</w:t>
-      </w:r>
-      <w:r>
-        <w:rPr>
-          <w:rtl/>
-        </w:rPr>
-        <w:t xml:space="preserve"> </w:t>
-      </w:r>
-      <w:r>
-        <w:rPr>
-          <w:rtl/>
-        </w:rPr>
-        <w:t>الَّذِي</w:t>
-      </w:r>
-      <w:proofErr w:type="gramEnd"/>
-      <w:r>
-        <w:rPr>
-          <w:rtl/>
-        </w:rPr>
-        <w:t xml:space="preserve"> يَمْنَحُنَا كُلَّ شَيْءٍ بِغِنًى لِلتَّمَتُّعِ</w:t>
-      </w:r>
-      <w:r>
-        <w:rPr>
-          <w:rtl/>
-        </w:rPr>
-        <w:t>» (1 تيموثاوس 6: 17). ولكننا مدعوون للتمتع بكل شيء معه (رومية 8: 32). وعلينا أن ندير الأمور التي ائتمننا الرب عليها بمقدار كافٍ أو مفرط لأجله (قارن لوقا 16: 1-12). فالتلميذ الذي يدير هذه الأمور القليلة بأمانة، سيكون أيضاً «أميناً في الكثير» فيما يتعلق بالخيرات الروحية والحقيقية التي ستظل ملكه إلى الأبد.</w:t>
-      </w:r>
-    </w:p>
-    <w:p>
-      <w:pPr>
-        <w:jc w:val="both"/>
-        <w:rPr>
-          <w:rtl/>
-        </w:rPr>
-      </w:pPr>
-      <w:r>
-        <w:rPr>
-          <w:rtl/>
-        </w:rPr>
-        <w:t xml:space="preserve">ويشير بولس إلى تيموثاوس كيف ينبغي عليهم استخدام الخيرات المادية التي ائتمنهم الله عليها: «أن يصنعوا صلاحاً»، «أن يكونوا أغنياء في أعمال صالحة»، «وأن يكونوا </w:t>
-      </w:r>
-      <w:r>
-        <w:rPr>
-          <w:rFonts w:hint="cs"/>
-          <w:rtl/>
-        </w:rPr>
-        <w:t>أسخياء</w:t>
-      </w:r>
-      <w:r>
-        <w:rPr>
-          <w:rtl/>
-        </w:rPr>
-        <w:t>»، «ومشتركين» (1 تيموثاوس 6: 18). إن كل قدرة الله مطلوبة للحفظ من شهوة العيون هذه التي تريد أن تكنز «كنوزاً لنفسها» و«ليست غنية لله» (لوقا 12: 21).</w:t>
-      </w:r>
-    </w:p>
-    <w:p>
-      <w:pPr>
-        <w:jc w:val="both"/>
-        <w:rPr>
-          <w:rtl/>
-        </w:rPr>
-      </w:pPr>
-      <w:r>
-        <w:rPr>
-          <w:rtl/>
-        </w:rPr>
-        <w:t xml:space="preserve">وللغلبة على العالم، فالإيمان ضروري - وليس الإيمان للخلاص </w:t>
-      </w:r>
-      <w:r>
-        <w:rPr>
-          <w:rFonts w:hint="cs"/>
-          <w:rtl/>
-        </w:rPr>
-        <w:t>الموجود</w:t>
-      </w:r>
-      <w:r>
-        <w:rPr>
-          <w:rtl/>
-        </w:rPr>
-        <w:t xml:space="preserve"> في بداية الطريق، بل الإيمان الحي واليومي. </w:t>
-      </w:r>
-      <w:proofErr w:type="gramStart"/>
-      <w:r>
-        <w:rPr>
-          <w:rtl/>
-        </w:rPr>
-        <w:t>«</w:t>
-      </w:r>
-      <w:r>
-        <w:rPr>
-          <w:rtl/>
-        </w:rPr>
-        <w:t xml:space="preserve"> </w:t>
-      </w:r>
-      <w:r>
-        <w:rPr>
-          <w:rtl/>
-        </w:rPr>
-        <w:t>لأَنَّ</w:t>
-      </w:r>
-      <w:proofErr w:type="gramEnd"/>
-      <w:r>
-        <w:rPr>
-          <w:rtl/>
-        </w:rPr>
-        <w:t xml:space="preserve"> كُلَّ مَنْ وُلِدَ مِنَ اللهِ يَغْلِبُ الْعَالَمَ. وَهذِهِ هِيَ الْغَلَبَةُ الَّتِي تَغْلِبُ الْعَالَمَ: إِيمَانُنَا</w:t>
-      </w:r>
-      <w:proofErr w:type="gramStart"/>
-      <w:r>
-        <w:rPr>
-          <w:rtl/>
-        </w:rPr>
-        <w:t>.</w:t>
-      </w:r>
-      <w:r>
-        <w:rPr>
-          <w:rtl/>
-        </w:rPr>
-        <w:t xml:space="preserve"> </w:t>
-      </w:r>
-      <w:r>
-        <w:rPr>
-          <w:rtl/>
-        </w:rPr>
-        <w:t>»</w:t>
-      </w:r>
-      <w:proofErr w:type="gramEnd"/>
-      <w:r>
-        <w:rPr>
-          <w:rtl/>
-        </w:rPr>
-        <w:t xml:space="preserve"> (1 يوحنا 5: 4).</w:t>
-      </w:r>
-    </w:p>
-    <w:p>
-      <w:pPr>
-        <w:jc w:val="both"/>
-        <w:rPr>
-          <w:rtl/>
-        </w:rPr>
-      </w:pPr>
-      <w:r>
-        <w:rPr>
-          <w:rtl/>
-        </w:rPr>
-        <w:t>إذا كنا نسلك في الحياة العملية في الأعمال الصالحة التي سبق الله فأعدها (قارن أفسس 2: 10) ونكرس الوقت اللازم للخدمة للرب - سواء في الإنجيل أو لخاصته - فسنُحفظ من فرص عديدة يمكن لشهوة العيون فيها أن تجرفنا بعيداً عنه.</w:t>
-      </w:r>
-    </w:p>
-    <w:p>
-      <w:pPr>
-        <w:pStyle w:val="Heading2"/>
-        <w:rPr>
-          <w:rtl/>
-        </w:rPr>
-      </w:pPr>
-      <w:r>
-        <w:rPr>
-          <w:rtl/>
-        </w:rPr>
-        <w:t>2.2 لفت الانتباه إلى الذات</w:t>
-      </w:r>
-    </w:p>
-    <w:p>
-      <w:pPr>
-        <w:jc w:val="both"/>
-        <w:rPr>
-          <w:rtl/>
-        </w:rPr>
-      </w:pPr>
-      <w:r>
-        <w:rPr>
-          <w:rtl/>
-        </w:rPr>
-        <w:t xml:space="preserve">تُعرب شهوة العيون بالإضافة إلى ذلك عن نفسها في الرغبة في التأنق </w:t>
-      </w:r>
-      <w:r>
-        <w:rPr>
-          <w:rFonts w:hint="cs"/>
-          <w:rtl/>
-        </w:rPr>
-        <w:t>والمظهر البراق</w:t>
-      </w:r>
-      <w:r>
-        <w:rPr>
-          <w:rtl/>
-        </w:rPr>
-        <w:t xml:space="preserve"> أمام الآخرين. المرء يريد أن يجعل من نفسه أكثر مما هو عليه حقاً. ويمكن لشهوة العيون أن تظهر أيضاً فيما يتعلق باللباس في الإعجاب بالنفس </w:t>
-      </w:r>
-      <w:r>
-        <w:rPr>
-          <w:rFonts w:hint="cs"/>
-          <w:rtl/>
-        </w:rPr>
-        <w:t>والبُطل</w:t>
-      </w:r>
-      <w:r>
-        <w:rPr>
-          <w:rtl/>
-        </w:rPr>
-        <w:t xml:space="preserve">، أو - على </w:t>
-      </w:r>
-      <w:r>
-        <w:rPr>
-          <w:rFonts w:hint="cs"/>
-          <w:rtl/>
-        </w:rPr>
-        <w:t>ما يُقابل</w:t>
-      </w:r>
-      <w:r>
-        <w:rPr>
-          <w:rtl/>
-        </w:rPr>
-        <w:t xml:space="preserve"> </w:t>
-      </w:r>
-      <w:r>
-        <w:rPr>
-          <w:rFonts w:hint="cs"/>
-          <w:rtl/>
-        </w:rPr>
-        <w:t>البُطل</w:t>
-      </w:r>
-      <w:r>
-        <w:rPr>
-          <w:rtl/>
-        </w:rPr>
-        <w:t xml:space="preserve"> </w:t>
-      </w:r>
-      <w:r>
-        <w:rPr>
-          <w:rtl/>
-        </w:rPr>
-        <w:t>–</w:t>
-      </w:r>
-      <w:r>
-        <w:rPr>
-          <w:rtl/>
-        </w:rPr>
-        <w:t xml:space="preserve"> </w:t>
-      </w:r>
-      <w:r>
-        <w:rPr>
-          <w:rFonts w:hint="cs"/>
-          <w:rtl/>
-        </w:rPr>
-        <w:t>التراخي</w:t>
-      </w:r>
-      <w:r>
-        <w:rPr>
-          <w:rtl/>
-        </w:rPr>
-        <w:t>، حيث يسعى المرء للبروز من خلال هذا أو ذاك.</w:t>
-      </w:r>
-    </w:p>
-    <w:p>
-      <w:pPr>
-        <w:jc w:val="both"/>
-        <w:rPr>
-          <w:rtl/>
-        </w:rPr>
-      </w:pPr>
-      <w:r>
-        <w:rPr>
-          <w:rtl/>
-        </w:rPr>
-        <w:t>وتميل شهوة العيون أيضاً إلى التباهي بما يمتلكه المرء - كما فعل حزقيا عند زيارة رسل ملك بابل (إشعياء 39).</w:t>
-      </w:r>
-    </w:p>
-    <w:p>
-      <w:pPr>
-        <w:jc w:val="both"/>
-        <w:rPr>
-          <w:rtl/>
-        </w:rPr>
-      </w:pPr>
-      <w:r>
-        <w:rPr>
-          <w:rtl/>
-        </w:rPr>
-        <w:t xml:space="preserve">هل يرى "الداخلون" إلى بيت مسيحي "النور" (لوقا 8: 16)؟ هل يُستقبلون في بيت للرب فيه مكانه، حيث يعيش الزوجان باتفاق، ويُربى الأطفال </w:t>
-      </w:r>
-      <w:proofErr w:type="gramStart"/>
-      <w:r>
-        <w:rPr>
-          <w:rtl/>
-        </w:rPr>
-        <w:t>بفرح</w:t>
-      </w:r>
-      <w:proofErr w:type="gramEnd"/>
-      <w:r>
-        <w:rPr>
-          <w:rtl/>
-        </w:rPr>
-        <w:t xml:space="preserve"> ولكن لأجله؟ أم يلاحظون رفاهية مفرطة، وسعياً وراء الظواهر الخارجية والبريق للفت النظر؟</w:t>
-      </w:r>
-    </w:p>
-    <w:p>
-      <w:pPr>
-        <w:jc w:val="both"/>
-        <w:rPr>
-          <w:rtl/>
-        </w:rPr>
-      </w:pPr>
-      <w:r>
-        <w:rPr>
-          <w:rtl/>
-        </w:rPr>
-        <w:t>وهذه الرغبة في الاستعراض قد تتخذ أيضاً شكل محاولة جلب المجد والكرامة للذات. فقد رفض بولس وبرنابا ذبائح أهل لسترة بشدة (أعمال الرسل 14: 11-18). أما هيرودس فشعر بالإطراء الشديد من صراخ الشعب الذي صفق لخطابه: «صوت إله لا صوت إنسان!» (أعمال الرسل 12: 22).</w:t>
-      </w:r>
-    </w:p>
-    <w:p>
-      <w:pPr>
-        <w:jc w:val="both"/>
-        <w:rPr>
-          <w:rtl/>
-        </w:rPr>
-      </w:pPr>
-      <w:r>
-        <w:rPr>
-          <w:rtl/>
-        </w:rPr>
-        <w:t xml:space="preserve">وهناك أيضاً خطر محاولة البروز من خلال الأعمال الصالحة (متى 6: 1-4). فهناك معرفة (فكرية) «تنتفخ» - </w:t>
-      </w:r>
-      <w:r>
-        <w:rPr>
-          <w:rFonts w:hint="cs"/>
-          <w:rtl/>
-        </w:rPr>
         <w:t>تعظّم من شأن المرء</w:t>
       </w:r>
       <w:r>
         <w:rPr>
           <w:rtl/>
         </w:rPr>
-        <w:t xml:space="preserve"> أمام الآخرين - ولكنها لا تبني (1 كورنثوس 8: 2). فمن السهل الاقتباس من مجموعة من النصوص الكتابية المرتبة جيداً فيما بينها، دون أن يكون للمستمعين بركة من ذلك - وإنما يخدم ذلك أساساً إظهار معرفته الخاصة وإبراز قيمته. ورغم أن بولس أُختطف إلى السماء الثالثة وكان لديه ما يفتخر به، إلا أنه لم يفعل ذلك </w:t>
-      </w:r>
-      <w:proofErr w:type="gramStart"/>
-      <w:r>
-        <w:rPr>
-          <w:rtl/>
-        </w:rPr>
-        <w:t>«</w:t>
-      </w:r>
-      <w:r>
-        <w:rPr>
-          <w:rtl/>
-        </w:rPr>
-        <w:t xml:space="preserve"> </w:t>
-      </w:r>
-      <w:r>
-        <w:rPr>
-          <w:rtl/>
-        </w:rPr>
-        <w:t>لِئَلاَّ</w:t>
-      </w:r>
-      <w:proofErr w:type="gramEnd"/>
-      <w:r>
-        <w:rPr>
-          <w:rtl/>
-        </w:rPr>
-        <w:t xml:space="preserve"> يَظُنَّ أَحَدٌ مِنْ جِهَتِي فَوْقَ مَا يَرَانِي أَوْ يَسْمَعُ مِنِّي.</w:t>
+        <w:t xml:space="preserve"> أمام الآخرين - ولكنها لا تبني (1 كورنثوس 8: 2). فمن السهل الاقتباس من مجموعة من النصوص الكتابية المرتبة جيداً فيما بينها، دون أن يكون للمستمعين بركة من ذلك - وإنما يخدم ذلك أساساً إظهار معرفته الخاصة وإبراز قيمته. ورغم أن بولس أُختطف إلى السماء الثالثة وكان لديه ما يفتخر به، إلا أنه لم يفعل ذلك «</w:t>
+      </w:r>
+      <w:r>
+        <w:rPr>
+          <w:rtl/>
+        </w:rPr>
+        <w:t xml:space="preserve"> لِئَلاَّ يَظُنَّ أَحَدٌ مِنْ جِهَتِي فَوْقَ مَا يَرَانِي أَوْ يَسْمَعُ مِنِّي.</w:t>
       </w:r>
       <w:r>
         <w:rPr>
@@ -2734,7 +2276,7 @@
           <w:rtl/>
         </w:rPr>
       </w:pPr>
-      <w:hyperlink r:id="rId9" w:history="1">
+      <w:hyperlink r:id="rId10" w:history="1">
         <w:r>
           <w:rPr>
             <w:rStyle w:val="Hyperlink"/>
@@ -3184,7 +2726,17 @@
           <w:lang w:bidi="ar-SA"/>
           <w14:ligatures w14:val="none"/>
         </w:rPr>
-        <w:t>تُعد مرحلة البلوغ والفترة الممتدة حتى الزواج وقتاً عصيباً للشاب، يتطلب انضباطاً شخصياً مستمراً بقوة الرب. في لاويين 22: 4-7، يخاطب الله بيت هارون مبيناً أن السيل المنوي—شأنه شأن البرص في إسرائيل—كان يسبب نجاسة تستلزم التطهير، وبغروب الشمس يصير الكاهن طاهراً فيستطيع أن يأكل من الأقداس مجدداً. ألا يوضح هذا جلياً الأهمية التي يوليها الله لهذا المجال؟ ألا توجد مؤثرات كثيرة تشوش الفكر وتثير الشهوات التي قد تقود المرء إلى تعمد استثارة هذا السيل؟ إن عدم استبضاع هذه الأفعال أو إدانتها في المرة الأولى قد يحولها إلى عادة تفضي إلى العبودية والسلوك القهري، وينتج عن ذلك اضطراب نفسي، وتفقد الحياة الروحية قوتها، ويتكدر التمتع بالشركة مع الرب</w:t>
+        <w:t xml:space="preserve">تُعد مرحلة البلوغ والفترة الممتدة حتى الزواج وقتاً عصيباً للشاب، يتطلب انضباطاً شخصياً مستمراً بقوة الرب. في لاويين 22: 4-7، يخاطب الله بيت هارون مبيناً أن السيل المنوي—شأنه شأن البرص في إسرائيل—كان يسبب نجاسة تستلزم التطهير، وبغروب الشمس يصير الكاهن طاهراً فيستطيع أن يأكل من الأقداس مجدداً. ألا يوضح هذا جلياً الأهمية التي يوليها الله لهذا المجال؟ ألا توجد مؤثرات كثيرة تشوش الفكر وتثير الشهوات التي قد تقود المرء إلى تعمد استثارة هذا السيل؟ إن عدم استبضاع هذه الأفعال أو إدانتها في المرة الأولى قد يحولها إلى عادة </w:t>
+      </w:r>
+      <w:r>
+        <w:rPr>
+          <w:rFonts w:eastAsia="Times New Roman"/>
+          <w:rtl/>
+          <w:lang w:bidi="ar-SA"/>
+          <w14:ligatures w14:val="none"/>
+        </w:rPr>
+        <w:lastRenderedPageBreak/>
+        <w:t>تفضي إلى العبودية والسلوك القهري، وينتج عن ذلك اضطراب نفسي، وتفقد الحياة الروحية قوتها، ويتكدر التمتع بالشركة مع الرب</w:t>
       </w:r>
       <w:r>
         <w:rPr>
@@ -3241,31 +2793,7 @@
           <w:lang w:bidi="ar-SA"/>
           <w14:ligatures w14:val="none"/>
         </w:rPr>
-        <w:t xml:space="preserve">أَمَّا الْجَسَدُ فَلَيْسَ </w:t>
-      </w:r>
-      <w:proofErr w:type="gramStart"/>
-      <w:r>
-        <w:rPr>
-          <w:rFonts w:eastAsia="Times New Roman"/>
-          <w:b/>
-          <w:bCs/>
-          <w:rtl/>
-          <w:lang w:bidi="ar-SA"/>
-          <w14:ligatures w14:val="none"/>
-        </w:rPr>
-        <w:t>لِلزِّنَى</w:t>
-      </w:r>
-      <w:proofErr w:type="gramEnd"/>
-      <w:r>
-        <w:rPr>
-          <w:rFonts w:eastAsia="Times New Roman"/>
-          <w:b/>
-          <w:bCs/>
-          <w:rtl/>
-          <w:lang w:bidi="ar-SA"/>
-          <w14:ligatures w14:val="none"/>
-        </w:rPr>
-        <w:t xml:space="preserve"> بَلْ لِلرَّبِّ... لأَنَّكُمْ اشْتُرِيتُمْ بِثَمَنٍ. فَمَجِّدُوا اللهَ فِي أَجْسَادِكُمْ</w:t>
+        <w:t>أَمَّا الْجَسَدُ فَلَيْسَ لِلزِّنَى بَلْ لِلرَّبِّ... لأَنَّكُمْ اشْتُرِيتُمْ بِثَمَنٍ. فَمَجِّدُوا اللهَ فِي أَجْسَادِكُمْ</w:t>
       </w:r>
       <w:r>
         <w:rPr>
@@ -3382,6 +2910,144 @@
         <w:spacing w:before="100" w:beforeAutospacing="1" w:after="100" w:afterAutospacing="1" w:line="240" w:lineRule="auto"/>
         <w:jc w:val="both"/>
         <w:rPr>
+          <w:rFonts w:eastAsia="Times New Roman"/>
+          <w:b/>
+          <w:bCs/>
+          <w:rtl/>
+          <w:lang w:bidi="he-IL"/>
+          <w14:ligatures w14:val="none"/>
+        </w:rPr>
+      </w:pPr>
+      <w:r>
+        <w:rPr>
+          <w:rFonts w:eastAsia="Times New Roman"/>
+          <w:rtl/>
+          <w:lang w:bidi="ar-SA"/>
+          <w14:ligatures w14:val="none"/>
+        </w:rPr>
+        <w:t>وأشد إثماً من ذلك هو الزنى، أي دخول رجل متزوج أو امرأة متزوجة في علاقة مع طرف آخر. إن التعدي على الوصية الواردة في خروج 20: 14</w:t>
+      </w:r>
+      <w:r>
+        <w:rPr>
+          <w:rFonts w:eastAsia="Times New Roman"/>
+          <w:rtl/>
+          <w:lang w:bidi="he-IL"/>
+          <w14:ligatures w14:val="none"/>
+        </w:rPr>
+        <w:t xml:space="preserve"> </w:t>
+      </w:r>
+      <w:r>
+        <w:rPr>
+          <w:rFonts w:eastAsia="Times New Roman"/>
+          <w:b/>
+          <w:bCs/>
+          <w:lang w:bidi="he-IL"/>
+          <w14:ligatures w14:val="none"/>
+        </w:rPr>
+        <w:t>«</w:t>
+      </w:r>
+      <w:r>
+        <w:rPr>
+          <w:rFonts w:eastAsia="Times New Roman"/>
+          <w:b/>
+          <w:bCs/>
+          <w:rtl/>
+          <w:lang w:bidi="ar-SA"/>
+          <w14:ligatures w14:val="none"/>
+        </w:rPr>
+        <w:t>لاَ تَزْنِ</w:t>
+      </w:r>
+      <w:r>
+        <w:rPr>
+          <w:rFonts w:eastAsia="Times New Roman"/>
+          <w:b/>
+          <w:bCs/>
+          <w:lang w:bidi="he-IL"/>
+          <w14:ligatures w14:val="none"/>
+        </w:rPr>
+        <w:t>»</w:t>
+      </w:r>
+      <w:r>
+        <w:rPr>
+          <w:rFonts w:eastAsia="Times New Roman"/>
+          <w:lang w:bidi="he-IL"/>
+          <w14:ligatures w14:val="none"/>
+        </w:rPr>
+        <w:t xml:space="preserve"> </w:t>
+      </w:r>
+      <w:r>
+        <w:rPr>
+          <w:rFonts w:eastAsia="Times New Roman"/>
+          <w:rtl/>
+          <w:lang w:bidi="ar-SA"/>
+          <w14:ligatures w14:val="none"/>
+        </w:rPr>
+        <w:t>كانت عقوبته الموت بحسب لاويين 20: 10. وتقول الكلمة</w:t>
+      </w:r>
+      <w:r>
+        <w:rPr>
+          <w:rFonts w:eastAsia="Times New Roman"/>
+          <w:lang w:bidi="he-IL"/>
+          <w14:ligatures w14:val="none"/>
+        </w:rPr>
+        <w:t xml:space="preserve">: </w:t>
+      </w:r>
+      <w:r>
+        <w:rPr>
+          <w:rFonts w:eastAsia="Times New Roman"/>
+          <w:b/>
+          <w:bCs/>
+          <w:lang w:bidi="he-IL"/>
+          <w14:ligatures w14:val="none"/>
+        </w:rPr>
+        <w:t>«</w:t>
+      </w:r>
+      <w:r>
+        <w:rPr>
+          <w:rFonts w:eastAsia="Times New Roman"/>
+          <w:b/>
+          <w:bCs/>
+          <w:rtl/>
+          <w:lang w:bidi="ar-SA"/>
+          <w14:ligatures w14:val="none"/>
+        </w:rPr>
+        <w:t xml:space="preserve">أَيَأْخُذُ إِنسَانٌ نَاراً فِي </w:t>
+      </w:r>
+      <w:r>
+        <w:rPr>
+          <w:rFonts w:eastAsia="Times New Roman"/>
+          <w:b/>
+          <w:bCs/>
+          <w:rtl/>
+          <w:lang w:bidi="ar-SA"/>
+          <w14:ligatures w14:val="none"/>
+        </w:rPr>
+        <w:t xml:space="preserve">حِضْنِهِ </w:t>
+      </w:r>
+      <w:r>
+        <w:rPr>
+          <w:rFonts w:eastAsia="Times New Roman"/>
+          <w:b/>
+          <w:bCs/>
+          <w:rtl/>
+          <w:lang w:bidi="ar-SA"/>
+          <w14:ligatures w14:val="none"/>
+        </w:rPr>
+        <w:t xml:space="preserve">وَلاَ تَحْتَرِقُ ثِيَابُهُ؟... </w:t>
+      </w:r>
+      <w:r>
+        <w:rPr>
+          <w:rFonts w:eastAsia="Times New Roman"/>
+          <w:b/>
+          <w:bCs/>
+          <w:rtl/>
+          <w:lang w:bidi="ar-SA"/>
+          <w14:ligatures w14:val="none"/>
+        </w:rPr>
+        <w:t>هكَذَا مَنْ يَدْخُلُ عَلَى امْرَأَةِ صَاحِبِهِ.</w:t>
+      </w:r>
+      <w:r>
+        <w:rPr>
           <w:rFonts w:eastAsia="Times New Roman" w:hint="cs"/>
           <w:b/>
           <w:bCs/>
@@ -3389,23 +3055,6 @@
           <w:lang w:bidi="he-IL"/>
           <w14:ligatures w14:val="none"/>
         </w:rPr>
-      </w:pPr>
-      <w:r>
-        <w:rPr>
-          <w:rFonts w:eastAsia="Times New Roman"/>
-          <w:rtl/>
-          <w:lang w:bidi="ar-SA"/>
-          <w14:ligatures w14:val="none"/>
-        </w:rPr>
-        <w:t>وأشد إثماً من ذلك هو الزنى، أي دخول رجل متزوج أو امرأة متزوجة في علاقة مع طرف آخر. إن التعدي على الوصية الواردة في خروج 20: 14</w:t>
-      </w:r>
-      <w:r>
-        <w:rPr>
-          <w:rFonts w:eastAsia="Times New Roman"/>
-          <w:rtl/>
-          <w:lang w:bidi="he-IL"/>
-          <w14:ligatures w14:val="none"/>
-        </w:rPr>
         <w:t xml:space="preserve"> </w:t>
       </w:r>
       <w:r>
@@ -3413,6 +3062,463 @@
           <w:rFonts w:eastAsia="Times New Roman"/>
           <w:b/>
           <w:bCs/>
+          <w:rtl/>
+          <w:lang w:bidi="ar-SA"/>
+          <w14:ligatures w14:val="none"/>
+        </w:rPr>
+        <w:t xml:space="preserve">... </w:t>
+      </w:r>
+      <w:r>
+        <w:rPr>
+          <w:rFonts w:ascii="Tahoma" w:eastAsia="Times New Roman" w:hAnsi="Tahoma" w:cs="Tahoma" w:hint="cs"/>
+          <w:b/>
+          <w:bCs/>
+          <w:rtl/>
+          <w:lang w:bidi="ar-SA"/>
+          <w14:ligatures w14:val="none"/>
+        </w:rPr>
+        <w:t>﻿</w:t>
+      </w:r>
+      <w:r>
+        <w:rPr>
+          <w:rFonts w:eastAsia="Times New Roman" w:hint="cs"/>
+          <w:b/>
+          <w:bCs/>
+          <w:rtl/>
+          <w:lang w:bidi="ar-SA"/>
+          <w14:ligatures w14:val="none"/>
+        </w:rPr>
+        <w:t>أَمَّا</w:t>
+      </w:r>
+      <w:r>
+        <w:rPr>
+          <w:rFonts w:eastAsia="Times New Roman"/>
+          <w:b/>
+          <w:bCs/>
+          <w:rtl/>
+          <w:lang w:bidi="ar-SA"/>
+          <w14:ligatures w14:val="none"/>
+        </w:rPr>
+        <w:t xml:space="preserve"> </w:t>
+      </w:r>
+      <w:r>
+        <w:rPr>
+          <w:rFonts w:eastAsia="Times New Roman" w:hint="cs"/>
+          <w:b/>
+          <w:bCs/>
+          <w:rtl/>
+          <w:lang w:bidi="ar-SA"/>
+          <w14:ligatures w14:val="none"/>
+        </w:rPr>
+        <w:t>الزَّانِي</w:t>
+      </w:r>
+      <w:r>
+        <w:rPr>
+          <w:rFonts w:eastAsia="Times New Roman"/>
+          <w:b/>
+          <w:bCs/>
+          <w:rtl/>
+          <w:lang w:bidi="ar-SA"/>
+          <w14:ligatures w14:val="none"/>
+        </w:rPr>
+        <w:t xml:space="preserve"> </w:t>
+      </w:r>
+      <w:r>
+        <w:rPr>
+          <w:rFonts w:eastAsia="Times New Roman" w:hint="cs"/>
+          <w:b/>
+          <w:bCs/>
+          <w:rtl/>
+          <w:lang w:bidi="ar-SA"/>
+          <w14:ligatures w14:val="none"/>
+        </w:rPr>
+        <w:t>بِامْرَأَةٍ</w:t>
+      </w:r>
+      <w:r>
+        <w:rPr>
+          <w:rFonts w:eastAsia="Times New Roman"/>
+          <w:b/>
+          <w:bCs/>
+          <w:rtl/>
+          <w:lang w:bidi="ar-SA"/>
+          <w14:ligatures w14:val="none"/>
+        </w:rPr>
+        <w:t xml:space="preserve"> </w:t>
+      </w:r>
+      <w:r>
+        <w:rPr>
+          <w:rFonts w:eastAsia="Times New Roman" w:hint="cs"/>
+          <w:b/>
+          <w:bCs/>
+          <w:rtl/>
+          <w:lang w:bidi="ar-SA"/>
+          <w14:ligatures w14:val="none"/>
+        </w:rPr>
+        <w:t>فَعَدِيمُ</w:t>
+      </w:r>
+      <w:r>
+        <w:rPr>
+          <w:rFonts w:eastAsia="Times New Roman"/>
+          <w:b/>
+          <w:bCs/>
+          <w:rtl/>
+          <w:lang w:bidi="ar-SA"/>
+          <w14:ligatures w14:val="none"/>
+        </w:rPr>
+        <w:t xml:space="preserve"> </w:t>
+      </w:r>
+      <w:r>
+        <w:rPr>
+          <w:rFonts w:eastAsia="Times New Roman" w:hint="cs"/>
+          <w:b/>
+          <w:bCs/>
+          <w:rtl/>
+          <w:lang w:bidi="ar-SA"/>
+          <w14:ligatures w14:val="none"/>
+        </w:rPr>
+        <w:t>الْعَقْلِ</w:t>
+      </w:r>
+      <w:r>
+        <w:rPr>
+          <w:rFonts w:eastAsia="Times New Roman"/>
+          <w:b/>
+          <w:bCs/>
+          <w:rtl/>
+          <w:lang w:bidi="ar-SA"/>
+          <w14:ligatures w14:val="none"/>
+        </w:rPr>
+        <w:t xml:space="preserve">. </w:t>
+      </w:r>
+      <w:r>
+        <w:rPr>
+          <w:rFonts w:eastAsia="Times New Roman" w:hint="cs"/>
+          <w:b/>
+          <w:bCs/>
+          <w:rtl/>
+          <w:lang w:bidi="ar-SA"/>
+          <w14:ligatures w14:val="none"/>
+        </w:rPr>
+        <w:t>الْمُهْلِكُ</w:t>
+      </w:r>
+      <w:r>
+        <w:rPr>
+          <w:rFonts w:eastAsia="Times New Roman"/>
+          <w:b/>
+          <w:bCs/>
+          <w:rtl/>
+          <w:lang w:bidi="ar-SA"/>
+          <w14:ligatures w14:val="none"/>
+        </w:rPr>
+        <w:t xml:space="preserve"> </w:t>
+      </w:r>
+      <w:r>
+        <w:rPr>
+          <w:rFonts w:eastAsia="Times New Roman" w:hint="cs"/>
+          <w:b/>
+          <w:bCs/>
+          <w:rtl/>
+          <w:lang w:bidi="ar-SA"/>
+          <w14:ligatures w14:val="none"/>
+        </w:rPr>
+        <w:t>نَفْسَهُ</w:t>
+      </w:r>
+      <w:r>
+        <w:rPr>
+          <w:rFonts w:eastAsia="Times New Roman"/>
+          <w:b/>
+          <w:bCs/>
+          <w:rtl/>
+          <w:lang w:bidi="ar-SA"/>
+          <w14:ligatures w14:val="none"/>
+        </w:rPr>
+        <w:t xml:space="preserve"> </w:t>
+      </w:r>
+      <w:r>
+        <w:rPr>
+          <w:rFonts w:eastAsia="Times New Roman" w:hint="cs"/>
+          <w:b/>
+          <w:bCs/>
+          <w:rtl/>
+          <w:lang w:bidi="ar-SA"/>
+          <w14:ligatures w14:val="none"/>
+        </w:rPr>
+        <w:t>هُوَ</w:t>
+      </w:r>
+      <w:r>
+        <w:rPr>
+          <w:rFonts w:eastAsia="Times New Roman"/>
+          <w:b/>
+          <w:bCs/>
+          <w:rtl/>
+          <w:lang w:bidi="ar-SA"/>
+          <w14:ligatures w14:val="none"/>
+        </w:rPr>
+        <w:t xml:space="preserve"> </w:t>
+      </w:r>
+      <w:r>
+        <w:rPr>
+          <w:rFonts w:eastAsia="Times New Roman" w:hint="cs"/>
+          <w:b/>
+          <w:bCs/>
+          <w:rtl/>
+          <w:lang w:bidi="ar-SA"/>
+          <w14:ligatures w14:val="none"/>
+        </w:rPr>
+        <w:t>يَفْعَلُهُ</w:t>
+      </w:r>
+      <w:r>
+        <w:rPr>
+          <w:rFonts w:eastAsia="Times New Roman"/>
+          <w:b/>
+          <w:bCs/>
+          <w:rtl/>
+          <w:lang w:bidi="ar-SA"/>
+          <w14:ligatures w14:val="none"/>
+        </w:rPr>
+        <w:t xml:space="preserve">.  </w:t>
+      </w:r>
+      <w:r>
+        <w:rPr>
+          <w:rFonts w:ascii="Tahoma" w:eastAsia="Times New Roman" w:hAnsi="Tahoma" w:cs="Tahoma" w:hint="cs"/>
+          <w:b/>
+          <w:bCs/>
+          <w:rtl/>
+          <w:lang w:bidi="ar-SA"/>
+          <w14:ligatures w14:val="none"/>
+        </w:rPr>
+        <w:t>﻿</w:t>
+      </w:r>
+      <w:r>
+        <w:rPr>
+          <w:rFonts w:eastAsia="Times New Roman"/>
+          <w:b/>
+          <w:bCs/>
+          <w:rtl/>
+          <w:lang w:bidi="ar-SA"/>
+          <w14:ligatures w14:val="none"/>
+        </w:rPr>
+        <w:t>33</w:t>
+      </w:r>
+      <w:r>
+        <w:rPr>
+          <w:rFonts w:ascii="Tahoma" w:eastAsia="Times New Roman" w:hAnsi="Tahoma" w:cs="Tahoma" w:hint="cs"/>
+          <w:b/>
+          <w:bCs/>
+          <w:rtl/>
+          <w:lang w:bidi="ar-SA"/>
+          <w14:ligatures w14:val="none"/>
+        </w:rPr>
+        <w:t>﻿</w:t>
+      </w:r>
+      <w:r>
+        <w:rPr>
+          <w:rFonts w:eastAsia="Times New Roman"/>
+          <w:b/>
+          <w:bCs/>
+          <w:rtl/>
+          <w:lang w:bidi="ar-SA"/>
+          <w14:ligatures w14:val="none"/>
+        </w:rPr>
+        <w:t xml:space="preserve"> </w:t>
+      </w:r>
+      <w:r>
+        <w:rPr>
+          <w:rFonts w:ascii="Tahoma" w:eastAsia="Times New Roman" w:hAnsi="Tahoma" w:cs="Tahoma" w:hint="cs"/>
+          <w:b/>
+          <w:bCs/>
+          <w:rtl/>
+          <w:lang w:bidi="ar-SA"/>
+          <w14:ligatures w14:val="none"/>
+        </w:rPr>
+        <w:t>﻿</w:t>
+      </w:r>
+      <w:r>
+        <w:rPr>
+          <w:rFonts w:eastAsia="Times New Roman" w:hint="cs"/>
+          <w:b/>
+          <w:bCs/>
+          <w:rtl/>
+          <w:lang w:bidi="ar-SA"/>
+          <w14:ligatures w14:val="none"/>
+        </w:rPr>
+        <w:t>ضَرْبًا</w:t>
+      </w:r>
+      <w:r>
+        <w:rPr>
+          <w:rFonts w:eastAsia="Times New Roman"/>
+          <w:b/>
+          <w:bCs/>
+          <w:rtl/>
+          <w:lang w:bidi="ar-SA"/>
+          <w14:ligatures w14:val="none"/>
+        </w:rPr>
+        <w:t xml:space="preserve"> </w:t>
+      </w:r>
+      <w:r>
+        <w:rPr>
+          <w:rFonts w:eastAsia="Times New Roman" w:hint="cs"/>
+          <w:b/>
+          <w:bCs/>
+          <w:rtl/>
+          <w:lang w:bidi="ar-SA"/>
+          <w14:ligatures w14:val="none"/>
+        </w:rPr>
+        <w:t>وَخِزْيًا</w:t>
+      </w:r>
+      <w:r>
+        <w:rPr>
+          <w:rFonts w:eastAsia="Times New Roman"/>
+          <w:b/>
+          <w:bCs/>
+          <w:rtl/>
+          <w:lang w:bidi="ar-SA"/>
+          <w14:ligatures w14:val="none"/>
+        </w:rPr>
+        <w:t xml:space="preserve"> </w:t>
+      </w:r>
+      <w:r>
+        <w:rPr>
+          <w:rFonts w:eastAsia="Times New Roman" w:hint="cs"/>
+          <w:b/>
+          <w:bCs/>
+          <w:rtl/>
+          <w:lang w:bidi="ar-SA"/>
+          <w14:ligatures w14:val="none"/>
+        </w:rPr>
+        <w:t>يَجِدُ،</w:t>
+      </w:r>
+      <w:r>
+        <w:rPr>
+          <w:rFonts w:eastAsia="Times New Roman"/>
+          <w:b/>
+          <w:bCs/>
+          <w:rtl/>
+          <w:lang w:bidi="ar-SA"/>
+          <w14:ligatures w14:val="none"/>
+        </w:rPr>
+        <w:t xml:space="preserve"> </w:t>
+      </w:r>
+      <w:r>
+        <w:rPr>
+          <w:rFonts w:eastAsia="Times New Roman" w:hint="cs"/>
+          <w:b/>
+          <w:bCs/>
+          <w:rtl/>
+          <w:lang w:bidi="ar-SA"/>
+          <w14:ligatures w14:val="none"/>
+        </w:rPr>
+        <w:t>وَعَارُهُ</w:t>
+      </w:r>
+      <w:r>
+        <w:rPr>
+          <w:rFonts w:eastAsia="Times New Roman"/>
+          <w:b/>
+          <w:bCs/>
+          <w:rtl/>
+          <w:lang w:bidi="ar-SA"/>
+          <w14:ligatures w14:val="none"/>
+        </w:rPr>
+        <w:t xml:space="preserve"> </w:t>
+      </w:r>
+      <w:r>
+        <w:rPr>
+          <w:rFonts w:eastAsia="Times New Roman" w:hint="cs"/>
+          <w:b/>
+          <w:bCs/>
+          <w:rtl/>
+          <w:lang w:bidi="ar-SA"/>
+          <w14:ligatures w14:val="none"/>
+        </w:rPr>
+        <w:t>لاَ</w:t>
+      </w:r>
+      <w:r>
+        <w:rPr>
+          <w:rFonts w:eastAsia="Times New Roman"/>
+          <w:b/>
+          <w:bCs/>
+          <w:rtl/>
+          <w:lang w:bidi="ar-SA"/>
+          <w14:ligatures w14:val="none"/>
+        </w:rPr>
+        <w:t xml:space="preserve"> </w:t>
+      </w:r>
+      <w:r>
+        <w:rPr>
+          <w:rFonts w:eastAsia="Times New Roman" w:hint="cs"/>
+          <w:b/>
+          <w:bCs/>
+          <w:rtl/>
+          <w:lang w:bidi="ar-SA"/>
+          <w14:ligatures w14:val="none"/>
+        </w:rPr>
+        <w:t>يُمْحَى</w:t>
+      </w:r>
+      <w:r>
+        <w:rPr>
+          <w:rFonts w:eastAsia="Times New Roman" w:hint="cs"/>
+          <w:b/>
+          <w:bCs/>
+          <w:rtl/>
+          <w:lang w:bidi="he-IL"/>
+          <w14:ligatures w14:val="none"/>
+        </w:rPr>
+        <w:t>" (</w:t>
+      </w:r>
+      <w:r>
+        <w:rPr>
+          <w:rFonts w:eastAsia="Times New Roman"/>
+          <w:b/>
+          <w:bCs/>
+          <w:rtl/>
+          <w:lang w:bidi="ar-SA"/>
+          <w14:ligatures w14:val="none"/>
+        </w:rPr>
+        <w:t>أمثال 6: 27-33</w:t>
+      </w:r>
+      <w:r>
+        <w:rPr>
+          <w:rFonts w:eastAsia="Times New Roman" w:hint="cs"/>
+          <w:b/>
+          <w:bCs/>
+          <w:rtl/>
+          <w:lang w:bidi="he-IL"/>
+          <w14:ligatures w14:val="none"/>
+        </w:rPr>
+        <w:t>).</w:t>
+      </w:r>
+    </w:p>
+    <w:p>
+      <w:pPr>
+        <w:spacing w:before="100" w:beforeAutospacing="1" w:after="100" w:afterAutospacing="1" w:line="240" w:lineRule="auto"/>
+        <w:jc w:val="both"/>
+        <w:rPr>
+          <w:rFonts w:eastAsia="Times New Roman"/>
+          <w:lang w:bidi="he-IL"/>
+          <w14:ligatures w14:val="none"/>
+        </w:rPr>
+      </w:pPr>
+      <w:r>
+        <w:rPr>
+          <w:rFonts w:eastAsia="Times New Roman"/>
+          <w:rtl/>
+          <w:lang w:bidi="ar-SA"/>
+          <w14:ligatures w14:val="none"/>
+        </w:rPr>
+        <w:t>بل إن الرب يسوع يذهب إلى ما هو أعمق من ذلك؛ إذ ينظر إلى القلب مباشرة، فبعد أن ذكّر بوصية الشريعة، أضاف</w:t>
+      </w:r>
+      <w:r>
+        <w:rPr>
+          <w:rFonts w:eastAsia="Times New Roman"/>
+          <w:lang w:bidi="he-IL"/>
+          <w14:ligatures w14:val="none"/>
+        </w:rPr>
+        <w:t xml:space="preserve">: </w:t>
+      </w:r>
+      <w:r>
+        <w:rPr>
+          <w:rFonts w:eastAsia="Times New Roman"/>
+          <w:b/>
+          <w:bCs/>
           <w:lang w:bidi="he-IL"/>
           <w14:ligatures w14:val="none"/>
         </w:rPr>
@@ -3427,7 +3533,7 @@
           <w:lang w:bidi="ar-SA"/>
           <w14:ligatures w14:val="none"/>
         </w:rPr>
-        <w:t>لاَ تَزْنِ</w:t>
+        <w:t>وَلَكِنِّي أَقُولُ لَكُمْ: إِنَّ كُلَّ مَنْ يَنْظُرُ إِلَى امْرَأَةٍ لِيَشْتَهِيَهَا، فَقَدْ زَنَى بِهَا فِي قَلْبِهِ</w:t>
       </w:r>
       <w:r>
         <w:rPr>
@@ -3445,16 +3551,546 @@
           <w:lang w:bidi="he-IL"/>
           <w14:ligatures w14:val="none"/>
         </w:rPr>
+        <w:t xml:space="preserve"> (</w:t>
+      </w:r>
+      <w:r>
+        <w:rPr>
+          <w:rFonts w:eastAsia="Times New Roman"/>
+          <w:rtl/>
+          <w:lang w:bidi="ar-SA"/>
+          <w14:ligatures w14:val="none"/>
+        </w:rPr>
+        <w:t>متى 5: 28</w:t>
+      </w:r>
+      <w:r>
+        <w:rPr>
+          <w:rFonts w:eastAsia="Times New Roman"/>
+          <w:lang w:bidi="he-IL"/>
+          <w14:ligatures w14:val="none"/>
+        </w:rPr>
+        <w:t>)!</w:t>
+      </w:r>
+    </w:p>
+    <w:p>
+      <w:pPr>
+        <w:spacing w:before="100" w:beforeAutospacing="1" w:after="100" w:afterAutospacing="1" w:line="240" w:lineRule="auto"/>
+        <w:jc w:val="both"/>
+        <w:rPr>
+          <w:rFonts w:eastAsia="Times New Roman"/>
+          <w:lang w:bidi="he-IL"/>
+          <w14:ligatures w14:val="none"/>
+        </w:rPr>
+      </w:pPr>
+      <w:r>
+        <w:rPr>
+          <w:rFonts w:eastAsia="Times New Roman"/>
+          <w:rtl/>
+          <w:lang w:bidi="ar-SA"/>
+          <w14:ligatures w14:val="none"/>
+        </w:rPr>
+        <w:t>كما أن العلاقات بين الرجال والرجال، أو النساء والنساء، يصفها سفر لاويين 18: 22 بأنها رجس، ويدين الرسول بولس هذه الخطية في رومية 1: 27؛ فهذا شذوذ منافٍ للطبيعة، و«شهوة رديئة» (كولوسي 3: 5)</w:t>
+      </w:r>
+      <w:r>
+        <w:rPr>
+          <w:rFonts w:eastAsia="Times New Roman"/>
+          <w:lang w:bidi="he-IL"/>
+          <w14:ligatures w14:val="none"/>
+        </w:rPr>
+        <w:t>.</w:t>
+      </w:r>
+    </w:p>
+    <w:p>
+      <w:pPr>
+        <w:pStyle w:val="Heading2"/>
+        <w:rPr>
+          <w:rFonts w:eastAsia="Times New Roman"/>
+          <w:lang w:bidi="he-IL"/>
+        </w:rPr>
+      </w:pPr>
+      <w:r>
+        <w:rPr>
+          <w:rFonts w:eastAsia="Times New Roman"/>
+          <w:lang w:bidi="he-IL"/>
+        </w:rPr>
+        <w:t xml:space="preserve">3.2 </w:t>
+      </w:r>
+      <w:r>
+        <w:rPr>
+          <w:rFonts w:eastAsia="Times New Roman"/>
+          <w:rtl/>
+          <w:lang w:bidi="ar-SA"/>
+        </w:rPr>
+        <w:t>الإفراط في الأكل والشرب</w:t>
+      </w:r>
+    </w:p>
+    <w:p>
+      <w:pPr>
+        <w:spacing w:before="100" w:beforeAutospacing="1" w:after="100" w:afterAutospacing="1" w:line="240" w:lineRule="auto"/>
+        <w:jc w:val="both"/>
+        <w:rPr>
+          <w:rFonts w:eastAsia="Times New Roman"/>
+          <w:lang w:bidi="he-IL"/>
+          <w14:ligatures w14:val="none"/>
+        </w:rPr>
+      </w:pPr>
+      <w:r>
+        <w:rPr>
+          <w:rFonts w:eastAsia="Times New Roman"/>
+          <w:rtl/>
+          <w:lang w:bidi="ar-SA"/>
+          <w14:ligatures w14:val="none"/>
+        </w:rPr>
+        <w:t>عندما كان شعب إسرائيل في البرية، اشتاقت نفوسهم للعودة إلى أطعمة ضفاف النيل (خروج 16: 3؛ عدد 11: 5). عندما يهبنا الله هذه الخيرات، يمكننا أن نتقبلها من يده بشكر، لكن الخطر يكمن في الاشتياق إلى مصر—أي العالم—لإشباع رغبة جسدية</w:t>
+      </w:r>
+      <w:r>
+        <w:rPr>
+          <w:rFonts w:eastAsia="Times New Roman"/>
+          <w:lang w:bidi="he-IL"/>
+          <w14:ligatures w14:val="none"/>
+        </w:rPr>
+        <w:t>.</w:t>
+      </w:r>
+    </w:p>
+    <w:p>
+      <w:pPr>
+        <w:spacing w:before="100" w:beforeAutospacing="1" w:after="100" w:afterAutospacing="1" w:line="240" w:lineRule="auto"/>
+        <w:jc w:val="both"/>
+        <w:rPr>
+          <w:rFonts w:eastAsia="Times New Roman"/>
+          <w:lang w:bidi="he-IL"/>
+          <w14:ligatures w14:val="none"/>
+        </w:rPr>
+      </w:pPr>
+      <w:r>
+        <w:rPr>
+          <w:rFonts w:eastAsia="Times New Roman"/>
+          <w:rtl/>
+          <w:lang w:bidi="ar-SA"/>
+          <w14:ligatures w14:val="none"/>
+        </w:rPr>
+        <w:t>يذكرنا الرسول بطرس في 1 بطرس 4: 3، 4 بأن البعض قبل إيمانهم كانوا يحيون في هذا الإفراط. وحين يتنزه المؤمن بعد تجديده عن هذه الممارسات، يُلاحظ ذلك زملاؤه سريعاً، وتكون ردود أفعالهم امتحاناً للمؤمن لأنهم لا يفهمون سبب امتناعه عن مشاركتهم ملذاتهم الجسدية. يجب على المسيحي أن يقبل فكرة كونه مختلفاً عن أهل هذا العالم؛ ففي رومية 13: 13، 14 مكتوب</w:t>
+      </w:r>
+      <w:r>
+        <w:rPr>
+          <w:rFonts w:eastAsia="Times New Roman"/>
+          <w:lang w:bidi="he-IL"/>
+          <w14:ligatures w14:val="none"/>
+        </w:rPr>
+        <w:t xml:space="preserve">: </w:t>
+      </w:r>
+      <w:r>
+        <w:rPr>
+          <w:rFonts w:eastAsia="Times New Roman"/>
+          <w:b/>
+          <w:bCs/>
+          <w:lang w:bidi="he-IL"/>
+          <w14:ligatures w14:val="none"/>
+        </w:rPr>
+        <w:t>«</w:t>
+      </w:r>
+      <w:r>
+        <w:rPr>
+          <w:rFonts w:eastAsia="Times New Roman"/>
+          <w:b/>
+          <w:bCs/>
+          <w:rtl/>
+          <w:lang w:bidi="ar-SA"/>
+          <w14:ligatures w14:val="none"/>
+        </w:rPr>
+        <w:t>لِنَسْلُكْ بِبِهْمَةٍ كَمَا فِي النَّهَارِ</w:t>
+      </w:r>
+      <w:r>
+        <w:rPr>
+          <w:rFonts w:eastAsia="Times New Roman"/>
+          <w:b/>
+          <w:bCs/>
+          <w:lang w:bidi="he-IL"/>
+          <w14:ligatures w14:val="none"/>
+        </w:rPr>
+        <w:t>»</w:t>
+      </w:r>
+      <w:r>
+        <w:rPr>
+          <w:rFonts w:eastAsia="Times New Roman"/>
+          <w:rtl/>
+          <w:lang w:bidi="ar-SA"/>
+          <w14:ligatures w14:val="none"/>
+        </w:rPr>
+        <w:t>، وبعد أن يدين الرسول الإفراط في الأكل والشرب، يضيف</w:t>
+      </w:r>
+      <w:r>
+        <w:rPr>
+          <w:rFonts w:eastAsia="Times New Roman"/>
+          <w:lang w:bidi="he-IL"/>
+          <w14:ligatures w14:val="none"/>
+        </w:rPr>
+        <w:t xml:space="preserve">: </w:t>
+      </w:r>
+      <w:r>
+        <w:rPr>
+          <w:rFonts w:eastAsia="Times New Roman"/>
+          <w:b/>
+          <w:bCs/>
+          <w:lang w:bidi="he-IL"/>
+          <w14:ligatures w14:val="none"/>
+        </w:rPr>
+        <w:t>«</w:t>
+      </w:r>
+      <w:r>
+        <w:rPr>
+          <w:rFonts w:eastAsia="Times New Roman"/>
+          <w:b/>
+          <w:bCs/>
+          <w:rtl/>
+          <w:lang w:bidi="ar-SA"/>
+          <w14:ligatures w14:val="none"/>
+        </w:rPr>
+        <w:t>وَلاَ تَصْنَعُوا تَدْبِيراً لِلْجَسَدِ لأَجْلِ الشَّهَوَاتِ</w:t>
+      </w:r>
+      <w:r>
+        <w:rPr>
+          <w:rFonts w:eastAsia="Times New Roman"/>
+          <w:b/>
+          <w:bCs/>
+          <w:lang w:bidi="he-IL"/>
+          <w14:ligatures w14:val="none"/>
+        </w:rPr>
+        <w:t>»</w:t>
+      </w:r>
+      <w:r>
+        <w:rPr>
+          <w:rFonts w:eastAsia="Times New Roman"/>
+          <w:lang w:bidi="he-IL"/>
+          <w14:ligatures w14:val="none"/>
+        </w:rPr>
+        <w:t>.</w:t>
+      </w:r>
+    </w:p>
+    <w:p>
+      <w:pPr>
+        <w:spacing w:before="100" w:beforeAutospacing="1" w:after="100" w:afterAutospacing="1" w:line="240" w:lineRule="auto"/>
+        <w:jc w:val="both"/>
+        <w:rPr>
+          <w:rFonts w:eastAsia="Times New Roman"/>
+          <w:lang w:bidi="he-IL"/>
+          <w14:ligatures w14:val="none"/>
+        </w:rPr>
+      </w:pPr>
+      <w:r>
+        <w:rPr>
+          <w:rFonts w:eastAsia="Times New Roman"/>
+          <w:rtl/>
+          <w:lang w:bidi="ar-SA"/>
+          <w14:ligatures w14:val="none"/>
+        </w:rPr>
+        <w:t>في أزمنة آبائنا، كان للكحول عواقب وخيمة، فهل قلّ أثره اليوم؟ بل أضيفت إليه أمور أشد خطورة كالمخدرات والمسكرات التي تؤدي سريعاً إلى الإدمان. إن طريق الوقاية يكمن في الصحو وضبط النفس، مقترنين بالقوة التي يمنحها الله</w:t>
+      </w:r>
+      <w:r>
+        <w:rPr>
+          <w:rFonts w:eastAsia="Times New Roman"/>
+          <w:lang w:bidi="he-IL"/>
+          <w14:ligatures w14:val="none"/>
+        </w:rPr>
+        <w:t xml:space="preserve">: </w:t>
+      </w:r>
+      <w:r>
+        <w:rPr>
+          <w:rFonts w:eastAsia="Times New Roman"/>
+          <w:b/>
+          <w:bCs/>
+          <w:lang w:bidi="he-IL"/>
+          <w14:ligatures w14:val="none"/>
+        </w:rPr>
+        <w:t>«</w:t>
+      </w:r>
+      <w:r>
+        <w:rPr>
+          <w:rFonts w:eastAsia="Times New Roman"/>
+          <w:b/>
+          <w:bCs/>
+          <w:rtl/>
+          <w:lang w:bidi="ar-SA"/>
+          <w14:ligatures w14:val="none"/>
+        </w:rPr>
+        <w:t>فَإِذَا كُنْتُمْ تَأْكُلُونَ أَوْ تَشْرَبُونَ أَوْ تَفْعَلُونَ شَيْئاً، فَافْعَلُوا كُلَّ شَيْءٍ لِمَجْدِ اللهِ</w:t>
+      </w:r>
+      <w:r>
+        <w:rPr>
+          <w:rFonts w:eastAsia="Times New Roman"/>
+          <w:b/>
+          <w:bCs/>
+          <w:lang w:bidi="he-IL"/>
+          <w14:ligatures w14:val="none"/>
+        </w:rPr>
+        <w:t>»</w:t>
+      </w:r>
+      <w:r>
+        <w:rPr>
+          <w:rFonts w:eastAsia="Times New Roman"/>
+          <w:lang w:bidi="he-IL"/>
+          <w14:ligatures w14:val="none"/>
+        </w:rPr>
+        <w:t xml:space="preserve"> (1 </w:t>
+      </w:r>
+      <w:r>
+        <w:rPr>
+          <w:rFonts w:eastAsia="Times New Roman"/>
+          <w:rtl/>
+          <w:lang w:bidi="ar-SA"/>
+          <w14:ligatures w14:val="none"/>
+        </w:rPr>
+        <w:t>كورنثوس 10: 31</w:t>
+      </w:r>
+      <w:r>
+        <w:rPr>
+          <w:rFonts w:eastAsia="Times New Roman"/>
+          <w:lang w:bidi="he-IL"/>
+          <w14:ligatures w14:val="none"/>
+        </w:rPr>
+        <w:t>).</w:t>
+      </w:r>
+    </w:p>
+    <w:p>
+      <w:pPr>
+        <w:pStyle w:val="Heading2"/>
+        <w:rPr>
+          <w:rFonts w:eastAsia="Times New Roman"/>
+          <w:lang w:bidi="he-IL"/>
+        </w:rPr>
+      </w:pPr>
+      <w:r>
+        <w:rPr>
+          <w:rFonts w:eastAsia="Times New Roman"/>
+          <w:lang w:bidi="he-IL"/>
+        </w:rPr>
+        <w:lastRenderedPageBreak/>
+        <w:t xml:space="preserve">3.3 </w:t>
+      </w:r>
+      <w:r>
+        <w:rPr>
+          <w:rFonts w:eastAsia="Times New Roman"/>
+          <w:rtl/>
+          <w:lang w:bidi="ar-SA"/>
+        </w:rPr>
+        <w:t>الوسائط الإلهية للوقاية</w:t>
+      </w:r>
+    </w:p>
+    <w:p>
+      <w:pPr>
+        <w:spacing w:before="100" w:beforeAutospacing="1" w:after="100" w:afterAutospacing="1" w:line="240" w:lineRule="auto"/>
+        <w:jc w:val="both"/>
+        <w:rPr>
+          <w:rFonts w:eastAsia="Times New Roman"/>
+          <w:lang w:bidi="he-IL"/>
+          <w14:ligatures w14:val="none"/>
+        </w:rPr>
+      </w:pPr>
+      <w:r>
+        <w:rPr>
+          <w:rFonts w:eastAsia="Times New Roman"/>
+          <w:rtl/>
+          <w:lang w:bidi="ar-SA"/>
+          <w14:ligatures w14:val="none"/>
+        </w:rPr>
+        <w:t>إن التجربة الخارجية تتطلب منا أن «نقاومها»، أما إذا أُستثيرت شهوة الجسد، فالواجب الملقى على عاتقنا هو الهرب (1 كورنثوس 10: 14). ويتحدث الرسول بولس في كولوسي 3: 5 عن ضرورة أن «نميت» أعضاءنا التي على الأرض، وكلمة «إماتة» هنا تعني حرمان العضو من الغذاء حتى يضمر ويموت. فما هو «الغذء» الذي ندخله إلى نفوسنا؟ أهي المشاهد التي تجذب أنظارنا؟ أم ما نقرؤه من كتب؟ أم الأماكن التي نرتادها؟ إن كتاباً أو مجلة أو صورة قد تبدو غير ذات أثر في لحظتها، كثيراً ما تعود إلى الذاكرة لاحقاً بكل ضراوتها وشرها، وقد تقود إلى السقوط في الخطية</w:t>
+      </w:r>
+      <w:r>
+        <w:rPr>
+          <w:rFonts w:eastAsia="Times New Roman"/>
+          <w:lang w:bidi="he-IL"/>
+          <w14:ligatures w14:val="none"/>
+        </w:rPr>
+        <w:t>.</w:t>
+      </w:r>
+    </w:p>
+    <w:p>
+      <w:pPr>
+        <w:spacing w:before="100" w:beforeAutospacing="1" w:after="100" w:afterAutospacing="1" w:line="240" w:lineRule="auto"/>
+        <w:jc w:val="both"/>
+        <w:rPr>
+          <w:rFonts w:eastAsia="Times New Roman"/>
+          <w:lang w:bidi="he-IL"/>
+          <w14:ligatures w14:val="none"/>
+        </w:rPr>
+      </w:pPr>
+      <w:r>
+        <w:rPr>
+          <w:rFonts w:eastAsia="Times New Roman"/>
+          <w:rtl/>
+          <w:lang w:bidi="ar-SA"/>
+          <w14:ligatures w14:val="none"/>
+        </w:rPr>
+        <w:t>إن الرب يسوع نفسه يأمرنا قائلاً</w:t>
+      </w:r>
+      <w:r>
+        <w:rPr>
+          <w:rFonts w:eastAsia="Times New Roman"/>
+          <w:lang w:bidi="he-IL"/>
+          <w14:ligatures w14:val="none"/>
+        </w:rPr>
+        <w:t xml:space="preserve">: </w:t>
+      </w:r>
+      <w:r>
+        <w:rPr>
+          <w:rFonts w:eastAsia="Times New Roman"/>
+          <w:b/>
+          <w:bCs/>
+          <w:lang w:bidi="he-IL"/>
+          <w14:ligatures w14:val="none"/>
+        </w:rPr>
+        <w:t>«</w:t>
+      </w:r>
+      <w:r>
+        <w:rPr>
+          <w:rFonts w:eastAsia="Times New Roman"/>
+          <w:b/>
+          <w:bCs/>
+          <w:rtl/>
+          <w:lang w:bidi="ar-SA"/>
+          <w14:ligatures w14:val="none"/>
+        </w:rPr>
+        <w:t>فَإِنْ كَانَتْ عَيْنُكَ الْيُمْنَى تُعْثرُكَ فَاقْلَعْهَا وَأَلْقِهَا عَنْكَ... وَإِنْ كَانَتْ يَدُكَ الْيُمْنَى تُعْثِرُكَ فَاقْطَعْهَا وَأَلْقِهَا عَنْكَ</w:t>
+      </w:r>
+      <w:r>
+        <w:rPr>
+          <w:rFonts w:eastAsia="Times New Roman"/>
+          <w:b/>
+          <w:bCs/>
+          <w:lang w:bidi="he-IL"/>
+          <w14:ligatures w14:val="none"/>
+        </w:rPr>
+        <w:t>»</w:t>
+      </w:r>
+      <w:r>
+        <w:rPr>
+          <w:rFonts w:eastAsia="Times New Roman"/>
+          <w:lang w:bidi="he-IL"/>
+          <w14:ligatures w14:val="none"/>
+        </w:rPr>
+        <w:t xml:space="preserve"> (</w:t>
+      </w:r>
+      <w:r>
+        <w:rPr>
+          <w:rFonts w:eastAsia="Times New Roman"/>
+          <w:rtl/>
+          <w:lang w:bidi="ar-SA"/>
+          <w14:ligatures w14:val="none"/>
+        </w:rPr>
+        <w:t>متى 5: 29، 30</w:t>
+      </w:r>
+      <w:r>
+        <w:rPr>
+          <w:rFonts w:eastAsia="Times New Roman"/>
+          <w:lang w:bidi="he-IL"/>
+          <w14:ligatures w14:val="none"/>
+        </w:rPr>
+        <w:t>).</w:t>
+      </w:r>
+    </w:p>
+    <w:p>
+      <w:pPr>
+        <w:spacing w:before="100" w:beforeAutospacing="1" w:after="100" w:afterAutospacing="1" w:line="240" w:lineRule="auto"/>
+        <w:jc w:val="both"/>
+        <w:rPr>
+          <w:rFonts w:eastAsia="Times New Roman"/>
+          <w:lang w:bidi="he-IL"/>
+          <w14:ligatures w14:val="none"/>
+        </w:rPr>
+      </w:pPr>
+      <w:r>
+        <w:rPr>
+          <w:rFonts w:eastAsia="Times New Roman"/>
+          <w:rtl/>
+          <w:lang w:bidi="ar-SA"/>
+          <w14:ligatures w14:val="none"/>
+        </w:rPr>
+        <w:t>وللمؤمن الذي «يُنْجَذُ وَيَنخدِعُ مِنْ شَهْوَتِهِ» (يعقوب 1: 14)، فإن العلاج الذي تقدمه كلمة الله هو «الهرب» (بمعنى القطع الحاسم، قارن متى 5: 30). قد يكون هذا الأمر قاسياً جداً، ولكن من الذي يملك الغلبة في النفس؟ أهي محبة الرب أم إرضاء الذات؟</w:t>
+      </w:r>
+    </w:p>
+    <w:p>
+      <w:pPr>
+        <w:spacing w:before="100" w:beforeAutospacing="1" w:after="100" w:afterAutospacing="1" w:line="240" w:lineRule="auto"/>
+        <w:jc w:val="both"/>
+        <w:rPr>
+          <w:rFonts w:eastAsia="Times New Roman"/>
+          <w:lang w:bidi="he-IL"/>
+          <w14:ligatures w14:val="none"/>
+        </w:rPr>
+      </w:pPr>
+      <w:r>
+        <w:rPr>
+          <w:rFonts w:eastAsia="Times New Roman"/>
+          <w:rtl/>
+          <w:lang w:bidi="ar-SA"/>
+          <w14:ligatures w14:val="none"/>
+        </w:rPr>
+        <w:t>يحض بطرس المؤمن أن يمتنع</w:t>
+      </w:r>
+      <w:r>
+        <w:rPr>
+          <w:rFonts w:eastAsia="Times New Roman"/>
+          <w:rtl/>
+          <w:lang w:bidi="he-IL"/>
+          <w14:ligatures w14:val="none"/>
+        </w:rPr>
         <w:t xml:space="preserve"> </w:t>
       </w:r>
       <w:r>
         <w:rPr>
           <w:rFonts w:eastAsia="Times New Roman"/>
-          <w:rtl/>
-          <w:lang w:bidi="ar-SA"/>
-          <w14:ligatures w14:val="none"/>
-        </w:rPr>
-        <w:t>كانت عقوبته الموت بحسب لاويين 20: 10. وتقول الكلمة</w:t>
+          <w:b/>
+          <w:bCs/>
+          <w:lang w:bidi="he-IL"/>
+          <w14:ligatures w14:val="none"/>
+        </w:rPr>
+        <w:t>«</w:t>
+      </w:r>
+      <w:r>
+        <w:rPr>
+          <w:rFonts w:eastAsia="Times New Roman"/>
+          <w:b/>
+          <w:bCs/>
+          <w:rtl/>
+          <w:lang w:bidi="ar-SA"/>
+          <w14:ligatures w14:val="none"/>
+        </w:rPr>
+        <w:t>عَنِ الشَّهَوَاتِ الْجَسَدِيَّةِ الَّتِي تُحَارِبُ النَّفْسَ</w:t>
+      </w:r>
+      <w:r>
+        <w:rPr>
+          <w:rFonts w:eastAsia="Times New Roman"/>
+          <w:b/>
+          <w:bCs/>
+          <w:lang w:bidi="he-IL"/>
+          <w14:ligatures w14:val="none"/>
+        </w:rPr>
+        <w:t>»</w:t>
+      </w:r>
+      <w:r>
+        <w:rPr>
+          <w:rFonts w:eastAsia="Times New Roman"/>
+          <w:lang w:bidi="he-IL"/>
+          <w14:ligatures w14:val="none"/>
+        </w:rPr>
+        <w:t xml:space="preserve"> </w:t>
+      </w:r>
+      <w:r>
+        <w:rPr>
+          <w:rFonts w:eastAsia="Times New Roman"/>
+          <w:rtl/>
+          <w:lang w:bidi="he-IL"/>
+          <w14:ligatures w14:val="none"/>
+        </w:rPr>
+        <w:t>(1</w:t>
+      </w:r>
+      <w:r>
+        <w:rPr>
+          <w:rFonts w:eastAsia="Times New Roman"/>
+          <w:rtl/>
+          <w:lang w:bidi="ar-SA"/>
+          <w14:ligatures w14:val="none"/>
+        </w:rPr>
+        <w:t xml:space="preserve"> بطرس 2: 11)، ونقرأ في رومية 13: 14</w:t>
       </w:r>
       <w:r>
         <w:rPr>
@@ -3483,515 +4119,42 @@
           <w:lang w:bidi="ar-SA"/>
           <w14:ligatures w14:val="none"/>
         </w:rPr>
-        <w:t xml:space="preserve">أَيَأْخُذُ إِنسَانٌ نَاراً فِي </w:t>
-      </w:r>
-      <w:r>
-        <w:rPr>
-          <w:rFonts w:eastAsia="Times New Roman"/>
-          <w:b/>
-          <w:bCs/>
-          <w:rtl/>
-          <w:lang w:bidi="ar-SA"/>
-          <w14:ligatures w14:val="none"/>
-        </w:rPr>
-        <w:t>حِضْنِهِ</w:t>
-      </w:r>
-      <w:r>
-        <w:rPr>
-          <w:rFonts w:eastAsia="Times New Roman"/>
-          <w:b/>
-          <w:bCs/>
-          <w:rtl/>
-          <w:lang w:bidi="ar-SA"/>
-          <w14:ligatures w14:val="none"/>
-        </w:rPr>
-        <w:t xml:space="preserve"> </w:t>
-      </w:r>
-      <w:r>
-        <w:rPr>
-          <w:rFonts w:eastAsia="Times New Roman"/>
-          <w:b/>
-          <w:bCs/>
-          <w:rtl/>
-          <w:lang w:bidi="ar-SA"/>
-          <w14:ligatures w14:val="none"/>
-        </w:rPr>
-        <w:t xml:space="preserve">وَلاَ تَحْتَرِقُ </w:t>
-      </w:r>
-      <w:proofErr w:type="gramStart"/>
-      <w:r>
-        <w:rPr>
-          <w:rFonts w:eastAsia="Times New Roman"/>
-          <w:b/>
-          <w:bCs/>
-          <w:rtl/>
-          <w:lang w:bidi="ar-SA"/>
-          <w14:ligatures w14:val="none"/>
-        </w:rPr>
-        <w:t>ثِيَابُهُ؟...</w:t>
-      </w:r>
-      <w:proofErr w:type="gramEnd"/>
-      <w:r>
-        <w:rPr>
-          <w:rFonts w:eastAsia="Times New Roman"/>
-          <w:b/>
-          <w:bCs/>
-          <w:rtl/>
-          <w:lang w:bidi="ar-SA"/>
-          <w14:ligatures w14:val="none"/>
-        </w:rPr>
-        <w:t xml:space="preserve"> </w:t>
-      </w:r>
-      <w:r>
-        <w:rPr>
-          <w:rFonts w:eastAsia="Times New Roman"/>
-          <w:b/>
-          <w:bCs/>
-          <w:rtl/>
-          <w:lang w:bidi="ar-SA"/>
-          <w14:ligatures w14:val="none"/>
-        </w:rPr>
-        <w:t>هكَذَا مَنْ يَدْخُلُ عَلَى امْرَأَةِ صَاحِبِهِ.</w:t>
-      </w:r>
-      <w:r>
-        <w:rPr>
-          <w:rFonts w:eastAsia="Times New Roman" w:hint="cs"/>
-          <w:b/>
-          <w:bCs/>
-          <w:rtl/>
-          <w:lang w:bidi="he-IL"/>
-          <w14:ligatures w14:val="none"/>
-        </w:rPr>
-        <w:t xml:space="preserve"> </w:t>
-      </w:r>
-      <w:r>
-        <w:rPr>
-          <w:rFonts w:eastAsia="Times New Roman"/>
-          <w:b/>
-          <w:bCs/>
-          <w:rtl/>
-          <w:lang w:bidi="ar-SA"/>
-          <w14:ligatures w14:val="none"/>
-        </w:rPr>
-        <w:t xml:space="preserve">... </w:t>
-      </w:r>
-      <w:r>
-        <w:rPr>
-          <w:rFonts w:ascii="Tahoma" w:eastAsia="Times New Roman" w:hAnsi="Tahoma" w:cs="Tahoma" w:hint="cs"/>
-          <w:b/>
-          <w:bCs/>
-          <w:rtl/>
-          <w:lang w:bidi="ar-SA"/>
-          <w14:ligatures w14:val="none"/>
-        </w:rPr>
-        <w:t>﻿</w:t>
-      </w:r>
-      <w:r>
-        <w:rPr>
-          <w:rFonts w:eastAsia="Times New Roman" w:hint="cs"/>
-          <w:b/>
-          <w:bCs/>
-          <w:rtl/>
-          <w:lang w:bidi="ar-SA"/>
-          <w14:ligatures w14:val="none"/>
-        </w:rPr>
-        <w:t>أَمَّا</w:t>
-      </w:r>
-      <w:r>
-        <w:rPr>
-          <w:rFonts w:eastAsia="Times New Roman"/>
-          <w:b/>
-          <w:bCs/>
-          <w:rtl/>
-          <w:lang w:bidi="ar-SA"/>
-          <w14:ligatures w14:val="none"/>
-        </w:rPr>
-        <w:t xml:space="preserve"> </w:t>
-      </w:r>
-      <w:r>
-        <w:rPr>
-          <w:rFonts w:eastAsia="Times New Roman" w:hint="cs"/>
-          <w:b/>
-          <w:bCs/>
-          <w:rtl/>
-          <w:lang w:bidi="ar-SA"/>
-          <w14:ligatures w14:val="none"/>
-        </w:rPr>
-        <w:t>الزَّانِي</w:t>
-      </w:r>
-      <w:r>
-        <w:rPr>
-          <w:rFonts w:eastAsia="Times New Roman"/>
-          <w:b/>
-          <w:bCs/>
-          <w:rtl/>
-          <w:lang w:bidi="ar-SA"/>
-          <w14:ligatures w14:val="none"/>
-        </w:rPr>
-        <w:t xml:space="preserve"> </w:t>
-      </w:r>
-      <w:r>
-        <w:rPr>
-          <w:rFonts w:eastAsia="Times New Roman" w:hint="cs"/>
-          <w:b/>
-          <w:bCs/>
-          <w:rtl/>
-          <w:lang w:bidi="ar-SA"/>
-          <w14:ligatures w14:val="none"/>
-        </w:rPr>
-        <w:t>بِامْرَأَةٍ</w:t>
-      </w:r>
-      <w:r>
-        <w:rPr>
-          <w:rFonts w:eastAsia="Times New Roman"/>
-          <w:b/>
-          <w:bCs/>
-          <w:rtl/>
-          <w:lang w:bidi="ar-SA"/>
-          <w14:ligatures w14:val="none"/>
-        </w:rPr>
-        <w:t xml:space="preserve"> </w:t>
-      </w:r>
-      <w:r>
-        <w:rPr>
-          <w:rFonts w:eastAsia="Times New Roman" w:hint="cs"/>
-          <w:b/>
-          <w:bCs/>
-          <w:rtl/>
-          <w:lang w:bidi="ar-SA"/>
-          <w14:ligatures w14:val="none"/>
-        </w:rPr>
-        <w:t>فَعَدِيمُ</w:t>
-      </w:r>
-      <w:r>
-        <w:rPr>
-          <w:rFonts w:eastAsia="Times New Roman"/>
-          <w:b/>
-          <w:bCs/>
-          <w:rtl/>
-          <w:lang w:bidi="ar-SA"/>
-          <w14:ligatures w14:val="none"/>
-        </w:rPr>
-        <w:t xml:space="preserve"> </w:t>
-      </w:r>
-      <w:r>
-        <w:rPr>
-          <w:rFonts w:eastAsia="Times New Roman" w:hint="cs"/>
-          <w:b/>
-          <w:bCs/>
-          <w:rtl/>
-          <w:lang w:bidi="ar-SA"/>
-          <w14:ligatures w14:val="none"/>
-        </w:rPr>
-        <w:t>الْعَقْلِ</w:t>
-      </w:r>
-      <w:r>
-        <w:rPr>
-          <w:rFonts w:eastAsia="Times New Roman"/>
-          <w:b/>
-          <w:bCs/>
-          <w:rtl/>
-          <w:lang w:bidi="ar-SA"/>
+        <w:t>وَلاَ تَصْنَعُوا تَدْبِيراً لِلْجَسَدِ لأَجْلِ الشَّهَوَاتِ</w:t>
+      </w:r>
+      <w:r>
+        <w:rPr>
+          <w:rFonts w:eastAsia="Times New Roman"/>
+          <w:b/>
+          <w:bCs/>
+          <w:lang w:bidi="he-IL"/>
+          <w14:ligatures w14:val="none"/>
+        </w:rPr>
+        <w:t>»</w:t>
+      </w:r>
+      <w:r>
+        <w:rPr>
+          <w:rFonts w:eastAsia="Times New Roman"/>
+          <w:lang w:bidi="he-IL"/>
           <w14:ligatures w14:val="none"/>
         </w:rPr>
         <w:t xml:space="preserve">. </w:t>
       </w:r>
       <w:r>
         <w:rPr>
-          <w:rFonts w:eastAsia="Times New Roman" w:hint="cs"/>
-          <w:b/>
-          <w:bCs/>
-          <w:rtl/>
-          <w:lang w:bidi="ar-SA"/>
-          <w14:ligatures w14:val="none"/>
-        </w:rPr>
-        <w:t>الْمُهْلِكُ</w:t>
-      </w:r>
-      <w:r>
-        <w:rPr>
-          <w:rFonts w:eastAsia="Times New Roman"/>
-          <w:b/>
-          <w:bCs/>
-          <w:rtl/>
-          <w:lang w:bidi="ar-SA"/>
-          <w14:ligatures w14:val="none"/>
-        </w:rPr>
-        <w:t xml:space="preserve"> </w:t>
-      </w:r>
-      <w:r>
-        <w:rPr>
-          <w:rFonts w:eastAsia="Times New Roman" w:hint="cs"/>
-          <w:b/>
-          <w:bCs/>
-          <w:rtl/>
-          <w:lang w:bidi="ar-SA"/>
-          <w14:ligatures w14:val="none"/>
-        </w:rPr>
-        <w:t>نَفْسَهُ</w:t>
-      </w:r>
-      <w:r>
-        <w:rPr>
-          <w:rFonts w:eastAsia="Times New Roman"/>
-          <w:b/>
-          <w:bCs/>
-          <w:rtl/>
-          <w:lang w:bidi="ar-SA"/>
-          <w14:ligatures w14:val="none"/>
-        </w:rPr>
-        <w:t xml:space="preserve"> </w:t>
-      </w:r>
-      <w:r>
-        <w:rPr>
-          <w:rFonts w:eastAsia="Times New Roman" w:hint="cs"/>
-          <w:b/>
-          <w:bCs/>
-          <w:rtl/>
-          <w:lang w:bidi="ar-SA"/>
-          <w14:ligatures w14:val="none"/>
-        </w:rPr>
-        <w:t>هُوَ</w:t>
-      </w:r>
-      <w:r>
-        <w:rPr>
-          <w:rFonts w:eastAsia="Times New Roman"/>
-          <w:b/>
-          <w:bCs/>
-          <w:rtl/>
-          <w:lang w:bidi="ar-SA"/>
-          <w14:ligatures w14:val="none"/>
-        </w:rPr>
-        <w:t xml:space="preserve"> </w:t>
-      </w:r>
-      <w:r>
-        <w:rPr>
-          <w:rFonts w:eastAsia="Times New Roman" w:hint="cs"/>
-          <w:b/>
-          <w:bCs/>
-          <w:rtl/>
-          <w:lang w:bidi="ar-SA"/>
-          <w14:ligatures w14:val="none"/>
-        </w:rPr>
-        <w:t>يَفْعَلُهُ</w:t>
-      </w:r>
-      <w:r>
-        <w:rPr>
-          <w:rFonts w:eastAsia="Times New Roman"/>
-          <w:b/>
-          <w:bCs/>
-          <w:rtl/>
-          <w:lang w:bidi="ar-SA"/>
-          <w14:ligatures w14:val="none"/>
-        </w:rPr>
-        <w:t xml:space="preserve">.  </w:t>
-      </w:r>
-      <w:r>
-        <w:rPr>
-          <w:rFonts w:ascii="Tahoma" w:eastAsia="Times New Roman" w:hAnsi="Tahoma" w:cs="Tahoma" w:hint="cs"/>
-          <w:b/>
-          <w:bCs/>
-          <w:rtl/>
-          <w:lang w:bidi="ar-SA"/>
-          <w14:ligatures w14:val="none"/>
-        </w:rPr>
-        <w:t>﻿</w:t>
-      </w:r>
-      <w:r>
-        <w:rPr>
-          <w:rFonts w:eastAsia="Times New Roman"/>
-          <w:b/>
-          <w:bCs/>
-          <w:rtl/>
-          <w:lang w:bidi="ar-SA"/>
-          <w14:ligatures w14:val="none"/>
-        </w:rPr>
-        <w:t>33</w:t>
-      </w:r>
-      <w:r>
-        <w:rPr>
-          <w:rFonts w:ascii="Tahoma" w:eastAsia="Times New Roman" w:hAnsi="Tahoma" w:cs="Tahoma" w:hint="cs"/>
-          <w:b/>
-          <w:bCs/>
-          <w:rtl/>
-          <w:lang w:bidi="ar-SA"/>
-          <w14:ligatures w14:val="none"/>
-        </w:rPr>
-        <w:t>﻿</w:t>
-      </w:r>
-      <w:r>
-        <w:rPr>
-          <w:rFonts w:eastAsia="Times New Roman"/>
-          <w:b/>
-          <w:bCs/>
-          <w:rtl/>
-          <w:lang w:bidi="ar-SA"/>
-          <w14:ligatures w14:val="none"/>
-        </w:rPr>
-        <w:t xml:space="preserve"> </w:t>
-      </w:r>
-      <w:r>
-        <w:rPr>
-          <w:rFonts w:ascii="Tahoma" w:eastAsia="Times New Roman" w:hAnsi="Tahoma" w:cs="Tahoma" w:hint="cs"/>
-          <w:b/>
-          <w:bCs/>
-          <w:rtl/>
-          <w:lang w:bidi="ar-SA"/>
-          <w14:ligatures w14:val="none"/>
-        </w:rPr>
-        <w:t>﻿</w:t>
-      </w:r>
-      <w:r>
-        <w:rPr>
-          <w:rFonts w:eastAsia="Times New Roman" w:hint="cs"/>
-          <w:b/>
-          <w:bCs/>
-          <w:rtl/>
-          <w:lang w:bidi="ar-SA"/>
-          <w14:ligatures w14:val="none"/>
-        </w:rPr>
-        <w:t>ضَرْبًا</w:t>
-      </w:r>
-      <w:r>
-        <w:rPr>
-          <w:rFonts w:eastAsia="Times New Roman"/>
-          <w:b/>
-          <w:bCs/>
-          <w:rtl/>
-          <w:lang w:bidi="ar-SA"/>
-          <w14:ligatures w14:val="none"/>
-        </w:rPr>
-        <w:t xml:space="preserve"> </w:t>
-      </w:r>
-      <w:r>
-        <w:rPr>
-          <w:rFonts w:eastAsia="Times New Roman" w:hint="cs"/>
-          <w:b/>
-          <w:bCs/>
-          <w:rtl/>
-          <w:lang w:bidi="ar-SA"/>
-          <w14:ligatures w14:val="none"/>
-        </w:rPr>
-        <w:t>وَخِزْيًا</w:t>
-      </w:r>
-      <w:r>
-        <w:rPr>
-          <w:rFonts w:eastAsia="Times New Roman"/>
-          <w:b/>
-          <w:bCs/>
-          <w:rtl/>
-          <w:lang w:bidi="ar-SA"/>
-          <w14:ligatures w14:val="none"/>
-        </w:rPr>
-        <w:t xml:space="preserve"> </w:t>
-      </w:r>
-      <w:r>
-        <w:rPr>
-          <w:rFonts w:eastAsia="Times New Roman" w:hint="cs"/>
-          <w:b/>
-          <w:bCs/>
-          <w:rtl/>
-          <w:lang w:bidi="ar-SA"/>
-          <w14:ligatures w14:val="none"/>
-        </w:rPr>
-        <w:t>يَجِدُ،</w:t>
-      </w:r>
-      <w:r>
-        <w:rPr>
-          <w:rFonts w:eastAsia="Times New Roman"/>
-          <w:b/>
-          <w:bCs/>
-          <w:rtl/>
-          <w:lang w:bidi="ar-SA"/>
-          <w14:ligatures w14:val="none"/>
-        </w:rPr>
-        <w:t xml:space="preserve"> </w:t>
-      </w:r>
-      <w:r>
-        <w:rPr>
-          <w:rFonts w:eastAsia="Times New Roman" w:hint="cs"/>
-          <w:b/>
-          <w:bCs/>
-          <w:rtl/>
-          <w:lang w:bidi="ar-SA"/>
-          <w14:ligatures w14:val="none"/>
-        </w:rPr>
-        <w:t>وَعَارُهُ</w:t>
-      </w:r>
-      <w:r>
-        <w:rPr>
-          <w:rFonts w:eastAsia="Times New Roman"/>
-          <w:b/>
-          <w:bCs/>
-          <w:rtl/>
-          <w:lang w:bidi="ar-SA"/>
-          <w14:ligatures w14:val="none"/>
-        </w:rPr>
-        <w:t xml:space="preserve"> </w:t>
-      </w:r>
-      <w:r>
-        <w:rPr>
-          <w:rFonts w:eastAsia="Times New Roman" w:hint="cs"/>
-          <w:b/>
-          <w:bCs/>
-          <w:rtl/>
-          <w:lang w:bidi="ar-SA"/>
-          <w14:ligatures w14:val="none"/>
-        </w:rPr>
-        <w:t>لاَ</w:t>
-      </w:r>
-      <w:r>
-        <w:rPr>
-          <w:rFonts w:eastAsia="Times New Roman"/>
-          <w:b/>
-          <w:bCs/>
-          <w:rtl/>
-          <w:lang w:bidi="ar-SA"/>
-          <w14:ligatures w14:val="none"/>
-        </w:rPr>
-        <w:t xml:space="preserve"> </w:t>
-      </w:r>
-      <w:r>
-        <w:rPr>
-          <w:rFonts w:eastAsia="Times New Roman" w:hint="cs"/>
-          <w:b/>
-          <w:bCs/>
-          <w:rtl/>
-          <w:lang w:bidi="ar-SA"/>
-          <w14:ligatures w14:val="none"/>
-        </w:rPr>
-        <w:t>يُمْحَى</w:t>
-      </w:r>
-      <w:r>
-        <w:rPr>
-          <w:rFonts w:eastAsia="Times New Roman" w:hint="cs"/>
-          <w:b/>
-          <w:bCs/>
-          <w:rtl/>
-          <w:lang w:bidi="he-IL"/>
-          <w14:ligatures w14:val="none"/>
-        </w:rPr>
-        <w:t>" (</w:t>
-      </w:r>
-      <w:r>
-        <w:rPr>
-          <w:rFonts w:eastAsia="Times New Roman"/>
-          <w:b/>
-          <w:bCs/>
-          <w:rtl/>
-          <w:lang w:bidi="ar-SA"/>
-          <w14:ligatures w14:val="none"/>
-        </w:rPr>
-        <w:t>أمثال 6: 27-33</w:t>
-      </w:r>
-      <w:r>
-        <w:rPr>
-          <w:rFonts w:eastAsia="Times New Roman" w:hint="cs"/>
-          <w:b/>
-          <w:bCs/>
-          <w:rtl/>
-          <w:lang w:bidi="he-IL"/>
-          <w14:ligatures w14:val="none"/>
-        </w:rPr>
-        <w:t>).</w:t>
+          <w:rFonts w:eastAsia="Times New Roman"/>
+          <w:rtl/>
+          <w:lang w:bidi="ar-SA"/>
+          <w14:ligatures w14:val="none"/>
+        </w:rPr>
+        <w:t>فعندما نحرص بوعي ألا ندخل في تجربة، يستطيع الرب أن يحفظنا من السقوط</w:t>
+      </w:r>
+      <w:r>
+        <w:rPr>
+          <w:rFonts w:eastAsia="Times New Roman"/>
+          <w:lang w:bidi="he-IL"/>
+          <w14:ligatures w14:val="none"/>
+        </w:rPr>
+        <w:t>.</w:t>
       </w:r>
     </w:p>
     <w:p>
@@ -4011,71 +4174,15 @@
           <w:lang w:bidi="ar-SA"/>
           <w14:ligatures w14:val="none"/>
         </w:rPr>
-        <w:t>بل إن الرب يسوع يذهب إلى ما هو أعمق من ذلك؛ إذ ينظر إلى القلب مباشرة، فبعد أن ذكّر بوصية الشريعة، أضاف</w:t>
-      </w:r>
-      <w:r>
-        <w:rPr>
-          <w:rFonts w:eastAsia="Times New Roman"/>
-          <w:lang w:bidi="he-IL"/>
-          <w14:ligatures w14:val="none"/>
-        </w:rPr>
-        <w:t xml:space="preserve">: </w:t>
-      </w:r>
-      <w:r>
-        <w:rPr>
-          <w:rFonts w:eastAsia="Times New Roman"/>
-          <w:b/>
-          <w:bCs/>
-          <w:lang w:bidi="he-IL"/>
-          <w14:ligatures w14:val="none"/>
-        </w:rPr>
-        <w:t>«</w:t>
-      </w:r>
-      <w:r>
-        <w:rPr>
-          <w:rFonts w:eastAsia="Times New Roman"/>
-          <w:b/>
-          <w:bCs/>
-          <w:rtl/>
-          <w:lang w:bidi="ar-SA"/>
-          <w14:ligatures w14:val="none"/>
-        </w:rPr>
-        <w:t>وَلَكِنِّي أَقُولُ لَكُمْ: إِنَّ كُلَّ مَنْ يَنْظُرُ إِلَى امْرَأَةٍ لِيَشْتَهِيَهَا، فَقَدْ زَنَى بِهَا فِي قَلْبِهِ</w:t>
-      </w:r>
-      <w:r>
-        <w:rPr>
-          <w:rFonts w:eastAsia="Times New Roman"/>
-          <w:b/>
-          <w:bCs/>
-          <w:lang w:bidi="he-IL"/>
-          <w14:ligatures w14:val="none"/>
-        </w:rPr>
-        <w:t>»</w:t>
-      </w:r>
-      <w:r>
-        <w:rPr>
-          <w:rFonts w:eastAsia="Times New Roman"/>
-          <w:lang w:bidi="he-IL"/>
-          <w14:ligatures w14:val="none"/>
-        </w:rPr>
-        <w:t xml:space="preserve"> (</w:t>
-      </w:r>
-      <w:r>
-        <w:rPr>
-          <w:rFonts w:eastAsia="Times New Roman"/>
-          <w:rtl/>
-          <w:lang w:bidi="ar-SA"/>
-          <w14:ligatures w14:val="none"/>
-        </w:rPr>
-        <w:t>متى 5: 28</w:t>
-      </w:r>
-      <w:r>
-        <w:rPr>
-          <w:rFonts w:eastAsia="Times New Roman"/>
-          <w:lang w:bidi="he-IL"/>
-          <w14:ligatures w14:val="none"/>
-        </w:rPr>
-        <w:t>)!</w:t>
+        <w:t>بسبب شهوة الجسد، فقدت حياة شمشون الكثير من قيمتها بركتها. كما أن حياة داود أظلمت حتى نهايتها بسبب يوم واحد أطلق فيه العنان لنفسه؛ إذ استُثيرت الشهوة عن طريق العين، فكانت النتيجة خطية ذات عواقب وخيمة</w:t>
+      </w:r>
+      <w:r>
+        <w:rPr>
+          <w:rFonts w:eastAsia="Times New Roman"/>
+          <w:lang w:bidi="he-IL"/>
+          <w14:ligatures w14:val="none"/>
+        </w:rPr>
+        <w:t>.</w:t>
       </w:r>
     </w:p>
     <w:p>
@@ -4095,27 +4202,7 @@
           <w:lang w:bidi="ar-SA"/>
           <w14:ligatures w14:val="none"/>
         </w:rPr>
-        <w:t>كما أن العلاقات بين الرجال والرجال، أو النساء والنساء، يصفها سفر لاويين 18: 22 بأنها رجس، ويدين الرسول بولس هذه الخطية في رومية 1: 27؛ فهذا شذوذ منافٍ للطبيعة، و«شهوة رديئة» (</w:t>
-      </w:r>
-      <w:proofErr w:type="spellStart"/>
-      <w:r>
-        <w:rPr>
-          <w:rFonts w:eastAsia="Times New Roman"/>
-          <w:rtl/>
-          <w:lang w:bidi="ar-SA"/>
-          <w14:ligatures w14:val="none"/>
-        </w:rPr>
-        <w:t>كولوسي</w:t>
-      </w:r>
-      <w:proofErr w:type="spellEnd"/>
-      <w:r>
-        <w:rPr>
-          <w:rFonts w:eastAsia="Times New Roman"/>
-          <w:rtl/>
-          <w:lang w:bidi="ar-SA"/>
-          <w14:ligatures w14:val="none"/>
-        </w:rPr>
-        <w:t xml:space="preserve"> 3: 5)</w:t>
+        <w:t>ومن الوسائل الواقية أيضاً شغل الأوقات بما هو صالح؛ ولا شك أن الصدارة هنا لكلمة الله والصلاة، فهما طعام النفس ونَفَسُها. وإلى جانب ذلك، يهبنا الله أموراً صالحة كثيرة لنتمتع بها «معه» (قارن رومية 8: 32)؛ فمن النافع شغل الذهن بدراسة أو عمل مفيد، فضلاً عن أخذ قسط من الاسترخاء والتنزه في الطبيعة أو ممارسة الرياضة بقدر متزن، فكل هذه الأمور تشكل حماية تقي من انحرافات كثيرة</w:t>
       </w:r>
       <w:r>
         <w:rPr>
@@ -4128,30 +4215,6 @@
     </w:p>
     <w:p>
       <w:pPr>
-        <w:pStyle w:val="Heading2"/>
-        <w:rPr>
-          <w:rFonts w:eastAsia="Times New Roman"/>
-          <w:lang w:bidi="he-IL"/>
-        </w:rPr>
-      </w:pPr>
-      <w:r>
-        <w:rPr>
-          <w:rFonts w:eastAsia="Times New Roman"/>
-          <w:lang w:bidi="he-IL"/>
-        </w:rPr>
-        <w:t xml:space="preserve">3.2 </w:t>
-      </w:r>
-      <w:r>
-        <w:rPr>
-          <w:rFonts w:eastAsia="Times New Roman"/>
-          <w:rtl/>
-          <w:lang w:bidi="ar-SA"/>
-        </w:rPr>
-        <w:t>الإفراط في الأكل والشرب</w:t>
-      </w:r>
-    </w:p>
-    <w:p>
-      <w:pPr>
         <w:spacing w:before="100" w:beforeAutospacing="1" w:after="100" w:afterAutospacing="1" w:line="240" w:lineRule="auto"/>
         <w:jc w:val="both"/>
         <w:rPr>
@@ -4167,676 +4230,7 @@
           <w:lang w:bidi="ar-SA"/>
           <w14:ligatures w14:val="none"/>
         </w:rPr>
-        <w:t>عندما كان شعب إسرائيل في البرية، اشتاقت نفوسهم للعودة إلى أطعمة ضفاف النيل (خروج 16: 3؛ عدد 11: 5). عندما يهبنا الله هذه الخيرات، يمكننا أن نتقبلها من يده بشكر، لكن الخطر يكمن في الاشتياق إلى مصر—أي العالم—لإشباع رغبة جسدية</w:t>
-      </w:r>
-      <w:r>
-        <w:rPr>
-          <w:rFonts w:eastAsia="Times New Roman"/>
-          <w:lang w:bidi="he-IL"/>
-          <w14:ligatures w14:val="none"/>
-        </w:rPr>
-        <w:t>.</w:t>
-      </w:r>
-    </w:p>
-    <w:p>
-      <w:pPr>
-        <w:spacing w:before="100" w:beforeAutospacing="1" w:after="100" w:afterAutospacing="1" w:line="240" w:lineRule="auto"/>
-        <w:jc w:val="both"/>
-        <w:rPr>
-          <w:rFonts w:eastAsia="Times New Roman"/>
-          <w:lang w:bidi="he-IL"/>
-          <w14:ligatures w14:val="none"/>
-        </w:rPr>
-      </w:pPr>
-      <w:r>
-        <w:rPr>
-          <w:rFonts w:eastAsia="Times New Roman"/>
-          <w:rtl/>
-          <w:lang w:bidi="ar-SA"/>
-          <w14:ligatures w14:val="none"/>
-        </w:rPr>
-        <w:t>يذكرنا الرسول بطرس في 1 بطرس 4: 3، 4 بأن البعض قبل إيمانهم كانوا يحيون في هذا الإفراط. وحين يتنزه المؤمن بعد تجديده عن هذه الممارسات، يُلاحظ ذلك زملاؤه سريعاً، وتكون ردود أفعالهم امتحاناً للمؤمن لأنهم لا يفهمون سبب امتناعه عن مشاركتهم ملذاتهم الجسدية. يجب على المسيحي أن يقبل فكرة كونه مختلفاً عن أهل هذا العالم؛ ففي رومية 13: 13، 14 مكتوب</w:t>
-      </w:r>
-      <w:r>
-        <w:rPr>
-          <w:rFonts w:eastAsia="Times New Roman"/>
-          <w:lang w:bidi="he-IL"/>
-          <w14:ligatures w14:val="none"/>
-        </w:rPr>
-        <w:t xml:space="preserve">: </w:t>
-      </w:r>
-      <w:r>
-        <w:rPr>
-          <w:rFonts w:eastAsia="Times New Roman"/>
-          <w:b/>
-          <w:bCs/>
-          <w:lang w:bidi="he-IL"/>
-          <w14:ligatures w14:val="none"/>
-        </w:rPr>
-        <w:t>«</w:t>
-      </w:r>
-      <w:r>
-        <w:rPr>
-          <w:rFonts w:eastAsia="Times New Roman"/>
-          <w:b/>
-          <w:bCs/>
-          <w:rtl/>
-          <w:lang w:bidi="ar-SA"/>
-          <w14:ligatures w14:val="none"/>
-        </w:rPr>
-        <w:t>لِنَسْلُكْ بِبِهْمَةٍ كَمَا فِي النَّهَارِ</w:t>
-      </w:r>
-      <w:r>
-        <w:rPr>
-          <w:rFonts w:eastAsia="Times New Roman"/>
-          <w:b/>
-          <w:bCs/>
-          <w:lang w:bidi="he-IL"/>
-          <w14:ligatures w14:val="none"/>
-        </w:rPr>
-        <w:t>»</w:t>
-      </w:r>
-      <w:r>
-        <w:rPr>
-          <w:rFonts w:eastAsia="Times New Roman"/>
-          <w:rtl/>
-          <w:lang w:bidi="ar-SA"/>
-          <w14:ligatures w14:val="none"/>
-        </w:rPr>
-        <w:t>، وبعد أن يدين الرسول الإفراط في الأكل والشرب، يضيف</w:t>
-      </w:r>
-      <w:r>
-        <w:rPr>
-          <w:rFonts w:eastAsia="Times New Roman"/>
-          <w:lang w:bidi="he-IL"/>
-          <w14:ligatures w14:val="none"/>
-        </w:rPr>
-        <w:t xml:space="preserve">: </w:t>
-      </w:r>
-      <w:r>
-        <w:rPr>
-          <w:rFonts w:eastAsia="Times New Roman"/>
-          <w:b/>
-          <w:bCs/>
-          <w:lang w:bidi="he-IL"/>
-          <w14:ligatures w14:val="none"/>
-        </w:rPr>
-        <w:t>«</w:t>
-      </w:r>
-      <w:r>
-        <w:rPr>
-          <w:rFonts w:eastAsia="Times New Roman"/>
-          <w:b/>
-          <w:bCs/>
-          <w:rtl/>
-          <w:lang w:bidi="ar-SA"/>
-          <w14:ligatures w14:val="none"/>
-        </w:rPr>
-        <w:t>وَلاَ تَصْنَعُوا تَدْبِيراً لِلْجَسَدِ لأَجْلِ الشَّهَوَاتِ</w:t>
-      </w:r>
-      <w:r>
-        <w:rPr>
-          <w:rFonts w:eastAsia="Times New Roman"/>
-          <w:b/>
-          <w:bCs/>
-          <w:lang w:bidi="he-IL"/>
-          <w14:ligatures w14:val="none"/>
-        </w:rPr>
-        <w:t>»</w:t>
-      </w:r>
-      <w:r>
-        <w:rPr>
-          <w:rFonts w:eastAsia="Times New Roman"/>
-          <w:lang w:bidi="he-IL"/>
-          <w14:ligatures w14:val="none"/>
-        </w:rPr>
-        <w:t>.</w:t>
-      </w:r>
-    </w:p>
-    <w:p>
-      <w:pPr>
-        <w:spacing w:before="100" w:beforeAutospacing="1" w:after="100" w:afterAutospacing="1" w:line="240" w:lineRule="auto"/>
-        <w:jc w:val="both"/>
-        <w:rPr>
-          <w:rFonts w:eastAsia="Times New Roman"/>
-          <w:lang w:bidi="he-IL"/>
-          <w14:ligatures w14:val="none"/>
-        </w:rPr>
-      </w:pPr>
-      <w:r>
-        <w:rPr>
-          <w:rFonts w:eastAsia="Times New Roman"/>
-          <w:rtl/>
-          <w:lang w:bidi="ar-SA"/>
-          <w14:ligatures w14:val="none"/>
-        </w:rPr>
-        <w:t>في أزمنة آبائنا، كان للكحول عواقب وخيمة، فهل قلّ أثره اليوم؟ بل أضيفت إليه أمور أشد خطورة كالمخدرات والمسكرات التي تؤدي سريعاً إلى الإدمان. إن طريق الوقاية يكمن في الصحو وضبط النفس، مقترنين بالقوة التي يمنحها الله</w:t>
-      </w:r>
-      <w:r>
-        <w:rPr>
-          <w:rFonts w:eastAsia="Times New Roman"/>
-          <w:lang w:bidi="he-IL"/>
-          <w14:ligatures w14:val="none"/>
-        </w:rPr>
-        <w:t xml:space="preserve">: </w:t>
-      </w:r>
-      <w:r>
-        <w:rPr>
-          <w:rFonts w:eastAsia="Times New Roman"/>
-          <w:b/>
-          <w:bCs/>
-          <w:lang w:bidi="he-IL"/>
-          <w14:ligatures w14:val="none"/>
-        </w:rPr>
-        <w:t>«</w:t>
-      </w:r>
-      <w:r>
-        <w:rPr>
-          <w:rFonts w:eastAsia="Times New Roman"/>
-          <w:b/>
-          <w:bCs/>
-          <w:rtl/>
-          <w:lang w:bidi="ar-SA"/>
-          <w14:ligatures w14:val="none"/>
-        </w:rPr>
-        <w:t>فَإِذَا كُنْتُمْ تَأْكُلُونَ أَوْ تَشْرَبُونَ أَوْ تَفْعَلُونَ شَيْئاً، فَافْعَلُوا كُلَّ شَيْءٍ لِمَجْدِ اللهِ</w:t>
-      </w:r>
-      <w:r>
-        <w:rPr>
-          <w:rFonts w:eastAsia="Times New Roman"/>
-          <w:b/>
-          <w:bCs/>
-          <w:lang w:bidi="he-IL"/>
-          <w14:ligatures w14:val="none"/>
-        </w:rPr>
-        <w:t>»</w:t>
-      </w:r>
-      <w:r>
-        <w:rPr>
-          <w:rFonts w:eastAsia="Times New Roman"/>
-          <w:lang w:bidi="he-IL"/>
-          <w14:ligatures w14:val="none"/>
-        </w:rPr>
-        <w:t xml:space="preserve"> (1 </w:t>
-      </w:r>
-      <w:r>
-        <w:rPr>
-          <w:rFonts w:eastAsia="Times New Roman"/>
-          <w:rtl/>
-          <w:lang w:bidi="ar-SA"/>
-          <w14:ligatures w14:val="none"/>
-        </w:rPr>
-        <w:t>كورنثوس 10: 31</w:t>
-      </w:r>
-      <w:r>
-        <w:rPr>
-          <w:rFonts w:eastAsia="Times New Roman"/>
-          <w:lang w:bidi="he-IL"/>
-          <w14:ligatures w14:val="none"/>
-        </w:rPr>
-        <w:t>).</w:t>
-      </w:r>
-    </w:p>
-    <w:p>
-      <w:pPr>
-        <w:pStyle w:val="Heading2"/>
-        <w:rPr>
-          <w:rFonts w:eastAsia="Times New Roman"/>
-          <w:lang w:bidi="he-IL"/>
-        </w:rPr>
-      </w:pPr>
-      <w:r>
-        <w:rPr>
-          <w:rFonts w:eastAsia="Times New Roman"/>
-          <w:lang w:bidi="he-IL"/>
-        </w:rPr>
-        <w:t xml:space="preserve">3.3 </w:t>
-      </w:r>
-      <w:r>
-        <w:rPr>
-          <w:rFonts w:eastAsia="Times New Roman"/>
-          <w:rtl/>
-          <w:lang w:bidi="ar-SA"/>
-        </w:rPr>
-        <w:t>الوسائط الإلهية للوقاية</w:t>
-      </w:r>
-    </w:p>
-    <w:p>
-      <w:pPr>
-        <w:spacing w:before="100" w:beforeAutospacing="1" w:after="100" w:afterAutospacing="1" w:line="240" w:lineRule="auto"/>
-        <w:jc w:val="both"/>
-        <w:rPr>
-          <w:rFonts w:eastAsia="Times New Roman"/>
-          <w:lang w:bidi="he-IL"/>
-          <w14:ligatures w14:val="none"/>
-        </w:rPr>
-      </w:pPr>
-      <w:r>
-        <w:rPr>
-          <w:rFonts w:eastAsia="Times New Roman"/>
-          <w:rtl/>
-          <w:lang w:bidi="ar-SA"/>
-          <w14:ligatures w14:val="none"/>
-        </w:rPr>
-        <w:t xml:space="preserve">إن التجربة الخارجية تتطلب منا أن «نقاومها»، أما إذا </w:t>
-      </w:r>
-      <w:proofErr w:type="spellStart"/>
-      <w:r>
-        <w:rPr>
-          <w:rFonts w:eastAsia="Times New Roman"/>
-          <w:rtl/>
-          <w:lang w:bidi="ar-SA"/>
-          <w14:ligatures w14:val="none"/>
-        </w:rPr>
-        <w:t>أُستثيرت</w:t>
-      </w:r>
-      <w:proofErr w:type="spellEnd"/>
-      <w:r>
-        <w:rPr>
-          <w:rFonts w:eastAsia="Times New Roman"/>
-          <w:rtl/>
-          <w:lang w:bidi="ar-SA"/>
-          <w14:ligatures w14:val="none"/>
-        </w:rPr>
-        <w:t xml:space="preserve"> شهوة الجسد، فالواجب الملقى على عاتقنا هو الهرب (1 كورنثوس 10: 14). ويتحدث الرسول بولس في </w:t>
-      </w:r>
-      <w:proofErr w:type="spellStart"/>
-      <w:r>
-        <w:rPr>
-          <w:rFonts w:eastAsia="Times New Roman"/>
-          <w:rtl/>
-          <w:lang w:bidi="ar-SA"/>
-          <w14:ligatures w14:val="none"/>
-        </w:rPr>
-        <w:t>كولوسي</w:t>
-      </w:r>
-      <w:proofErr w:type="spellEnd"/>
-      <w:r>
-        <w:rPr>
-          <w:rFonts w:eastAsia="Times New Roman"/>
-          <w:rtl/>
-          <w:lang w:bidi="ar-SA"/>
-          <w14:ligatures w14:val="none"/>
-        </w:rPr>
-        <w:t xml:space="preserve"> 3: 5 عن ضرورة أن «نميت» أعضاءنا التي على الأرض، وكلمة «إماتة» هنا تعني حرمان العضو من الغذاء حتى يضمر ويموت. فما هو «</w:t>
-      </w:r>
-      <w:proofErr w:type="spellStart"/>
-      <w:r>
-        <w:rPr>
-          <w:rFonts w:eastAsia="Times New Roman"/>
-          <w:rtl/>
-          <w:lang w:bidi="ar-SA"/>
-          <w14:ligatures w14:val="none"/>
-        </w:rPr>
-        <w:t>الغذء</w:t>
-      </w:r>
-      <w:proofErr w:type="spellEnd"/>
-      <w:r>
-        <w:rPr>
-          <w:rFonts w:eastAsia="Times New Roman"/>
-          <w:rtl/>
-          <w:lang w:bidi="ar-SA"/>
-          <w14:ligatures w14:val="none"/>
-        </w:rPr>
-        <w:t>» الذي ندخله إلى نفوسنا؟ أهي المشاهد التي تجذب أنظارنا؟ أم ما نقرؤه من كتب؟ أم الأماكن التي نرتادها؟ إن كتاباً أو مجلة أو صورة قد تبدو غير ذات أثر في لحظتها، كثيراً ما تعود إلى الذاكرة لاحقاً بكل ضراوتها وشرها، وقد تقود إلى السقوط في الخطية</w:t>
-      </w:r>
-      <w:r>
-        <w:rPr>
-          <w:rFonts w:eastAsia="Times New Roman"/>
-          <w:lang w:bidi="he-IL"/>
-          <w14:ligatures w14:val="none"/>
-        </w:rPr>
-        <w:t>.</w:t>
-      </w:r>
-    </w:p>
-    <w:p>
-      <w:pPr>
-        <w:spacing w:before="100" w:beforeAutospacing="1" w:after="100" w:afterAutospacing="1" w:line="240" w:lineRule="auto"/>
-        <w:jc w:val="both"/>
-        <w:rPr>
-          <w:rFonts w:eastAsia="Times New Roman"/>
-          <w:lang w:bidi="he-IL"/>
-          <w14:ligatures w14:val="none"/>
-        </w:rPr>
-      </w:pPr>
-      <w:r>
-        <w:rPr>
-          <w:rFonts w:eastAsia="Times New Roman"/>
-          <w:rtl/>
-          <w:lang w:bidi="ar-SA"/>
-          <w14:ligatures w14:val="none"/>
-        </w:rPr>
-        <w:t>إن الرب يسوع نفسه يأمرنا قائلاً</w:t>
-      </w:r>
-      <w:r>
-        <w:rPr>
-          <w:rFonts w:eastAsia="Times New Roman"/>
-          <w:lang w:bidi="he-IL"/>
-          <w14:ligatures w14:val="none"/>
-        </w:rPr>
-        <w:t xml:space="preserve">: </w:t>
-      </w:r>
-      <w:r>
-        <w:rPr>
-          <w:rFonts w:eastAsia="Times New Roman"/>
-          <w:b/>
-          <w:bCs/>
-          <w:lang w:bidi="he-IL"/>
-          <w14:ligatures w14:val="none"/>
-        </w:rPr>
-        <w:t>«</w:t>
-      </w:r>
-      <w:r>
-        <w:rPr>
-          <w:rFonts w:eastAsia="Times New Roman"/>
-          <w:b/>
-          <w:bCs/>
-          <w:rtl/>
-          <w:lang w:bidi="ar-SA"/>
-          <w14:ligatures w14:val="none"/>
-        </w:rPr>
-        <w:t>فَإِنْ كَانَتْ عَيْنُكَ الْيُمْنَى تُعْثرُكَ فَاقْلَعْهَا وَأَلْقِهَا عَنْكَ... وَإِنْ كَانَتْ يَدُكَ الْيُمْنَى تُعْثِرُكَ فَاقْطَعْهَا وَأَلْقِهَا عَنْكَ</w:t>
-      </w:r>
-      <w:r>
-        <w:rPr>
-          <w:rFonts w:eastAsia="Times New Roman"/>
-          <w:b/>
-          <w:bCs/>
-          <w:lang w:bidi="he-IL"/>
-          <w14:ligatures w14:val="none"/>
-        </w:rPr>
-        <w:t>»</w:t>
-      </w:r>
-      <w:r>
-        <w:rPr>
-          <w:rFonts w:eastAsia="Times New Roman"/>
-          <w:lang w:bidi="he-IL"/>
-          <w14:ligatures w14:val="none"/>
-        </w:rPr>
-        <w:t xml:space="preserve"> (</w:t>
-      </w:r>
-      <w:r>
-        <w:rPr>
-          <w:rFonts w:eastAsia="Times New Roman"/>
-          <w:rtl/>
-          <w:lang w:bidi="ar-SA"/>
-          <w14:ligatures w14:val="none"/>
-        </w:rPr>
-        <w:t>متى 5: 29، 30</w:t>
-      </w:r>
-      <w:r>
-        <w:rPr>
-          <w:rFonts w:eastAsia="Times New Roman"/>
-          <w:lang w:bidi="he-IL"/>
-          <w14:ligatures w14:val="none"/>
-        </w:rPr>
-        <w:t>).</w:t>
-      </w:r>
-    </w:p>
-    <w:p>
-      <w:pPr>
-        <w:spacing w:before="100" w:beforeAutospacing="1" w:after="100" w:afterAutospacing="1" w:line="240" w:lineRule="auto"/>
-        <w:jc w:val="both"/>
-        <w:rPr>
-          <w:rFonts w:eastAsia="Times New Roman"/>
-          <w:lang w:bidi="he-IL"/>
-          <w14:ligatures w14:val="none"/>
-        </w:rPr>
-      </w:pPr>
-      <w:r>
-        <w:rPr>
-          <w:rFonts w:eastAsia="Times New Roman"/>
-          <w:rtl/>
-          <w:lang w:bidi="ar-SA"/>
-          <w14:ligatures w14:val="none"/>
-        </w:rPr>
-        <w:t>وللمؤمن الذي «يُنْجَذُ وَيَنخدِعُ مِنْ شَهْوَتِهِ» (يعقوب 1: 14)، فإن العلاج الذي تقدمه كلمة الله هو «الهرب» (بمعنى القطع الحاسم، قارن متى 5: 30). قد يكون هذا الأمر قاسياً جداً، ولكن من الذي يملك الغلبة في النفس؟ أهي محبة الرب أم إرضاء الذات؟</w:t>
-      </w:r>
-    </w:p>
-    <w:p>
-      <w:pPr>
-        <w:spacing w:before="100" w:beforeAutospacing="1" w:after="100" w:afterAutospacing="1" w:line="240" w:lineRule="auto"/>
-        <w:jc w:val="both"/>
-        <w:rPr>
-          <w:rFonts w:eastAsia="Times New Roman"/>
-          <w:lang w:bidi="he-IL"/>
-          <w14:ligatures w14:val="none"/>
-        </w:rPr>
-      </w:pPr>
-      <w:r>
-        <w:rPr>
-          <w:rFonts w:eastAsia="Times New Roman"/>
-          <w:rtl/>
-          <w:lang w:bidi="ar-SA"/>
-          <w14:ligatures w14:val="none"/>
-        </w:rPr>
-        <w:t>يحض بطرس المؤمن أن يمتنع</w:t>
-      </w:r>
-      <w:r>
-        <w:rPr>
-          <w:rFonts w:eastAsia="Times New Roman"/>
-          <w:rtl/>
-          <w:lang w:bidi="he-IL"/>
-          <w14:ligatures w14:val="none"/>
-        </w:rPr>
-        <w:t xml:space="preserve"> </w:t>
-      </w:r>
-      <w:r>
-        <w:rPr>
-          <w:rFonts w:eastAsia="Times New Roman"/>
-          <w:b/>
-          <w:bCs/>
-          <w:lang w:bidi="he-IL"/>
-          <w14:ligatures w14:val="none"/>
-        </w:rPr>
-        <w:t>«</w:t>
-      </w:r>
-      <w:r>
-        <w:rPr>
-          <w:rFonts w:eastAsia="Times New Roman"/>
-          <w:b/>
-          <w:bCs/>
-          <w:rtl/>
-          <w:lang w:bidi="ar-SA"/>
-          <w14:ligatures w14:val="none"/>
-        </w:rPr>
-        <w:t>عَنِ الشَّهَوَاتِ الْجَسَدِيَّةِ الَّتِي تُحَارِبُ النَّفْسَ</w:t>
-      </w:r>
-      <w:r>
-        <w:rPr>
-          <w:rFonts w:eastAsia="Times New Roman"/>
-          <w:b/>
-          <w:bCs/>
-          <w:lang w:bidi="he-IL"/>
-          <w14:ligatures w14:val="none"/>
-        </w:rPr>
-        <w:t>»</w:t>
-      </w:r>
-      <w:r>
-        <w:rPr>
-          <w:rFonts w:eastAsia="Times New Roman"/>
-          <w:lang w:bidi="he-IL"/>
-          <w14:ligatures w14:val="none"/>
-        </w:rPr>
-        <w:t xml:space="preserve"> </w:t>
-      </w:r>
-      <w:r>
-        <w:rPr>
-          <w:rFonts w:eastAsia="Times New Roman"/>
-          <w:rtl/>
-          <w:lang w:bidi="he-IL"/>
-          <w14:ligatures w14:val="none"/>
-        </w:rPr>
-        <w:t>(1</w:t>
-      </w:r>
-      <w:r>
-        <w:rPr>
-          <w:rFonts w:eastAsia="Times New Roman"/>
-          <w:rtl/>
-          <w:lang w:bidi="ar-SA"/>
-          <w14:ligatures w14:val="none"/>
-        </w:rPr>
-        <w:t xml:space="preserve"> بطرس 2: 11)، ونقرأ في رومية 13: 14</w:t>
-      </w:r>
-      <w:r>
-        <w:rPr>
-          <w:rFonts w:eastAsia="Times New Roman"/>
-          <w:lang w:bidi="he-IL"/>
-          <w14:ligatures w14:val="none"/>
-        </w:rPr>
-        <w:t xml:space="preserve">: </w:t>
-      </w:r>
-      <w:r>
-        <w:rPr>
-          <w:rFonts w:eastAsia="Times New Roman"/>
-          <w:b/>
-          <w:bCs/>
-          <w:lang w:bidi="he-IL"/>
-          <w14:ligatures w14:val="none"/>
-        </w:rPr>
-        <w:t>«</w:t>
-      </w:r>
-      <w:r>
-        <w:rPr>
-          <w:rFonts w:eastAsia="Times New Roman"/>
-          <w:b/>
-          <w:bCs/>
-          <w:rtl/>
-          <w:lang w:bidi="ar-SA"/>
-          <w14:ligatures w14:val="none"/>
-        </w:rPr>
-        <w:t>وَلاَ تَصْنَعُوا تَدْبِيراً لِلْجَسَدِ لأَجْلِ الشَّهَوَاتِ</w:t>
-      </w:r>
-      <w:r>
-        <w:rPr>
-          <w:rFonts w:eastAsia="Times New Roman"/>
-          <w:b/>
-          <w:bCs/>
-          <w:lang w:bidi="he-IL"/>
-          <w14:ligatures w14:val="none"/>
-        </w:rPr>
-        <w:t>»</w:t>
-      </w:r>
-      <w:r>
-        <w:rPr>
-          <w:rFonts w:eastAsia="Times New Roman"/>
-          <w:lang w:bidi="he-IL"/>
-          <w14:ligatures w14:val="none"/>
-        </w:rPr>
-        <w:t xml:space="preserve">. </w:t>
-      </w:r>
-      <w:r>
-        <w:rPr>
-          <w:rFonts w:eastAsia="Times New Roman"/>
-          <w:rtl/>
-          <w:lang w:bidi="ar-SA"/>
-          <w14:ligatures w14:val="none"/>
-        </w:rPr>
-        <w:t>فعندما نحرص بوعي ألا ندخل في تجربة، يستطيع الرب أن يحفظنا من السقوط</w:t>
-      </w:r>
-      <w:r>
-        <w:rPr>
-          <w:rFonts w:eastAsia="Times New Roman"/>
-          <w:lang w:bidi="he-IL"/>
-          <w14:ligatures w14:val="none"/>
-        </w:rPr>
-        <w:t>.</w:t>
-      </w:r>
-    </w:p>
-    <w:p>
-      <w:pPr>
-        <w:spacing w:before="100" w:beforeAutospacing="1" w:after="100" w:afterAutospacing="1" w:line="240" w:lineRule="auto"/>
-        <w:jc w:val="both"/>
-        <w:rPr>
-          <w:rFonts w:eastAsia="Times New Roman"/>
-          <w:lang w:bidi="he-IL"/>
-          <w14:ligatures w14:val="none"/>
-        </w:rPr>
-      </w:pPr>
-      <w:r>
-        <w:rPr>
-          <w:rFonts w:eastAsia="Times New Roman"/>
-          <w:rtl/>
-          <w:lang w:bidi="ar-SA"/>
-          <w14:ligatures w14:val="none"/>
-        </w:rPr>
-        <w:t>بسبب شهوة الجسد، فقدت حياة شمشون الكثير من قيمتها بركتها. كما أن حياة داود أظلمت حتى نهايتها بسبب يوم واحد أطلق فيه العنان لنفسه؛ إذ استُثيرت الشهوة عن طريق العين، فكانت النتيجة خطية ذات عواقب وخيمة</w:t>
-      </w:r>
-      <w:r>
-        <w:rPr>
-          <w:rFonts w:eastAsia="Times New Roman"/>
-          <w:lang w:bidi="he-IL"/>
-          <w14:ligatures w14:val="none"/>
-        </w:rPr>
-        <w:t>.</w:t>
-      </w:r>
-    </w:p>
-    <w:p>
-      <w:pPr>
-        <w:spacing w:before="100" w:beforeAutospacing="1" w:after="100" w:afterAutospacing="1" w:line="240" w:lineRule="auto"/>
-        <w:jc w:val="both"/>
-        <w:rPr>
-          <w:rFonts w:eastAsia="Times New Roman"/>
-          <w:lang w:bidi="he-IL"/>
-          <w14:ligatures w14:val="none"/>
-        </w:rPr>
-      </w:pPr>
-      <w:r>
-        <w:rPr>
-          <w:rFonts w:eastAsia="Times New Roman"/>
-          <w:rtl/>
-          <w:lang w:bidi="ar-SA"/>
-          <w14:ligatures w14:val="none"/>
-        </w:rPr>
-        <w:t>ومن الوسائل الواقية أيضاً شغل الأوقات بما هو صالح؛ ولا شك أن الصدارة هنا لكلمة الله والصلاة، فهما طعام النفس ونَفَسُها. وإلى جانب ذلك، يهبنا الله أموراً صالحة كثيرة لنتمتع بها «معه» (قارن رومية 8: 32)؛ فمن النافع شغل الذهن بدراسة أو عمل مفيد، فضلاً عن أخذ قسط من الاسترخاء والتنزه في الطبيعة أو ممارسة الرياضة بقدر متزن، فكل هذه الأمور تشكل حماية تقي من انحرافات كثيرة</w:t>
-      </w:r>
-      <w:r>
-        <w:rPr>
-          <w:rFonts w:eastAsia="Times New Roman"/>
-          <w:lang w:bidi="he-IL"/>
-          <w14:ligatures w14:val="none"/>
-        </w:rPr>
-        <w:t>.</w:t>
-      </w:r>
-    </w:p>
-    <w:p>
-      <w:pPr>
-        <w:spacing w:before="100" w:beforeAutospacing="1" w:after="100" w:afterAutospacing="1" w:line="240" w:lineRule="auto"/>
-        <w:jc w:val="both"/>
-        <w:rPr>
-          <w:rFonts w:eastAsia="Times New Roman"/>
-          <w:lang w:bidi="he-IL"/>
-          <w14:ligatures w14:val="none"/>
-        </w:rPr>
-      </w:pPr>
-      <w:r>
-        <w:rPr>
-          <w:rFonts w:eastAsia="Times New Roman"/>
-          <w:rtl/>
-          <w:lang w:bidi="ar-SA"/>
-          <w14:ligatures w14:val="none"/>
-        </w:rPr>
-        <w:t xml:space="preserve">لقد تركت أم </w:t>
-      </w:r>
-      <w:proofErr w:type="spellStart"/>
-      <w:r>
-        <w:rPr>
-          <w:rFonts w:eastAsia="Times New Roman"/>
-          <w:rtl/>
-          <w:lang w:bidi="ar-SA"/>
-          <w14:ligatures w14:val="none"/>
-        </w:rPr>
-        <w:t>لموئيل</w:t>
-      </w:r>
-      <w:proofErr w:type="spellEnd"/>
-      <w:r>
-        <w:rPr>
-          <w:rFonts w:eastAsia="Times New Roman"/>
-          <w:rtl/>
-          <w:lang w:bidi="ar-SA"/>
-          <w14:ligatures w14:val="none"/>
-        </w:rPr>
-        <w:t xml:space="preserve"> لابنها ثلاث نصائح قيّمة (أمثال 31: 1-9)</w:t>
+        <w:t>لقد تركت أم لموئيل لابنها ثلاث نصائح قيّمة (أمثال 31: 1-9)</w:t>
       </w:r>
       <w:r>
         <w:rPr>
@@ -4934,31 +4328,7 @@
           <w:lang w:bidi="ar-SA"/>
           <w14:ligatures w14:val="none"/>
         </w:rPr>
-        <w:t xml:space="preserve">لَيْسَ لِلْمُلُوكِ يَا </w:t>
-      </w:r>
-      <w:proofErr w:type="spellStart"/>
-      <w:r>
-        <w:rPr>
-          <w:rFonts w:eastAsia="Times New Roman"/>
-          <w:b/>
-          <w:bCs/>
-          <w:rtl/>
-          <w:lang w:bidi="ar-SA"/>
-          <w14:ligatures w14:val="none"/>
-        </w:rPr>
-        <w:t>لَمُوئِيلُ</w:t>
-      </w:r>
-      <w:proofErr w:type="spellEnd"/>
-      <w:r>
-        <w:rPr>
-          <w:rFonts w:eastAsia="Times New Roman"/>
-          <w:b/>
-          <w:bCs/>
-          <w:rtl/>
-          <w:lang w:bidi="ar-SA"/>
-          <w14:ligatures w14:val="none"/>
-        </w:rPr>
-        <w:t>، لَيْسَ لِلْمُلُوكِ أَنْ يَشْرَبُوا خَمْراً، وَلاَ لِلْعُظَمَاءِ الْمُسْكِرُ. لِئَلاَّ يَشْرَبُوا وَيَنْسَوْا المَفْرُوضَ</w:t>
+        <w:t>لَيْسَ لِلْمُلُوكِ يَا لَمُوئِيلُ، لَيْسَ لِلْمُلُوكِ أَنْ يَشْرَبُوا خَمْراً، وَلاَ لِلْعُظَمَاءِ الْمُسْكِرُ. لِئَلاَّ يَشْرَبُوا وَيَنْسَوْا المَفْرُوضَ</w:t>
       </w:r>
       <w:r>
         <w:rPr>
@@ -5062,7 +4432,17 @@
           <w:lang w:bidi="ar-SA"/>
           <w14:ligatures w14:val="none"/>
         </w:rPr>
-        <w:t>إن هذه ليست مجرد تحذيرات سلبية، بل تتضمن حثاً إيجابياً: افتح فمك لتشارك بالغنَى الذي وهبك إياه الرب يسوع؛ افتح فمك لأجل من لا يعرف الله ولا يعلم كيف يكلمه؛ افتح فمك لأجل المتروكين والمهمشين؛ افتح فمك لتنشر إنجيل النعمة. إن من يكرس وقته لخدمة الرب—باتكال عليه وبدافع المحبة له—يستطيع أن يخلص نفوساً من الموت ويُحفظ من خطايا عديدة</w:t>
+        <w:t xml:space="preserve">إن هذه ليست مجرد تحذيرات سلبية، بل تتضمن حثاً إيجابياً: افتح فمك لتشارك بالغنَى الذي وهبك إياه الرب يسوع؛ افتح فمك لأجل من لا يعرف الله ولا يعلم كيف يكلمه؛ افتح فمك لأجل المتروكين والمهمشين؛ افتح فمك </w:t>
+      </w:r>
+      <w:r>
+        <w:rPr>
+          <w:rFonts w:eastAsia="Times New Roman"/>
+          <w:rtl/>
+          <w:lang w:bidi="ar-SA"/>
+          <w14:ligatures w14:val="none"/>
+        </w:rPr>
+        <w:lastRenderedPageBreak/>
+        <w:t>لتنشر إنجيل النعمة. إن من يكرس وقته لخدمة الرب—باتكال عليه وبدافع المحبة له—يستطيع أن يخلص نفوساً من الموت ويُحفظ من خطايا عديدة</w:t>
       </w:r>
       <w:r>
         <w:rPr>
@@ -5084,7 +4464,7 @@
           <w14:ligatures w14:val="none"/>
         </w:rPr>
       </w:pPr>
-      <w:hyperlink r:id="rId10" w:history="1">
+      <w:hyperlink r:id="rId11" w:history="1">
         <w:r>
           <w:rPr>
             <w:rStyle w:val="Hyperlink"/>
@@ -5118,15 +4498,1143 @@
     </w:p>
     <w:p>
       <w:pPr>
+        <w:pStyle w:val="Heading2"/>
+        <w:rPr>
+          <w:rFonts w:eastAsia="Times New Roman"/>
+          <w:rtl/>
+          <w:lang w:bidi="ar-SA"/>
+        </w:rPr>
+      </w:pPr>
+      <w:r>
+        <w:rPr>
+          <w:rFonts w:eastAsia="Times New Roman"/>
+          <w:rtl/>
+          <w:lang w:bidi="ar-SA"/>
+        </w:rPr>
+        <w:t xml:space="preserve">4.1 الكبرياء </w:t>
+      </w:r>
+      <w:r>
+        <w:rPr>
+          <w:rFonts w:eastAsia="Times New Roman" w:hint="cs"/>
+          <w:rtl/>
+          <w:lang w:bidi="ar-SA"/>
+        </w:rPr>
+        <w:t>والتشامخ</w:t>
+      </w:r>
+      <w:r>
+        <w:rPr>
+          <w:rFonts w:eastAsia="Times New Roman"/>
+          <w:rtl/>
+          <w:lang w:bidi="ar-SA"/>
+        </w:rPr>
+        <w:t xml:space="preserve"> (الانتفاخ)</w:t>
+      </w:r>
+    </w:p>
+    <w:p>
+      <w:pPr>
         <w:spacing w:before="100" w:beforeAutospacing="1" w:after="100" w:afterAutospacing="1" w:line="240" w:lineRule="auto"/>
         <w:jc w:val="both"/>
         <w:rPr>
+          <w:rFonts w:eastAsia="Times New Roman"/>
+          <w:rtl/>
+          <w:lang w:bidi="ar-SA"/>
+          <w14:ligatures w14:val="none"/>
+        </w:rPr>
+      </w:pPr>
+      <w:r>
+        <w:rPr>
+          <w:rFonts w:eastAsia="Times New Roman"/>
+          <w:rtl/>
+          <w:lang w:bidi="ar-SA"/>
+          <w14:ligatures w14:val="none"/>
+        </w:rPr>
+        <w:t xml:space="preserve">لقد انشغلنا بشهوة العيون ورأينا كيف تدفع الإنسان </w:t>
+      </w:r>
+      <w:r>
+        <w:rPr>
           <w:rFonts w:eastAsia="Times New Roman" w:hint="cs"/>
           <w:rtl/>
           <w:lang w:bidi="ar-SA"/>
           <w14:ligatures w14:val="none"/>
         </w:rPr>
-      </w:pPr>
+        <w:t>بأن يشتهي</w:t>
+      </w:r>
+      <w:r>
+        <w:rPr>
+          <w:rFonts w:eastAsia="Times New Roman"/>
+          <w:rtl/>
+          <w:lang w:bidi="ar-SA"/>
+          <w14:ligatures w14:val="none"/>
+        </w:rPr>
+        <w:t xml:space="preserve"> غرض</w:t>
+      </w:r>
+      <w:r>
+        <w:rPr>
+          <w:rFonts w:eastAsia="Times New Roman" w:hint="cs"/>
+          <w:rtl/>
+          <w:lang w:bidi="ar-SA"/>
+          <w14:ligatures w14:val="none"/>
+        </w:rPr>
+        <w:t>ًا</w:t>
+      </w:r>
+      <w:r>
+        <w:rPr>
+          <w:rFonts w:eastAsia="Times New Roman"/>
+          <w:rtl/>
+          <w:lang w:bidi="ar-SA"/>
+          <w14:ligatures w14:val="none"/>
+        </w:rPr>
+        <w:t xml:space="preserve"> لم يُعطَ له من الله. وهناك خطرٌ آخر للوقوع في الخطية وهو شهوة الجسد؛ إذ تُغوي الإنسان بإرضاء الرغبات غير المنضبطة لطبيعتنا الرديئة.</w:t>
+      </w:r>
+    </w:p>
+    <w:p>
+      <w:pPr>
+        <w:spacing w:before="100" w:beforeAutospacing="1" w:after="100" w:afterAutospacing="1" w:line="240" w:lineRule="auto"/>
+        <w:jc w:val="both"/>
+        <w:rPr>
+          <w:rFonts w:eastAsia="Times New Roman"/>
+          <w:rtl/>
+          <w:lang w:bidi="ar-SA"/>
+          <w14:ligatures w14:val="none"/>
+        </w:rPr>
+      </w:pPr>
+      <w:r>
+        <w:rPr>
+          <w:rFonts w:eastAsia="Times New Roman"/>
+          <w:rtl/>
+          <w:lang w:bidi="ar-SA"/>
+          <w14:ligatures w14:val="none"/>
+        </w:rPr>
+        <w:t>أما الشَرّ الثالث فهو كبرياء الحياة، الذي يؤدي بالإنسان إلى أن يرفع نفسه فوق الآخرين. فالذي ينتفخ ويرتفع على هذا النحو يقع تحت «إِدَانَةِ إِبْلِيسَ» (قارن 1 تيموثاوس 3: 6)، كما يصف ذلك سفر إشعياء 14: 13-14: «وَأَنْتَ قُلْتَ فِي قَلْبِكَ: «أَصْعَدُ إِلَى السَّمَاوَاتِ. أَرْفَعُ كُرْسِيِّي فَوْقَ كَوَاكِبِ اللهِ، (...) أَصِيرُ مِثْلَ الْعَلِيِّ».</w:t>
+      </w:r>
+    </w:p>
+    <w:p>
+      <w:pPr>
+        <w:spacing w:before="100" w:beforeAutospacing="1" w:after="100" w:afterAutospacing="1" w:line="240" w:lineRule="auto"/>
+        <w:jc w:val="both"/>
+        <w:rPr>
+          <w:rFonts w:eastAsia="Times New Roman"/>
+          <w:rtl/>
+          <w:lang w:bidi="ar-SA"/>
+          <w14:ligatures w14:val="none"/>
+        </w:rPr>
+      </w:pPr>
+      <w:r>
+        <w:rPr>
+          <w:rFonts w:eastAsia="Times New Roman"/>
+          <w:rtl/>
+          <w:lang w:bidi="ar-SA"/>
+          <w14:ligatures w14:val="none"/>
+        </w:rPr>
+        <w:t>وقد عرف الشيطان كيف يهمس بهذ</w:t>
+      </w:r>
+      <w:r>
+        <w:rPr>
+          <w:rFonts w:eastAsia="Times New Roman" w:hint="cs"/>
+          <w:rtl/>
+          <w:lang w:bidi="ar-SA"/>
+          <w14:ligatures w14:val="none"/>
+        </w:rPr>
+        <w:t>ا</w:t>
+      </w:r>
+      <w:r>
+        <w:rPr>
+          <w:rFonts w:eastAsia="Times New Roman"/>
+          <w:rtl/>
+          <w:lang w:bidi="ar-SA"/>
+          <w14:ligatures w14:val="none"/>
+        </w:rPr>
+        <w:t xml:space="preserve"> الكبرياء في قلب حواء بقوله: «تَكُونُونَ كَاللّهِ» (تكوين 3: 5).</w:t>
+      </w:r>
+    </w:p>
+    <w:p>
+      <w:pPr>
+        <w:spacing w:before="100" w:beforeAutospacing="1" w:after="100" w:afterAutospacing="1" w:line="240" w:lineRule="auto"/>
+        <w:jc w:val="both"/>
+        <w:rPr>
+          <w:rFonts w:eastAsia="Times New Roman"/>
+          <w:rtl/>
+          <w:lang w:bidi="ar-SA"/>
+          <w14:ligatures w14:val="none"/>
+        </w:rPr>
+      </w:pPr>
+      <w:r>
+        <w:rPr>
+          <w:rFonts w:eastAsia="Times New Roman"/>
+          <w:rtl/>
+          <w:lang w:bidi="ar-SA"/>
+          <w14:ligatures w14:val="none"/>
+        </w:rPr>
+        <w:t xml:space="preserve">وفي نهاية تاريخ الكنيسة، تفتخر لاودكية في صورة من الكبرياء الروحي </w:t>
+      </w:r>
+      <w:r>
+        <w:rPr>
+          <w:rFonts w:eastAsia="Times New Roman" w:hint="cs"/>
+          <w:rtl/>
+          <w:lang w:bidi="ar-SA"/>
+          <w14:ligatures w14:val="none"/>
+        </w:rPr>
+        <w:t>أكثر خطورة</w:t>
+      </w:r>
+      <w:r>
+        <w:rPr>
+          <w:rFonts w:eastAsia="Times New Roman"/>
+          <w:rtl/>
+          <w:lang w:bidi="ar-SA"/>
+          <w14:ligatures w14:val="none"/>
+        </w:rPr>
+        <w:t>، وتقول: «إِنِّي أَنَا غَنِيٌّ وَقَدِ اسْتَغْنَيْتُ، وَلاَ أَحْتَاجُ إِلَى شَيْءٍ» (رؤيا 3: 17).</w:t>
+      </w:r>
+    </w:p>
+    <w:p>
+      <w:pPr>
+        <w:spacing w:before="100" w:beforeAutospacing="1" w:after="100" w:afterAutospacing="1" w:line="240" w:lineRule="auto"/>
+        <w:jc w:val="both"/>
+        <w:rPr>
+          <w:rFonts w:eastAsia="Times New Roman"/>
+          <w:rtl/>
+          <w:lang w:bidi="ar-SA"/>
+          <w14:ligatures w14:val="none"/>
+        </w:rPr>
+      </w:pPr>
+      <w:r>
+        <w:rPr>
+          <w:rFonts w:eastAsia="Times New Roman"/>
+          <w:rtl/>
+          <w:lang w:bidi="ar-SA"/>
+          <w14:ligatures w14:val="none"/>
+        </w:rPr>
+        <w:t>إن الكبرياء يتشامخ بكل شيء:</w:t>
+      </w:r>
+    </w:p>
+    <w:p>
+      <w:pPr>
+        <w:pStyle w:val="ListParagraph"/>
+        <w:numPr>
+          <w:ilvl w:val="0"/>
+          <w:numId w:val="5"/>
+        </w:numPr>
+        <w:spacing w:before="100" w:beforeAutospacing="1" w:after="100" w:afterAutospacing="1" w:line="240" w:lineRule="auto"/>
+        <w:jc w:val="both"/>
+        <w:rPr>
+          <w:rFonts w:eastAsia="Times New Roman"/>
+          <w:rtl/>
+          <w:lang w:bidi="ar-SA"/>
+          <w14:ligatures w14:val="none"/>
+        </w:rPr>
+      </w:pPr>
+      <w:r>
+        <w:rPr>
+          <w:rFonts w:eastAsia="Times New Roman"/>
+          <w:rtl/>
+          <w:lang w:bidi="ar-SA"/>
+          <w14:ligatures w14:val="none"/>
+        </w:rPr>
+        <w:t>على ما هو عليه الإنسان،</w:t>
+      </w:r>
+    </w:p>
+    <w:p>
+      <w:pPr>
+        <w:pStyle w:val="ListParagraph"/>
+        <w:numPr>
+          <w:ilvl w:val="0"/>
+          <w:numId w:val="5"/>
+        </w:numPr>
+        <w:spacing w:before="100" w:beforeAutospacing="1" w:after="100" w:afterAutospacing="1" w:line="240" w:lineRule="auto"/>
+        <w:jc w:val="both"/>
+        <w:rPr>
+          <w:rFonts w:eastAsia="Times New Roman"/>
+          <w:rtl/>
+          <w:lang w:bidi="ar-SA"/>
+          <w14:ligatures w14:val="none"/>
+        </w:rPr>
+      </w:pPr>
+      <w:r>
+        <w:rPr>
+          <w:rFonts w:eastAsia="Times New Roman"/>
+          <w:rtl/>
+          <w:lang w:bidi="ar-SA"/>
+          <w14:ligatures w14:val="none"/>
+        </w:rPr>
+        <w:t>وعلى ما يفعله،</w:t>
+      </w:r>
+    </w:p>
+    <w:p>
+      <w:pPr>
+        <w:pStyle w:val="ListParagraph"/>
+        <w:numPr>
+          <w:ilvl w:val="0"/>
+          <w:numId w:val="5"/>
+        </w:numPr>
+        <w:spacing w:before="100" w:beforeAutospacing="1" w:after="100" w:afterAutospacing="1" w:line="240" w:lineRule="auto"/>
+        <w:jc w:val="both"/>
+        <w:rPr>
+          <w:rFonts w:eastAsia="Times New Roman"/>
+          <w:rtl/>
+          <w:lang w:bidi="ar-SA"/>
+          <w14:ligatures w14:val="none"/>
+        </w:rPr>
+      </w:pPr>
+      <w:r>
+        <w:rPr>
+          <w:rFonts w:eastAsia="Times New Roman"/>
+          <w:rtl/>
+          <w:lang w:bidi="ar-SA"/>
+          <w14:ligatures w14:val="none"/>
+        </w:rPr>
+        <w:t>وعلى ما يمتلكه.</w:t>
+      </w:r>
+    </w:p>
+    <w:p>
+      <w:pPr>
+        <w:spacing w:before="100" w:beforeAutospacing="1" w:after="100" w:afterAutospacing="1" w:line="240" w:lineRule="auto"/>
+        <w:jc w:val="both"/>
+        <w:rPr>
+          <w:rFonts w:eastAsia="Times New Roman"/>
+          <w:rtl/>
+          <w:lang w:bidi="ar-SA"/>
+          <w14:ligatures w14:val="none"/>
+        </w:rPr>
+      </w:pPr>
+      <w:r>
+        <w:rPr>
+          <w:rFonts w:eastAsia="Times New Roman"/>
+          <w:rtl/>
+          <w:lang w:bidi="ar-SA"/>
+          <w14:ligatures w14:val="none"/>
+        </w:rPr>
+        <w:t>فقد يكون الإنسان ذكياً أو جميلاً أو قوياً بالطبيعة ومنذ ولادته دون أي استحقاق من جانبه، ومع ذلك يميل الكبرياء إلى التباهي والتفاخر بذلك.</w:t>
+      </w:r>
+    </w:p>
+    <w:p>
+      <w:pPr>
+        <w:spacing w:before="100" w:beforeAutospacing="1" w:after="100" w:afterAutospacing="1" w:line="240" w:lineRule="auto"/>
+        <w:jc w:val="both"/>
+        <w:rPr>
+          <w:rFonts w:eastAsia="Times New Roman"/>
+          <w:rtl/>
+          <w:lang w:bidi="ar-SA"/>
+          <w14:ligatures w14:val="none"/>
+        </w:rPr>
+      </w:pPr>
+      <w:r>
+        <w:rPr>
+          <w:rFonts w:eastAsia="Times New Roman"/>
+          <w:rtl/>
+          <w:lang w:bidi="ar-SA"/>
+          <w14:ligatures w14:val="none"/>
+        </w:rPr>
+        <w:t>إن أدونيا، ابن داود الرابع، صرّح قائلاً: «أَنَا أَمْلِكُ (...) وَكَانَ هُوَ أَيْضاً جَمِيلاً جِدّاً» (1 ملوك 1: 5-6).</w:t>
+      </w:r>
+    </w:p>
+    <w:p>
+      <w:pPr>
+        <w:spacing w:before="100" w:beforeAutospacing="1" w:after="100" w:afterAutospacing="1" w:line="240" w:lineRule="auto"/>
+        <w:jc w:val="both"/>
+        <w:rPr>
+          <w:rFonts w:eastAsia="Times New Roman"/>
+          <w:rtl/>
+          <w:lang w:bidi="ar-SA"/>
+          <w14:ligatures w14:val="none"/>
+        </w:rPr>
+      </w:pPr>
+      <w:r>
+        <w:rPr>
+          <w:rFonts w:eastAsia="Times New Roman"/>
+          <w:rtl/>
+          <w:lang w:bidi="ar-SA"/>
+          <w14:ligatures w14:val="none"/>
+        </w:rPr>
+        <w:t>والفريسي كان يصلي في نفسه بهذه الكلمات: «اَللّهُمَّ أَشْكُرُكَ أَنِّي لَسْتُ مِثْلَ بَاقِي النَّاسِ» (لوقا 18: 11).</w:t>
+      </w:r>
+    </w:p>
+    <w:p>
+      <w:pPr>
+        <w:spacing w:before="100" w:beforeAutospacing="1" w:after="100" w:afterAutospacing="1" w:line="240" w:lineRule="auto"/>
+        <w:jc w:val="both"/>
+        <w:rPr>
+          <w:rFonts w:eastAsia="Times New Roman"/>
+          <w:rtl/>
+          <w:lang w:bidi="ar-SA"/>
+          <w14:ligatures w14:val="none"/>
+        </w:rPr>
+      </w:pPr>
+      <w:r>
+        <w:rPr>
+          <w:rFonts w:eastAsia="Times New Roman"/>
+          <w:rtl/>
+          <w:lang w:bidi="ar-SA"/>
+          <w14:ligatures w14:val="none"/>
+        </w:rPr>
+        <w:t>وكم يسهل على الإنسان أن ينتفخ بالنظر إلى ما أنجزه! وملكُ يهوذا عزيا مثالٌ على ذلك؛ فقد كان يتمتع بقدرات ملحوظة، وعمل الكثير لأجل التنمية الاقتصادية ونظّم حماية شعبه، حتى انتشر اسمه إلى</w:t>
+      </w:r>
+      <w:r>
+        <w:rPr>
+          <w:rFonts w:eastAsia="Times New Roman" w:hint="cs"/>
+          <w:rtl/>
+          <w:lang w:bidi="ar-SA"/>
+          <w14:ligatures w14:val="none"/>
+        </w:rPr>
+        <w:t xml:space="preserve"> أوساط</w:t>
+      </w:r>
+      <w:r>
+        <w:rPr>
+          <w:rFonts w:eastAsia="Times New Roman"/>
+          <w:rtl/>
+          <w:lang w:bidi="ar-SA"/>
+          <w14:ligatures w14:val="none"/>
+        </w:rPr>
+        <w:t xml:space="preserve"> بعيد</w:t>
+      </w:r>
+      <w:r>
+        <w:rPr>
+          <w:rFonts w:eastAsia="Times New Roman" w:hint="cs"/>
+          <w:rtl/>
+          <w:lang w:bidi="ar-SA"/>
+          <w14:ligatures w14:val="none"/>
+        </w:rPr>
+        <w:t>ة</w:t>
+      </w:r>
+      <w:r>
+        <w:rPr>
+          <w:rFonts w:eastAsia="Times New Roman"/>
+          <w:rtl/>
+          <w:lang w:bidi="ar-SA"/>
+          <w14:ligatures w14:val="none"/>
+        </w:rPr>
+        <w:t>: «وَامْتَدَّ اسْمُهُ إِلَى بَعِيدٍ لأَنَّهُ عَجِبَ مُسَاعَدَتَهُ حَتَّى قَوِيَ. وَلَمَّا قَوِيَ ارْتَفَعَ قَلْبُهُ إِلَى الْهَلاَكِ» (2 أخبار الأيام 26: 15-16). لقد أراد أن يجمع في شخصه بين وظيفتي الملك والكاهن، بل وغضب بحنق عندما حاول بنو هارون منعه من ذلك.</w:t>
+      </w:r>
+    </w:p>
+    <w:p>
+      <w:pPr>
+        <w:spacing w:before="100" w:beforeAutospacing="1" w:after="100" w:afterAutospacing="1" w:line="240" w:lineRule="auto"/>
+        <w:jc w:val="both"/>
+        <w:rPr>
+          <w:rFonts w:eastAsia="Times New Roman"/>
+          <w:rtl/>
+          <w:lang w:bidi="ar-SA"/>
+          <w14:ligatures w14:val="none"/>
+        </w:rPr>
+      </w:pPr>
+      <w:r>
+        <w:rPr>
+          <w:rFonts w:eastAsia="Times New Roman"/>
+          <w:rtl/>
+          <w:lang w:bidi="ar-SA"/>
+          <w14:ligatures w14:val="none"/>
+        </w:rPr>
+        <w:t xml:space="preserve">وفي حداثته كان شاول صغيراً في عينيه (1 صموئيل 15: 17)، ولكن فيما بعد </w:t>
+      </w:r>
+      <w:r>
+        <w:rPr>
+          <w:rFonts w:eastAsia="Times New Roman" w:hint="cs"/>
+          <w:rtl/>
+          <w:lang w:bidi="ar-SA"/>
+          <w14:ligatures w14:val="none"/>
+        </w:rPr>
+        <w:t>عظُم</w:t>
+      </w:r>
+      <w:r>
+        <w:rPr>
+          <w:rFonts w:eastAsia="Times New Roman"/>
+          <w:rtl/>
+          <w:lang w:bidi="ar-SA"/>
+          <w14:ligatures w14:val="none"/>
+        </w:rPr>
+        <w:t xml:space="preserve"> الكبرياء في قلبه، فنسب لنفسه انتصارات يوناثان (1 صموئيل 13: 4). وبدلاً من أن يحرم عماليق، فضّل أن يتصرف بحسب رأيه الخاص، وبدلاً </w:t>
+      </w:r>
+      <w:r>
+        <w:rPr>
+          <w:rFonts w:eastAsia="Times New Roman"/>
+          <w:rtl/>
+          <w:lang w:bidi="ar-SA"/>
+          <w14:ligatures w14:val="none"/>
+        </w:rPr>
+        <w:lastRenderedPageBreak/>
+        <w:t>من أن يطيع كلام الرب الذي بلغه إياه صموئيل، تصرف بحسب أفكاره الذاتية. وعندما بدا وكأنه يندم على كل شيء، طلب من النبي أن يكرمه أمام شيوخ الشعب (1 صموئيل 15: 30).</w:t>
+      </w:r>
+    </w:p>
+    <w:p>
+      <w:pPr>
+        <w:spacing w:before="100" w:beforeAutospacing="1" w:after="100" w:afterAutospacing="1" w:line="240" w:lineRule="auto"/>
+        <w:jc w:val="both"/>
+        <w:rPr>
+          <w:rFonts w:eastAsia="Times New Roman"/>
+          <w:rtl/>
+          <w:lang w:bidi="ar-SA"/>
+          <w14:ligatures w14:val="none"/>
+        </w:rPr>
+      </w:pPr>
+      <w:r>
+        <w:rPr>
+          <w:rFonts w:eastAsia="Times New Roman"/>
+          <w:rtl/>
+          <w:lang w:bidi="ar-SA"/>
+          <w14:ligatures w14:val="none"/>
+        </w:rPr>
+        <w:t>ونبوخذنصر استمر في كبريائه رغم التحذير: «أَلَيْسَتْ هذِهِ بَابِلَ الْعَظِيمَةَ الَّتِي بَنَيْتُهَا لِبَيْتِ الْمُلْكِ بِقُوَّةِ اقْتِدَارِي، وَلِجَلاَلِ مَجْدِي؟». فكان لا بد لله أن يضرب الملك بالجنون ليظهر له أن العلي «وَالْسَالِكِينَ بِالْكِبْرِيَاءِ يَقْدِرُ أَنْ يُذِلَّهُمْ» (دانيال 4: 27، 37).</w:t>
+      </w:r>
+    </w:p>
+    <w:p>
+      <w:pPr>
+        <w:spacing w:before="100" w:beforeAutospacing="1" w:after="100" w:afterAutospacing="1" w:line="240" w:lineRule="auto"/>
+        <w:jc w:val="both"/>
+        <w:rPr>
+          <w:rFonts w:eastAsia="Times New Roman"/>
+          <w:rtl/>
+          <w:lang w:bidi="ar-SA"/>
+          <w14:ligatures w14:val="none"/>
+        </w:rPr>
+      </w:pPr>
+      <w:r>
+        <w:rPr>
+          <w:rFonts w:eastAsia="Times New Roman"/>
+          <w:rtl/>
+          <w:lang w:bidi="ar-SA"/>
+          <w14:ligatures w14:val="none"/>
+        </w:rPr>
+        <w:t xml:space="preserve">وحتى جدعون لم يقاوم الرغبة في أن يُكرَّم بآية انتصاره، فصارت </w:t>
+      </w:r>
+      <w:r>
+        <w:rPr>
+          <w:rFonts w:eastAsia="Times New Roman" w:hint="cs"/>
+          <w:rtl/>
+          <w:lang w:bidi="ar-SA"/>
+          <w14:ligatures w14:val="none"/>
+        </w:rPr>
+        <w:t>شَرَكًا</w:t>
+      </w:r>
+      <w:r>
+        <w:rPr>
+          <w:rFonts w:eastAsia="Times New Roman"/>
+          <w:rtl/>
+          <w:lang w:bidi="ar-SA"/>
+          <w14:ligatures w14:val="none"/>
+        </w:rPr>
+        <w:t xml:space="preserve"> له </w:t>
+      </w:r>
+      <w:r>
+        <w:rPr>
+          <w:rFonts w:eastAsia="Times New Roman" w:hint="cs"/>
+          <w:rtl/>
+          <w:lang w:bidi="ar-SA"/>
+          <w14:ligatures w14:val="none"/>
+        </w:rPr>
+        <w:t>ولعائلته</w:t>
+      </w:r>
+      <w:r>
+        <w:rPr>
+          <w:rFonts w:eastAsia="Times New Roman"/>
+          <w:rtl/>
+          <w:lang w:bidi="ar-SA"/>
+          <w14:ligatures w14:val="none"/>
+        </w:rPr>
+        <w:t xml:space="preserve"> (قضاة 8: 27).</w:t>
+      </w:r>
+    </w:p>
+    <w:p>
+      <w:pPr>
+        <w:spacing w:before="100" w:beforeAutospacing="1" w:after="100" w:afterAutospacing="1" w:line="240" w:lineRule="auto"/>
+        <w:jc w:val="both"/>
+        <w:rPr>
+          <w:rFonts w:eastAsia="Times New Roman"/>
+          <w:rtl/>
+          <w:lang w:bidi="ar-SA"/>
+          <w14:ligatures w14:val="none"/>
+        </w:rPr>
+      </w:pPr>
+      <w:r>
+        <w:rPr>
+          <w:rFonts w:eastAsia="Times New Roman"/>
+          <w:rtl/>
+          <w:lang w:bidi="ar-SA"/>
+          <w14:ligatures w14:val="none"/>
+        </w:rPr>
+        <w:t xml:space="preserve">كما </w:t>
+      </w:r>
+      <w:r>
+        <w:rPr>
+          <w:rFonts w:eastAsia="Times New Roman" w:hint="cs"/>
+          <w:rtl/>
+          <w:lang w:bidi="ar-SA"/>
+          <w14:ligatures w14:val="none"/>
+        </w:rPr>
+        <w:t>و</w:t>
+      </w:r>
+      <w:r>
+        <w:rPr>
+          <w:rFonts w:eastAsia="Times New Roman"/>
+          <w:rtl/>
+          <w:lang w:bidi="ar-SA"/>
+          <w14:ligatures w14:val="none"/>
+        </w:rPr>
+        <w:t xml:space="preserve">يتسلل الكبرياء أيضاً من خلال الاكتفاء والارتياح الذاتي بما يمتلكه المرء. وهذا هو حال الغني في لوقا 12، الذي يملأ </w:t>
+      </w:r>
+      <w:r>
+        <w:rPr>
+          <w:rFonts w:eastAsia="Times New Roman" w:hint="cs"/>
+          <w:rtl/>
+          <w:lang w:bidi="ar-SA"/>
+          <w14:ligatures w14:val="none"/>
+        </w:rPr>
+        <w:t>مخازنه</w:t>
+      </w:r>
+      <w:r>
+        <w:rPr>
+          <w:rFonts w:eastAsia="Times New Roman"/>
+          <w:rtl/>
+          <w:lang w:bidi="ar-SA"/>
+          <w14:ligatures w14:val="none"/>
+        </w:rPr>
+        <w:t xml:space="preserve"> ويؤكد لنفسه أن لديه خيرات كثيرة لسنين عديدة.</w:t>
+      </w:r>
+    </w:p>
+    <w:p>
+      <w:pPr>
+        <w:spacing w:before="100" w:beforeAutospacing="1" w:after="100" w:afterAutospacing="1" w:line="240" w:lineRule="auto"/>
+        <w:jc w:val="both"/>
+        <w:rPr>
+          <w:rFonts w:eastAsia="Times New Roman"/>
+          <w:rtl/>
+          <w:lang w:bidi="ar-SA"/>
+          <w14:ligatures w14:val="none"/>
+        </w:rPr>
+      </w:pPr>
+      <w:r>
+        <w:rPr>
+          <w:rFonts w:eastAsia="Times New Roman"/>
+          <w:rtl/>
+          <w:lang w:bidi="ar-SA"/>
+          <w14:ligatures w14:val="none"/>
+        </w:rPr>
+        <w:t>ويمكن للغنى الروحي أن يكون سبباً لكبرياء أشد سوءاً: «الْعِلْمُ يَنْفُخُ، وَلكِنَّ الْمَحَبَّةَ تَبْنِي» (1 كورنثوس 8: 1). «وَأَيُّ شَيْءٍ لَكَ لَمْ تَأْخُذْهُ؟» (1 كورنثوس 4: 7)؛ فلا يوجد أي سبب للافتخار.</w:t>
+      </w:r>
+    </w:p>
+    <w:p>
+      <w:pPr>
+        <w:spacing w:before="100" w:beforeAutospacing="1" w:after="100" w:afterAutospacing="1" w:line="240" w:lineRule="auto"/>
+        <w:jc w:val="both"/>
+        <w:rPr>
+          <w:rFonts w:eastAsia="Times New Roman"/>
+          <w:rtl/>
+          <w:lang w:bidi="ar-SA"/>
+          <w14:ligatures w14:val="none"/>
+        </w:rPr>
+      </w:pPr>
+      <w:r>
+        <w:rPr>
+          <w:rFonts w:eastAsia="Times New Roman"/>
+          <w:rtl/>
+          <w:lang w:bidi="ar-SA"/>
+          <w14:ligatures w14:val="none"/>
+        </w:rPr>
+        <w:t>والكبرياء يرفع الإنسان نفسه أيضاً فوق الآخرين. والرسول يحذر من أن «لاَ يَفْتَكِرَ فَوْقَ مَا يَنَبَغِي أَنْ يَفْتَكِرَ، بَلْ يَفْتَكِرَ إِلَى التَّعَقُّلِ، كَمَا قَسَمَ اللهُ لِكُلِّ وَاحِدٍ مِقْدَاراً مِنَ الإِيمَانِ» (رومية 12: 3).</w:t>
+      </w:r>
+    </w:p>
+    <w:p>
+      <w:pPr>
+        <w:spacing w:before="100" w:beforeAutospacing="1" w:after="100" w:afterAutospacing="1" w:line="240" w:lineRule="auto"/>
+        <w:jc w:val="both"/>
+        <w:rPr>
+          <w:rFonts w:eastAsia="Times New Roman"/>
+          <w:rtl/>
+          <w:lang w:bidi="ar-SA"/>
+          <w14:ligatures w14:val="none"/>
+        </w:rPr>
+      </w:pPr>
+      <w:r>
+        <w:rPr>
+          <w:rFonts w:eastAsia="Times New Roman"/>
+          <w:rtl/>
+          <w:lang w:bidi="ar-SA"/>
+          <w14:ligatures w14:val="none"/>
+        </w:rPr>
+        <w:t>ودِيُوتِرِيفِسُ يحب أن يكون «الأَوَّلَ بَيْنَهُمْ»؛ فهو يطرد الإخوة الذين لا يوافقونه من الجماعة، ويمنع الذين يريدون قبولهم (3 يوحنا 9-10).</w:t>
+      </w:r>
+    </w:p>
+    <w:p>
+      <w:pPr>
+        <w:spacing w:before="100" w:beforeAutospacing="1" w:after="100" w:afterAutospacing="1" w:line="240" w:lineRule="auto"/>
+        <w:jc w:val="both"/>
+        <w:rPr>
+          <w:rFonts w:eastAsia="Times New Roman"/>
+          <w:rtl/>
+          <w:lang w:bidi="ar-SA"/>
+          <w14:ligatures w14:val="none"/>
+        </w:rPr>
+      </w:pPr>
+      <w:r>
+        <w:rPr>
+          <w:rFonts w:eastAsia="Times New Roman"/>
+          <w:rtl/>
+          <w:lang w:bidi="ar-SA"/>
+          <w14:ligatures w14:val="none"/>
+        </w:rPr>
+        <w:t>وقورح وداثان وأبيرام قاموا ضد موسى وهارون باغتصاب مكان لم يمنحهم الله إياه (عدد 16).</w:t>
+      </w:r>
+    </w:p>
+    <w:p>
+      <w:pPr>
+        <w:spacing w:before="100" w:beforeAutospacing="1" w:after="100" w:afterAutospacing="1" w:line="240" w:lineRule="auto"/>
+        <w:jc w:val="both"/>
+        <w:rPr>
+          <w:rFonts w:eastAsia="Times New Roman"/>
+          <w:rtl/>
+          <w:lang w:bidi="ar-SA"/>
+          <w14:ligatures w14:val="none"/>
+        </w:rPr>
+      </w:pPr>
+      <w:r>
+        <w:rPr>
+          <w:rFonts w:eastAsia="Times New Roman"/>
+          <w:rtl/>
+          <w:lang w:bidi="ar-SA"/>
+          <w14:ligatures w14:val="none"/>
+        </w:rPr>
+        <w:t xml:space="preserve">وحتى حياة تلاميذ الرب يسوع لم تخلُ من </w:t>
+      </w:r>
+      <w:r>
+        <w:rPr>
+          <w:rFonts w:eastAsia="Times New Roman" w:hint="cs"/>
+          <w:rtl/>
+          <w:lang w:bidi="ar-SA"/>
+          <w14:ligatures w14:val="none"/>
+        </w:rPr>
+        <w:t>هذا البُطل</w:t>
+      </w:r>
+      <w:r>
+        <w:rPr>
+          <w:rFonts w:eastAsia="Times New Roman"/>
+          <w:rtl/>
+          <w:lang w:bidi="ar-SA"/>
+          <w14:ligatures w14:val="none"/>
+        </w:rPr>
+        <w:t xml:space="preserve"> والرغبة في التفوق على الآخرين. ففي الطريق تحاجوا فيما بينهم من هو الأعظم، وذلك بعد أن تكلم يسوع عن آلامه مباشرة (مرقس 9: 33-34).</w:t>
+      </w:r>
+    </w:p>
+    <w:p>
+      <w:pPr>
+        <w:spacing w:before="100" w:beforeAutospacing="1" w:after="100" w:afterAutospacing="1" w:line="240" w:lineRule="auto"/>
+        <w:jc w:val="both"/>
+        <w:rPr>
+          <w:rFonts w:eastAsia="Times New Roman"/>
+          <w:rtl/>
+          <w:lang w:bidi="ar-SA"/>
+          <w14:ligatures w14:val="none"/>
+        </w:rPr>
+      </w:pPr>
+      <w:r>
+        <w:rPr>
+          <w:rFonts w:eastAsia="Times New Roman"/>
+          <w:rtl/>
+          <w:lang w:bidi="ar-SA"/>
+          <w14:ligatures w14:val="none"/>
+        </w:rPr>
+        <w:t>ويعقوب ويوحنا (وأمهما) جاءوا إلى الرب يطلبون أسمى مكان في المجد – عن يمينه وعن يساره (مرقس 10: 35).</w:t>
+      </w:r>
+    </w:p>
+    <w:p>
+      <w:pPr>
+        <w:spacing w:before="100" w:beforeAutospacing="1" w:after="100" w:afterAutospacing="1" w:line="240" w:lineRule="auto"/>
+        <w:jc w:val="both"/>
+        <w:rPr>
+          <w:rFonts w:eastAsia="Times New Roman"/>
+          <w:rtl/>
+          <w:lang w:bidi="ar-SA"/>
+          <w14:ligatures w14:val="none"/>
+        </w:rPr>
+      </w:pPr>
+      <w:r>
+        <w:rPr>
+          <w:rFonts w:eastAsia="Times New Roman"/>
+          <w:rtl/>
+          <w:lang w:bidi="ar-SA"/>
+          <w14:ligatures w14:val="none"/>
+        </w:rPr>
+        <w:t>ولوقا يورد لنا مشاجرة حدثت بينهم، يعقبها مباشرة – وهذا ما يدعو للعجب حقاً – الخبر عن تأسيس العشاء، في الوقت الذي يضع فيه الرب الآلام التي تنتظره أمام قلوبهم (لوقا 22: 24).</w:t>
+      </w:r>
+    </w:p>
+    <w:p>
+      <w:pPr>
+        <w:spacing w:before="100" w:beforeAutospacing="1" w:after="100" w:afterAutospacing="1" w:line="240" w:lineRule="auto"/>
+        <w:jc w:val="both"/>
+        <w:rPr>
+          <w:rFonts w:eastAsia="Times New Roman"/>
+          <w:rtl/>
+          <w:lang w:bidi="ar-SA"/>
+          <w14:ligatures w14:val="none"/>
+        </w:rPr>
+      </w:pPr>
+      <w:r>
+        <w:rPr>
+          <w:rFonts w:eastAsia="Times New Roman"/>
+          <w:rtl/>
+          <w:lang w:bidi="ar-SA"/>
+          <w14:ligatures w14:val="none"/>
+        </w:rPr>
+        <w:t>ويسعى الكبرياء أيضاً إلى المقارنة مع الآخرين في الخدمة المقدمة للرب. وبولس يحذر من هذا الخطر: «لأَنَّنَا لاَ نَجْسُرُ أَنْ نَقِيسَ أَنْفُسَنَا بِبَعْضٍ مِنَ الَّذِينَ يَمْدَحُونَ أَنْفُسَهُمْ، وَلاَ أَنْ نُقَارِنَ أَنْفُسَنَا بِهِمْ. بَلْ هُمْ إِذْ يَقِيسُونَ أَنْفُسَنَا عَلَى أَنْفُسِهِمْ، وَيُقَارِنُونَ أَنْفُسَهُمْ بِأَنْفُسِهِمْ، لاَ يَفْهَمُونَ. وَلكِنْ نَحْنُ لاَ نَفْتَخِرُ إِلَى مَا لاَ يُقَاسُ، بَلْ حَسَبَ قِيَاسِ الدَّائِرَةِ الَّتِي قَسَمَهَا لَنَا اللهُ» (2 كورنثوس 10: 12-13). «كُوُلاَتٍ صَالِحِينَ عَلَى نِعْمَةِ اللهِ الْمُتَنَوِّعَةِ» ينبغي أن نتمم الخدمة التي يعطينا إياها الرب (1 بطرس 4: 10). وعلينا أن نستخدم المواهب التي ائتمننا عليها «كَمَا قَسَمَ اللهُ لِكُلِّ وَاحِدٍ مِقْدَاراً مِنَ الإِيمَانِ» (رومية 12: 3). ولكن دون أن نتعدى على دائرة غيرنا، ودون أن ندعي لأنفسنا رونقاً أو صوتاً يرفعنا فوقهم.</w:t>
+      </w:r>
+    </w:p>
+    <w:p>
+      <w:pPr>
+        <w:spacing w:before="100" w:beforeAutospacing="1" w:after="100" w:afterAutospacing="1" w:line="240" w:lineRule="auto"/>
+        <w:jc w:val="both"/>
+        <w:rPr>
+          <w:rFonts w:eastAsia="Times New Roman"/>
+          <w:rtl/>
+          <w:lang w:bidi="ar-SA"/>
+          <w14:ligatures w14:val="none"/>
+        </w:rPr>
+      </w:pPr>
+      <w:r>
+        <w:rPr>
+          <w:rFonts w:eastAsia="Times New Roman"/>
+          <w:rtl/>
+          <w:lang w:bidi="ar-SA"/>
+          <w14:ligatures w14:val="none"/>
+        </w:rPr>
+        <w:lastRenderedPageBreak/>
+        <w:t>وهناك أيضاً خطر الانتفاخ «لأَجْلِ الْوَاحِدِ عَلَى الآخَرِ» (1 كورنثوس 4: 6). وهذا خطر على الشخص نفسه، وعلى الجماعة، وعلى الخادم الذي يُعجَب به.</w:t>
+      </w:r>
+    </w:p>
+    <w:p>
+      <w:pPr>
+        <w:pStyle w:val="Heading2"/>
+        <w:rPr>
+          <w:rFonts w:eastAsia="Times New Roman"/>
+          <w:rtl/>
+          <w:lang w:bidi="ar-SA"/>
+        </w:rPr>
+      </w:pPr>
+      <w:r>
+        <w:rPr>
+          <w:rFonts w:eastAsia="Times New Roman"/>
+          <w:rtl/>
+          <w:lang w:bidi="ar-SA"/>
+        </w:rPr>
+        <w:t>4.2 العلاجات الإلهية</w:t>
+      </w:r>
+    </w:p>
+    <w:p>
+      <w:pPr>
+        <w:spacing w:before="100" w:beforeAutospacing="1" w:after="100" w:afterAutospacing="1" w:line="240" w:lineRule="auto"/>
+        <w:jc w:val="both"/>
+        <w:rPr>
+          <w:rFonts w:eastAsia="Times New Roman"/>
+          <w:rtl/>
+          <w:lang w:bidi="ar-SA"/>
+          <w14:ligatures w14:val="none"/>
+        </w:rPr>
+      </w:pPr>
+      <w:r>
+        <w:rPr>
+          <w:rFonts w:eastAsia="Times New Roman"/>
+          <w:rtl/>
+          <w:lang w:bidi="ar-SA"/>
+          <w14:ligatures w14:val="none"/>
+        </w:rPr>
+        <w:t>إذا تسلل الكبرياء إلينا وأعطى ثماره، فإن التذلل هو العلاج الإلهي.</w:t>
+      </w:r>
+    </w:p>
+    <w:p>
+      <w:pPr>
+        <w:spacing w:before="100" w:beforeAutospacing="1" w:after="100" w:afterAutospacing="1" w:line="240" w:lineRule="auto"/>
+        <w:jc w:val="both"/>
+        <w:rPr>
+          <w:rFonts w:eastAsia="Times New Roman"/>
+          <w:rtl/>
+          <w:lang w:bidi="ar-SA"/>
+          <w14:ligatures w14:val="none"/>
+        </w:rPr>
+      </w:pPr>
+      <w:r>
+        <w:rPr>
+          <w:rFonts w:eastAsia="Times New Roman"/>
+          <w:rtl/>
+          <w:lang w:bidi="ar-SA"/>
+          <w14:ligatures w14:val="none"/>
+        </w:rPr>
+        <w:t xml:space="preserve">لقد استسلم حزقيا </w:t>
+      </w:r>
+      <w:r>
+        <w:rPr>
+          <w:rFonts w:eastAsia="Times New Roman" w:hint="cs"/>
+          <w:rtl/>
+          <w:lang w:bidi="ar-SA"/>
+          <w14:ligatures w14:val="none"/>
+        </w:rPr>
+        <w:t>للبُطل</w:t>
+      </w:r>
+      <w:r>
+        <w:rPr>
+          <w:rFonts w:eastAsia="Times New Roman"/>
+          <w:rtl/>
+          <w:lang w:bidi="ar-SA"/>
+          <w14:ligatures w14:val="none"/>
+        </w:rPr>
+        <w:t xml:space="preserve"> عندما أظهر جميع خزائنه لرسل ملك بابل. ولكنه بعد ذلك «تَوَاضَعَ حَزَقِيَّا بَسَبَبِ انْتِفَاخِ قَلْبِهِ» (2 أخبار الأيام 32: 26).</w:t>
+      </w:r>
+    </w:p>
+    <w:p>
+      <w:pPr>
+        <w:spacing w:before="100" w:beforeAutospacing="1" w:after="100" w:afterAutospacing="1" w:line="240" w:lineRule="auto"/>
+        <w:jc w:val="both"/>
+        <w:rPr>
+          <w:rFonts w:eastAsia="Times New Roman"/>
+          <w:rtl/>
+          <w:lang w:bidi="ar-SA"/>
+          <w14:ligatures w14:val="none"/>
+        </w:rPr>
+      </w:pPr>
+      <w:r>
+        <w:rPr>
+          <w:rFonts w:eastAsia="Times New Roman"/>
+          <w:rtl/>
+          <w:lang w:bidi="ar-SA"/>
+          <w14:ligatures w14:val="none"/>
+        </w:rPr>
+        <w:t xml:space="preserve">إن العلاج الإلهي هو الاعتراف </w:t>
+      </w:r>
+      <w:r>
+        <w:rPr>
+          <w:rFonts w:eastAsia="Times New Roman" w:hint="cs"/>
+          <w:rtl/>
+          <w:lang w:bidi="ar-SA"/>
+          <w14:ligatures w14:val="none"/>
+        </w:rPr>
+        <w:t>بالزلل</w:t>
+      </w:r>
+      <w:r>
+        <w:rPr>
+          <w:rFonts w:eastAsia="Times New Roman"/>
+          <w:rtl/>
+          <w:lang w:bidi="ar-SA"/>
+          <w14:ligatures w14:val="none"/>
+        </w:rPr>
+        <w:t xml:space="preserve"> لله، والوعي بمقامنا كخطاة مخلصين. </w:t>
+      </w:r>
+      <w:r>
+        <w:rPr>
+          <w:rFonts w:eastAsia="Times New Roman" w:hint="cs"/>
+          <w:rtl/>
+          <w:lang w:bidi="ar-SA"/>
+          <w14:ligatures w14:val="none"/>
+        </w:rPr>
+        <w:t>ومن ثم</w:t>
+      </w:r>
+      <w:r>
+        <w:rPr>
+          <w:rFonts w:eastAsia="Times New Roman"/>
+          <w:rtl/>
+          <w:lang w:bidi="ar-SA"/>
+          <w14:ligatures w14:val="none"/>
+        </w:rPr>
+        <w:t xml:space="preserve"> نفكر في عمل الصليب، وفي آلام الرب، وفي الرحمة التي أُظهرت نحونا.</w:t>
+      </w:r>
+    </w:p>
+    <w:p>
+      <w:pPr>
+        <w:spacing w:before="100" w:beforeAutospacing="1" w:after="100" w:afterAutospacing="1" w:line="240" w:lineRule="auto"/>
+        <w:jc w:val="both"/>
+        <w:rPr>
+          <w:rFonts w:eastAsia="Times New Roman"/>
+          <w:rtl/>
+          <w:lang w:bidi="ar-SA"/>
+          <w14:ligatures w14:val="none"/>
+        </w:rPr>
+      </w:pPr>
+      <w:r>
+        <w:rPr>
+          <w:rFonts w:eastAsia="Times New Roman"/>
+          <w:rtl/>
+          <w:lang w:bidi="ar-SA"/>
+          <w14:ligatures w14:val="none"/>
+        </w:rPr>
+        <w:t>وأجمل علاج هو النظر إلى مثال الرب يسوع: «فَلْيَكُنْ فِيكُمْ هذَا الْفِكْرُ الَّذِي فِي الْمَسِيحِ يَسُوعَ أَيْضاً: الَّذِي (...) أَخْلَى نَفْسَهُ، آخِذاً صُورَةَ عَبْدٍ (...) وَضَعَ نَفْسَهُ وَأَطَاعَ حَتَّى الْمَوْتَ» (فيليبي 2: 5-8).</w:t>
+      </w:r>
+    </w:p>
+    <w:p>
+      <w:pPr>
+        <w:spacing w:before="100" w:beforeAutospacing="1" w:after="100" w:afterAutospacing="1" w:line="240" w:lineRule="auto"/>
+        <w:jc w:val="both"/>
+        <w:rPr>
+          <w:rFonts w:eastAsia="Times New Roman"/>
+          <w:rtl/>
+          <w:lang w:bidi="ar-SA"/>
+          <w14:ligatures w14:val="none"/>
+        </w:rPr>
+      </w:pPr>
+      <w:r>
+        <w:rPr>
+          <w:rFonts w:eastAsia="Times New Roman"/>
+          <w:rtl/>
+          <w:lang w:bidi="ar-SA"/>
+          <w14:ligatures w14:val="none"/>
+        </w:rPr>
+        <w:t>وإذا رفضنا أن نتذلل بأنفسنا، فلا بد لله أن يفعل ذلك. وهذا ما اختبره نبوخذنصر.</w:t>
+      </w:r>
+    </w:p>
+    <w:p>
+      <w:pPr>
+        <w:spacing w:before="100" w:beforeAutospacing="1" w:after="100" w:afterAutospacing="1" w:line="240" w:lineRule="auto"/>
+        <w:jc w:val="both"/>
+        <w:rPr>
+          <w:rFonts w:eastAsia="Times New Roman"/>
+          <w:rtl/>
+          <w:lang w:bidi="ar-SA"/>
+          <w14:ligatures w14:val="none"/>
+        </w:rPr>
+      </w:pPr>
+      <w:r>
+        <w:rPr>
+          <w:rFonts w:eastAsia="Times New Roman" w:hint="cs"/>
+          <w:rtl/>
+          <w:lang w:bidi="ar-SA"/>
+          <w14:ligatures w14:val="none"/>
+        </w:rPr>
+        <w:t>والقضاء</w:t>
+      </w:r>
+      <w:r>
+        <w:rPr>
+          <w:rFonts w:eastAsia="Times New Roman"/>
+          <w:rtl/>
+          <w:lang w:bidi="ar-SA"/>
+          <w14:ligatures w14:val="none"/>
+        </w:rPr>
+        <w:t xml:space="preserve"> الإلهي وقع أيضاً على هامان؛ ف</w:t>
+      </w:r>
+      <w:r>
+        <w:rPr>
+          <w:rFonts w:eastAsia="Times New Roman" w:hint="cs"/>
+          <w:rtl/>
+          <w:lang w:bidi="ar-SA"/>
+          <w14:ligatures w14:val="none"/>
+        </w:rPr>
+        <w:t>ل</w:t>
+      </w:r>
+      <w:r>
+        <w:rPr>
+          <w:rFonts w:eastAsia="Times New Roman"/>
+          <w:rtl/>
+          <w:lang w:bidi="ar-SA"/>
+          <w14:ligatures w14:val="none"/>
+        </w:rPr>
+        <w:t xml:space="preserve">قد </w:t>
+      </w:r>
+      <w:r>
+        <w:rPr>
+          <w:rFonts w:eastAsia="Times New Roman" w:hint="cs"/>
+          <w:rtl/>
+          <w:lang w:bidi="ar-SA"/>
+          <w14:ligatures w14:val="none"/>
+        </w:rPr>
+        <w:t>سمح</w:t>
+      </w:r>
+      <w:r>
+        <w:rPr>
+          <w:rFonts w:eastAsia="Times New Roman"/>
+          <w:rtl/>
+          <w:lang w:bidi="ar-SA"/>
+          <w14:ligatures w14:val="none"/>
+        </w:rPr>
+        <w:t xml:space="preserve"> </w:t>
+      </w:r>
+      <w:r>
+        <w:rPr>
+          <w:rFonts w:eastAsia="Times New Roman" w:hint="cs"/>
+          <w:rtl/>
+          <w:lang w:bidi="ar-SA"/>
+          <w14:ligatures w14:val="none"/>
+        </w:rPr>
+        <w:t>ل</w:t>
+      </w:r>
+      <w:r>
+        <w:rPr>
+          <w:rFonts w:eastAsia="Times New Roman"/>
+          <w:rtl/>
+          <w:lang w:bidi="ar-SA"/>
+          <w14:ligatures w14:val="none"/>
+        </w:rPr>
+        <w:t xml:space="preserve">لناس </w:t>
+      </w:r>
+      <w:r>
+        <w:rPr>
+          <w:rFonts w:eastAsia="Times New Roman" w:hint="cs"/>
+          <w:rtl/>
+          <w:lang w:bidi="ar-SA"/>
+          <w14:ligatures w14:val="none"/>
+        </w:rPr>
+        <w:t>أن يمتدحوه</w:t>
+      </w:r>
+      <w:r>
+        <w:rPr>
+          <w:rFonts w:eastAsia="Times New Roman"/>
+          <w:rtl/>
+          <w:lang w:bidi="ar-SA"/>
+          <w14:ligatures w14:val="none"/>
+        </w:rPr>
+        <w:t xml:space="preserve"> وتمنى أن يكون هو الرجل «الَّذِي ي</w:t>
+      </w:r>
+      <w:r>
+        <w:rPr>
+          <w:rFonts w:eastAsia="Times New Roman" w:hint="cs"/>
+          <w:rtl/>
+          <w:lang w:bidi="ar-SA"/>
+          <w14:ligatures w14:val="none"/>
+        </w:rPr>
+        <w:t>ُ</w:t>
+      </w:r>
+      <w:r>
+        <w:rPr>
+          <w:rFonts w:eastAsia="Times New Roman"/>
+          <w:rtl/>
+          <w:lang w:bidi="ar-SA"/>
+          <w14:ligatures w14:val="none"/>
+        </w:rPr>
+        <w:t>سَرُّ الْمَلِكُ بِأَنْ يُكْرِمَهُ». وأراد أن يركب في شوارع المدينة (قارن أستير 3-7). ولكن هامان عُلِّق على الخشبة التي بلغ ارتفاعها خمسين ذراعاً، والتي كان قد أعدها لمردخاي. وكانت تلك نهايته.</w:t>
+      </w:r>
+    </w:p>
+    <w:p>
+      <w:pPr>
+        <w:spacing w:before="100" w:beforeAutospacing="1" w:after="100" w:afterAutospacing="1" w:line="240" w:lineRule="auto"/>
+        <w:jc w:val="both"/>
+        <w:rPr>
+          <w:rFonts w:eastAsia="Times New Roman"/>
+          <w:rtl/>
+          <w:lang w:bidi="ar-SA"/>
+          <w14:ligatures w14:val="none"/>
+        </w:rPr>
+      </w:pPr>
+      <w:r>
+        <w:rPr>
+          <w:rFonts w:eastAsia="Times New Roman"/>
+          <w:rtl/>
+          <w:lang w:bidi="ar-SA"/>
+          <w14:ligatures w14:val="none"/>
+        </w:rPr>
+        <w:t>والرب يسوع يقدم أيضاً تحذيراً للمدعوين الذين يختارون المتكآت الأولى: «مَتَى دُعِيتَ مِنْ أَحَدٍ إِلَى عِرْسٍ فَلاَ تَتَّكِئْ فِي الْمُتَّكَإِ الأَوَّلِ، لَعَلَّ رَجُلاً أَكْرَمَ مِنْكَ يَكُونُ مَدْعُوّاً مِنْهُ، فَيَأْتِيَ الَّذِي دَعَاكَ وَإِيَّاهُ وَيَقُولَ لَكَ: أَعْطِ مَكَاناً لِهذَا. حِينَئِذٍ تَبْتَدِئُ بِخِزْيٍ تَأْخُذُ الْمَكَانَ الأَخِيرَ» (لوقا 14: 7-9).</w:t>
+      </w:r>
+    </w:p>
+    <w:p>
+      <w:pPr>
+        <w:spacing w:before="100" w:beforeAutospacing="1" w:after="100" w:afterAutospacing="1" w:line="240" w:lineRule="auto"/>
+        <w:jc w:val="both"/>
+        <w:rPr>
+          <w:rFonts w:eastAsia="Times New Roman"/>
+          <w:rtl/>
+          <w:lang w:bidi="ar-SA"/>
+          <w14:ligatures w14:val="none"/>
+        </w:rPr>
+      </w:pPr>
+      <w:r>
+        <w:rPr>
+          <w:rFonts w:eastAsia="Times New Roman"/>
+          <w:rtl/>
+          <w:lang w:bidi="ar-SA"/>
+          <w14:ligatures w14:val="none"/>
+        </w:rPr>
+        <w:t>وبطرس يعظ المؤمنين: «وَتَسَرْبَلُوا بِالتَّوَاضُعِ فِيمَا بَيْنَكُمْ»، ويضيف: ««اللهُ يُقَاوِمُ الْمُسْتَكْبِرِينَ، وَأَمَّا الْمُتَوَاضِعُونَ فَيُعْطِيهِمْ نِعْمَةً». فَتَوَاضَعُوا تَحْتَ يَدِ اللهِ الْمَقْدِرَةِ لِكَيْ يَرْفَعَكُمْ فِي الْوَقْتِ الْمُنَاسِبِ» (1 بطرس 5: 5-6؛ يعقوب 4: 6؛ أمثال 3: 34).</w:t>
+      </w:r>
     </w:p>
     <w:sectPr>
       <w:footnotePr>
@@ -5195,7 +5703,6 @@
       <w:pPr>
         <w:pStyle w:val="FootnoteText"/>
         <w:rPr>
-          <w:rFonts w:hint="cs"/>
           <w:b/>
           <w:bCs/>
           <w:sz w:val="26"/>
@@ -5220,17 +5727,7 @@
           <w:szCs w:val="26"/>
           <w:rtl/>
         </w:rPr>
-        <w:t xml:space="preserve"> </w:t>
-      </w:r>
-      <w:r>
-        <w:rPr>
-          <w:b/>
-          <w:bCs/>
-          <w:sz w:val="26"/>
-          <w:szCs w:val="26"/>
-          <w:rtl/>
-        </w:rPr>
-        <w:t>هذه الشهوات (كالدافع الجنسي، والجوع، والعطش، وغيرها) هي في أصلها وذاتها مُعطاة من الله وصالحة. ولكن الإنسان يمكنه أن يشبعها بغرض خاطئ، وحينئذٍ يؤدي ذلك إلى استخدام غير إلهي وإلى الخطية.</w:t>
+        <w:t xml:space="preserve"> هذه الشهوات (كالدافع الجنسي، والجوع، والعطش، وغيرها) هي في أصلها وذاتها مُعطاة من الله وصالحة. ولكن الإنسان يمكنه أن يشبعها بغرض خاطئ، وحينئذٍ يؤدي ذلك إلى استخدام غير إلهي وإلى الخطية.</w:t>
       </w:r>
     </w:p>
   </w:footnote>
@@ -5590,6 +6087,119 @@
       </w:pPr>
       <w:rPr>
         <w:rFonts w:ascii="Sakkal Majalla" w:eastAsiaTheme="minorHAnsi" w:hAnsi="Sakkal Majalla" w:cs="Sakkal Majalla" w:hint="default"/>
+      </w:rPr>
+    </w:lvl>
+    <w:lvl w:ilvl="1" w:tplc="04090003" w:tentative="1">
+      <w:start w:val="1"/>
+      <w:numFmt w:val="bullet"/>
+      <w:lvlText w:val="o"/>
+      <w:lvlJc w:val="left"/>
+      <w:pPr>
+        <w:ind w:left="1440" w:hanging="360"/>
+      </w:pPr>
+      <w:rPr>
+        <w:rFonts w:ascii="Courier New" w:hAnsi="Courier New" w:cs="Courier New" w:hint="default"/>
+      </w:rPr>
+    </w:lvl>
+    <w:lvl w:ilvl="2" w:tplc="04090005" w:tentative="1">
+      <w:start w:val="1"/>
+      <w:numFmt w:val="bullet"/>
+      <w:lvlText w:val=""/>
+      <w:lvlJc w:val="left"/>
+      <w:pPr>
+        <w:ind w:left="2160" w:hanging="360"/>
+      </w:pPr>
+      <w:rPr>
+        <w:rFonts w:ascii="Wingdings" w:hAnsi="Wingdings" w:hint="default"/>
+      </w:rPr>
+    </w:lvl>
+    <w:lvl w:ilvl="3" w:tplc="04090001" w:tentative="1">
+      <w:start w:val="1"/>
+      <w:numFmt w:val="bullet"/>
+      <w:lvlText w:val=""/>
+      <w:lvlJc w:val="left"/>
+      <w:pPr>
+        <w:ind w:left="2880" w:hanging="360"/>
+      </w:pPr>
+      <w:rPr>
+        <w:rFonts w:ascii="Symbol" w:hAnsi="Symbol" w:hint="default"/>
+      </w:rPr>
+    </w:lvl>
+    <w:lvl w:ilvl="4" w:tplc="04090003" w:tentative="1">
+      <w:start w:val="1"/>
+      <w:numFmt w:val="bullet"/>
+      <w:lvlText w:val="o"/>
+      <w:lvlJc w:val="left"/>
+      <w:pPr>
+        <w:ind w:left="3600" w:hanging="360"/>
+      </w:pPr>
+      <w:rPr>
+        <w:rFonts w:ascii="Courier New" w:hAnsi="Courier New" w:cs="Courier New" w:hint="default"/>
+      </w:rPr>
+    </w:lvl>
+    <w:lvl w:ilvl="5" w:tplc="04090005" w:tentative="1">
+      <w:start w:val="1"/>
+      <w:numFmt w:val="bullet"/>
+      <w:lvlText w:val=""/>
+      <w:lvlJc w:val="left"/>
+      <w:pPr>
+        <w:ind w:left="4320" w:hanging="360"/>
+      </w:pPr>
+      <w:rPr>
+        <w:rFonts w:ascii="Wingdings" w:hAnsi="Wingdings" w:hint="default"/>
+      </w:rPr>
+    </w:lvl>
+    <w:lvl w:ilvl="6" w:tplc="04090001" w:tentative="1">
+      <w:start w:val="1"/>
+      <w:numFmt w:val="bullet"/>
+      <w:lvlText w:val=""/>
+      <w:lvlJc w:val="left"/>
+      <w:pPr>
+        <w:ind w:left="5040" w:hanging="360"/>
+      </w:pPr>
+      <w:rPr>
+        <w:rFonts w:ascii="Symbol" w:hAnsi="Symbol" w:hint="default"/>
+      </w:rPr>
+    </w:lvl>
+    <w:lvl w:ilvl="7" w:tplc="04090003" w:tentative="1">
+      <w:start w:val="1"/>
+      <w:numFmt w:val="bullet"/>
+      <w:lvlText w:val="o"/>
+      <w:lvlJc w:val="left"/>
+      <w:pPr>
+        <w:ind w:left="5760" w:hanging="360"/>
+      </w:pPr>
+      <w:rPr>
+        <w:rFonts w:ascii="Courier New" w:hAnsi="Courier New" w:cs="Courier New" w:hint="default"/>
+      </w:rPr>
+    </w:lvl>
+    <w:lvl w:ilvl="8" w:tplc="04090005" w:tentative="1">
+      <w:start w:val="1"/>
+      <w:numFmt w:val="bullet"/>
+      <w:lvlText w:val=""/>
+      <w:lvlJc w:val="left"/>
+      <w:pPr>
+        <w:ind w:left="6480" w:hanging="360"/>
+      </w:pPr>
+      <w:rPr>
+        <w:rFonts w:ascii="Wingdings" w:hAnsi="Wingdings" w:hint="default"/>
+      </w:rPr>
+    </w:lvl>
+  </w:abstractNum>
+  <w:abstractNum w:abstractNumId="4" w15:restartNumberingAfterBreak="0">
+    <w:nsid w:val="5F0805AD"/>
+    <w:multiLevelType w:val="hybridMultilevel"/>
+    <w:tmpl w:val="BD8AFBC4"/>
+    <w:lvl w:ilvl="0" w:tplc="04090001">
+      <w:start w:val="1"/>
+      <w:numFmt w:val="bullet"/>
+      <w:lvlText w:val=""/>
+      <w:lvlJc w:val="left"/>
+      <w:pPr>
+        <w:ind w:left="720" w:hanging="360"/>
+      </w:pPr>
+      <w:rPr>
+        <w:rFonts w:ascii="Symbol" w:hAnsi="Symbol" w:hint="default"/>
       </w:rPr>
     </w:lvl>
     <w:lvl w:ilvl="1" w:tplc="04090003" w:tentative="1">
@@ -5700,6 +6310,9 @@
   </w:num>
   <w:num w:numId="4" w16cid:durableId="192159673">
     <w:abstractNumId w:val="0"/>
+  </w:num>
+  <w:num w:numId="5" w16cid:durableId="1018387594">
+    <w:abstractNumId w:val="4"/>
   </w:num>
 </w:numbering>
 </file>

--- a/docs/downloads/george-andré/doc_0164.docx
+++ b/docs/downloads/george-andré/doc_0164.docx
@@ -9,16 +9,26 @@
           <w:rtl/>
         </w:rPr>
       </w:pPr>
-      <w:hyperlink r:id="rId8" w:history="1">
-        <w:r>
-          <w:rPr>
-            <w:rStyle w:val="Hyperlink"/>
-            <w:color w:val="0F4761" w:themeColor="accent1" w:themeShade="BF"/>
-            <w:rtl/>
-          </w:rPr>
-          <w:t>التجربة والوسائط الإلهية</w:t>
-        </w:r>
-      </w:hyperlink>
+      <w:r>
+        <w:fldChar w:fldCharType="begin"/>
+      </w:r>
+      <w:r>
+        <w:instrText>HYPERLINK "https://www.bibelkommentare.de/kommentare/458/die-versuchung-und-die-goettlichen-hilfsmittel"</w:instrText>
+      </w:r>
+      <w:r>
+        <w:fldChar w:fldCharType="separate"/>
+      </w:r>
+      <w:r>
+        <w:rPr>
+          <w:rStyle w:val="Hyperlink"/>
+          <w:color w:val="0F4761" w:themeColor="accent1" w:themeShade="BF"/>
+          <w:rtl/>
+        </w:rPr>
+        <w:t>التجربة والوسائط الإلهية</w:t>
+      </w:r>
+      <w:r>
+        <w:fldChar w:fldCharType="end"/>
+      </w:r>
     </w:p>
     <w:p>
       <w:pPr>
@@ -55,9 +65,11 @@
         </w:rPr>
         <w:t>في البداية، يجدر بالذكر أن الكلمة اليونانية (</w:t>
       </w:r>
+      <w:proofErr w:type="spellStart"/>
       <w:r>
         <w:t>Peirasmos</w:t>
       </w:r>
+      <w:proofErr w:type="spellEnd"/>
       <w:r>
         <w:rPr>
           <w:rtl/>
@@ -258,7 +270,21 @@
         <w:rPr>
           <w:rtl/>
         </w:rPr>
-        <w:t>• التنجس/النجاسة: وهي تقطع شركة النفس مع الله؛ لأن الله «</w:t>
+        <w:t xml:space="preserve">• </w:t>
+      </w:r>
+      <w:proofErr w:type="spellStart"/>
+      <w:r>
+        <w:rPr>
+          <w:rtl/>
+        </w:rPr>
+        <w:t>التنجس</w:t>
+      </w:r>
+      <w:proofErr w:type="spellEnd"/>
+      <w:r>
+        <w:rPr>
+          <w:rtl/>
+        </w:rPr>
+        <w:t>/النجاسة: وهي تقطع شركة النفس مع الله؛ لأن الله «</w:t>
       </w:r>
       <w:r>
         <w:rPr>
@@ -270,7 +296,14 @@
         <w:rPr>
           <w:rtl/>
         </w:rPr>
-        <w:t>أَطْهَرُ مِنْ أَنْ تَنْظُرَ الشَّرَّ» (حب</w:t>
+        <w:t>أَطْهَرُ مِنْ أَنْ تَنْظُرَ الشَّرَّ» (</w:t>
+      </w:r>
+      <w:proofErr w:type="spellStart"/>
+      <w:r>
+        <w:rPr>
+          <w:rtl/>
+        </w:rPr>
+        <w:t>حب</w:t>
       </w:r>
       <w:r>
         <w:rPr>
@@ -279,11 +312,26 @@
         </w:rPr>
         <w:t>قوق</w:t>
       </w:r>
-      <w:r>
-        <w:rPr>
-          <w:rtl/>
-        </w:rPr>
-        <w:t xml:space="preserve"> 1: 13). والأبرص في الكتاب المقدس هو صورة للمتنجس؛ فبحسب الناموس يجب أن يُخرج خارج المحلة (</w:t>
+      <w:proofErr w:type="spellEnd"/>
+      <w:r>
+        <w:rPr>
+          <w:rtl/>
+        </w:rPr>
+        <w:t xml:space="preserve"> 1: 13). والأبرص في الكتاب المقدس هو صورة </w:t>
+      </w:r>
+      <w:proofErr w:type="spellStart"/>
+      <w:r>
+        <w:rPr>
+          <w:rtl/>
+        </w:rPr>
+        <w:t>للمتنجس</w:t>
+      </w:r>
+      <w:proofErr w:type="spellEnd"/>
+      <w:r>
+        <w:rPr>
+          <w:rtl/>
+        </w:rPr>
+        <w:t>؛ فبحسب الناموس يجب أن يُخرج خارج المحلة (</w:t>
       </w:r>
       <w:r>
         <w:rPr>
@@ -309,14 +357,7 @@
         <w:rPr>
           <w:rtl/>
         </w:rPr>
-        <w:t xml:space="preserve"> 5: 2) ولا يمسه أحد، وإذا رأى أحداً يقترب منه وجب عليه أن يصرخ: «نَجِسٌ، نَجِسٌ!». وعندما ظهر يشوع الكاهن العظيم في زكريا 3 في النور الإلهي، كان واقفا أمام الله بثياب قذرة؛ إذ أظهر النورُ النجاسةَ بوضوح. ولكن الله </w:t>
-      </w:r>
-      <w:r>
-        <w:rPr>
-          <w:rtl/>
-        </w:rPr>
-        <w:lastRenderedPageBreak/>
-        <w:t xml:space="preserve">تدخل وقال: «انْظُرْ! قَدْ أَذْهَبْتُ عَنْكَ إِثْمَكَ، وَأُلْبِسُكَ ثِيَاباً </w:t>
+        <w:t xml:space="preserve"> 5: 2) ولا يمسه أحد، وإذا رأى أحداً يقترب منه وجب عليه أن يصرخ: «نَجِسٌ، نَجِسٌ!». وعندما ظهر يشوع الكاهن العظيم في زكريا 3 في النور الإلهي، كان واقفا أمام الله بثياب قذرة؛ إذ أظهر النورُ النجاسةَ بوضوح. ولكن الله تدخل وقال: «انْظُرْ! قَدْ أَذْهَبْتُ عَنْكَ إِثْمَكَ، وَأُلْبِسُكَ ثِيَاباً </w:t>
       </w:r>
       <w:r>
         <w:rPr>
@@ -435,7 +476,21 @@
         <w:rPr>
           <w:rtl/>
         </w:rPr>
-        <w:t xml:space="preserve"> 2: 18). وعندما تتعلق التجربة بالتدريب أو التأديب الإلهي، فإن «كُلَّ تَأْدِيبٍ فِي الْحَاضِرِ لاَ يُرَى أَنَّهُ لِلْفَرَحِ بَلْ لِلْحُزْنِ. وَلَكِنَّهُ أَخِيراً يُعْطِي ثَمَرَ بِرٍّ لِلَّذِينَ يَتَدَرَّبُونَ بِهِ لِلْسَّلاَمِ» (عب 12: 11).</w:t>
+        <w:t xml:space="preserve"> 2: 18). وعندما تتعلق التجربة بالتدريب أو التأديب الإلهي، فإن «كُلَّ تَأْدِيبٍ فِي الْحَاضِرِ لاَ يُرَى أَنَّهُ </w:t>
+      </w:r>
+      <w:proofErr w:type="gramStart"/>
+      <w:r>
+        <w:rPr>
+          <w:rtl/>
+        </w:rPr>
+        <w:t>لِلْفَرَحِ</w:t>
+      </w:r>
+      <w:proofErr w:type="gramEnd"/>
+      <w:r>
+        <w:rPr>
+          <w:rtl/>
+        </w:rPr>
+        <w:t xml:space="preserve"> بَلْ لِلْحُزْنِ. وَلَكِنَّهُ أَخِيراً يُعْطِي ثَمَرَ بِرٍّ لِلَّذِينَ يَتَدَرَّبُونَ بِهِ لِلْسَّلاَمِ» (عب 12: 11).</w:t>
       </w:r>
     </w:p>
     <w:p>
@@ -606,7 +661,6 @@
         <w:rPr>
           <w:rtl/>
         </w:rPr>
-        <w:lastRenderedPageBreak/>
         <w:t>1. 1. 3 "الجهات الفاعلة" في التجربة</w:t>
       </w:r>
     </w:p>
@@ -853,7 +907,49 @@
         <w:rPr>
           <w:rtl/>
         </w:rPr>
-        <w:t>وبخلافنا تماماً، لم تكن في الرب يسوع أي شهوة جسدية؛ فلم يكن فيه أي شيء ينجذب نحو الشر. وكل التجارب التي اجتاز فيها أظهرت كماله المطلق: هو «الَّذِي لَمْ يَفْعَلْ خَطِيَّةً» (1 بط 2: 22)، و«لَمْ يَعْرِفْ خَطِيَّةً» (2 كور 5: 21)، و«لَيْسَ فِيهِ خَطِيَّةٌ» (1 يو 3: 5). ولهذا تضيف العبرانيين 4: 15 بتأكيد شديد: «... بِلاَ خَطِيَّةٍ».</w:t>
+        <w:t xml:space="preserve">وبخلافنا تماماً، لم تكن في الرب يسوع أي شهوة جسدية؛ فلم يكن فيه أي شيء ينجذب نحو الشر. وكل التجارب التي اجتاز فيها أظهرت كماله المطلق: هو «الَّذِي لَمْ يَفْعَلْ خَطِيَّةً» (1 بط 2: 22)، </w:t>
+      </w:r>
+      <w:proofErr w:type="spellStart"/>
+      <w:r>
+        <w:rPr>
+          <w:rtl/>
+        </w:rPr>
+        <w:t>و«لَمْ</w:t>
+      </w:r>
+      <w:proofErr w:type="spellEnd"/>
+      <w:r>
+        <w:rPr>
+          <w:rtl/>
+        </w:rPr>
+        <w:t xml:space="preserve"> يَعْرِفْ خَطِيَّةً» (2 كور 5: 21)، </w:t>
+      </w:r>
+      <w:proofErr w:type="spellStart"/>
+      <w:r>
+        <w:rPr>
+          <w:rtl/>
+        </w:rPr>
+        <w:t>و«لَيْسَ</w:t>
+      </w:r>
+      <w:proofErr w:type="spellEnd"/>
+      <w:r>
+        <w:rPr>
+          <w:rtl/>
+        </w:rPr>
+        <w:t xml:space="preserve"> فِيهِ خَطِيَّةٌ» (1 </w:t>
+      </w:r>
+      <w:proofErr w:type="spellStart"/>
+      <w:r>
+        <w:rPr>
+          <w:rtl/>
+        </w:rPr>
+        <w:t>يو</w:t>
+      </w:r>
+      <w:proofErr w:type="spellEnd"/>
+      <w:r>
+        <w:rPr>
+          <w:rtl/>
+        </w:rPr>
+        <w:t xml:space="preserve"> 3: 5). ولهذا تضيف العبرانيين 4: 15 بتأكيد شديد: «... بِلاَ خَطِيَّةٍ».</w:t>
       </w:r>
     </w:p>
     <w:p>
@@ -935,7 +1031,6 @@
         <w:rPr>
           <w:rtl/>
         </w:rPr>
-        <w:lastRenderedPageBreak/>
         <w:t>يعلمنا الرسول يوحنا في 1 يوحنا 2: 15-17 كيف ينبغي أن تكون عواطف قلوبنا: «لاَ تُحِبُّوا الْعَالَمَ وَلاَ الأَشْيَاءَ الَّتِي فِي الْعَالَمِ. إِنْ أَحَبَّ أَحَدٌ الْعَالَمَ فَلَيْسَتْ فِيهِ مَحَبَّةُ الآبِ». ومحبة العالم هذه تغذيها ثلاثة أمور:</w:t>
       </w:r>
     </w:p>
@@ -1086,7 +1181,21 @@
         <w:rPr>
           <w:rtl/>
         </w:rPr>
-        <w:t>إن الله نفسه لا يجرب بالشرور؛ فلا يمكن لأحد أن يقول: «إِنِّي أُجَرَّبُ مِنْ قِبَلِ اللهِ» (يع 1: 13). ولكن هناك إمكانية أن يستخدم اللهُ الشيطانَ وتجاربَه لكي يمتحن خاصته، كما نرى في حياة أيوب.</w:t>
+        <w:t>إن الله نفسه لا يجرب بالشرور؛ فلا يمكن لأحد أن يقول: «إِنِّي أُجَرَّبُ مِنْ قِبَلِ اللهِ» (</w:t>
+      </w:r>
+      <w:proofErr w:type="spellStart"/>
+      <w:r>
+        <w:rPr>
+          <w:rtl/>
+        </w:rPr>
+        <w:t>يع</w:t>
+      </w:r>
+      <w:proofErr w:type="spellEnd"/>
+      <w:r>
+        <w:rPr>
+          <w:rtl/>
+        </w:rPr>
+        <w:t xml:space="preserve"> 1: 13). ولكن هناك إمكانية أن يستخدم اللهُ الشيطانَ وتجاربَه لكي يمتحن خاصته، كما نرى في حياة أيوب.</w:t>
       </w:r>
     </w:p>
     <w:p>
@@ -1240,7 +1349,21 @@
         <w:rPr>
           <w:rtl/>
         </w:rPr>
-        <w:t xml:space="preserve"> الرَّبُّ صَخْرَتِي، الَّذِي يُعَلِّمُ يَدَيَّ الْقِتَالَ وَأَصَابِعِي الْحَرْبَ.  2رَحْمَتِي وَمَلْجَإِي، صَرْحِي وَمُنْقِذِي، مِجَنِّي وَالَّذِي عَلَيْهِ تَوَكَّلْتُ، الْمُخْضِعُ شَعْبِي تَحْتِي.</w:t>
+        <w:t xml:space="preserve"> الرَّبُّ صَخْرَتِي، الَّذِي يُعَلِّمُ يَدَيَّ الْقِتَالَ وَأَصَابِعِي الْحَرْبَ.  2رَحْمَتِي </w:t>
+      </w:r>
+      <w:proofErr w:type="spellStart"/>
+      <w:r>
+        <w:rPr>
+          <w:rtl/>
+        </w:rPr>
+        <w:t>وَمَلْجَإِي</w:t>
+      </w:r>
+      <w:proofErr w:type="spellEnd"/>
+      <w:r>
+        <w:rPr>
+          <w:rtl/>
+        </w:rPr>
+        <w:t>، صَرْحِي وَمُنْقِذِي، مِجَنِّي وَالَّذِي عَلَيْهِ تَوَكَّلْتُ، الْمُخْضِعُ شَعْبِي تَحْتِي.</w:t>
       </w:r>
       <w:r>
         <w:rPr>
@@ -1339,7 +1462,6 @@
         <w:rPr>
           <w:rtl/>
         </w:rPr>
-        <w:lastRenderedPageBreak/>
         <w:t>1. 3. 2 الوسائط ضد التجارب من الداخل</w:t>
       </w:r>
     </w:p>
@@ -1356,6 +1478,7 @@
         </w:rPr>
         <w:t xml:space="preserve">إن التجارب القادمة من الداخل لا تواجَه بالمقاومة، بل بـ "الهرب"! يكتب الرسول بولس: «أَمَّا الشَّهَوَاتُ الشَّبَابِيَّةُ فَاهْرُبْ مِنْهَا» (2 تيم 2: 22). ويوسف مثال رائع في هذا الصدد؛ فعندما تعرض لمحاولات امرأة </w:t>
       </w:r>
+      <w:proofErr w:type="spellStart"/>
       <w:r>
         <w:rPr>
           <w:rFonts w:hint="cs"/>
@@ -1363,6 +1486,7 @@
         </w:rPr>
         <w:t>فوطيفار</w:t>
       </w:r>
+      <w:proofErr w:type="spellEnd"/>
       <w:r>
         <w:rPr>
           <w:rtl/>
@@ -1394,7 +1518,14 @@
         <w:rPr>
           <w:rtl/>
         </w:rPr>
-        <w:t>تدعونا كلمة الله إلى "إماتة" النجاسة؛ أي تجويعها حرفياً بقطع الغذاء عنها (كو</w:t>
+        <w:t>تدعونا كلمة الله إلى "إماتة" النجاسة؛ أي تجويعها حرفياً بقطع الغذاء عنها (</w:t>
+      </w:r>
+      <w:proofErr w:type="spellStart"/>
+      <w:r>
+        <w:rPr>
+          <w:rtl/>
+        </w:rPr>
+        <w:t>كو</w:t>
       </w:r>
       <w:r>
         <w:rPr>
@@ -1403,6 +1534,7 @@
         </w:rPr>
         <w:t>لوسي</w:t>
       </w:r>
+      <w:proofErr w:type="spellEnd"/>
       <w:r>
         <w:rPr>
           <w:rtl/>
@@ -1536,7 +1668,7 @@
         <w:rPr>
           <w:rtl/>
         </w:rPr>
-        <w:t>لَكَ قَالَ قَلْبِي: «</w:t>
+        <w:t>«</w:t>
       </w:r>
       <w:r>
         <w:rPr>
@@ -1596,10 +1728,9 @@
           <w:rFonts w:hint="cs"/>
           <w:rtl/>
         </w:rPr>
-        <w:lastRenderedPageBreak/>
         <w:t xml:space="preserve">2. </w:t>
       </w:r>
-      <w:hyperlink r:id="rId9" w:history="1">
+      <w:hyperlink r:id="rId8" w:history="1">
         <w:r>
           <w:rPr>
             <w:rStyle w:val="Hyperlink"/>
@@ -1620,19 +1751,61 @@
         <w:rPr>
           <w:rtl/>
         </w:rPr>
-        <w:t>بعد القول العام: «لا تحبوا العالم ولا الأشياء التي في العالم»، يتابع الرسول يوحنا قائلاً: «</w:t>
-      </w:r>
-      <w:r>
-        <w:rPr>
-          <w:rtl/>
-        </w:rPr>
-        <w:t xml:space="preserve"> 16لأَنَّ كُلَّ مَا فِي الْعَالَمِ: شَهْوَةَ الْجَسَدِ، وَشَهْوَةَ الْعُيُونِ، وَتَعَظُّمَ الْمَعِيشَةِ، لَيْسَ مِنَ الآبِ بَلْ مِنَ الْعَالَمِ. </w:t>
-      </w:r>
-      <w:r>
-        <w:rPr>
-          <w:rtl/>
-        </w:rPr>
-        <w:t>» (1 يوحنا 2: 15-16). إنه لمن الصعب التمييز الدقيق بين هذه العناصر الثلاثة الكائنة في المؤمنين والتي تُستثار بواسطة العالم الفاسد والمُنجَّس بالخطية.</w:t>
+        <w:t xml:space="preserve">بعد القول العام: «لا تحبوا العالم ولا الأشياء التي في العالم»، يتابع الرسول يوحنا قائلاً: </w:t>
+      </w:r>
+      <w:proofErr w:type="gramStart"/>
+      <w:r>
+        <w:rPr>
+          <w:rtl/>
+        </w:rPr>
+        <w:t>«</w:t>
+      </w:r>
+      <w:r>
+        <w:rPr>
+          <w:rtl/>
+        </w:rPr>
+        <w:t xml:space="preserve"> 16</w:t>
+      </w:r>
+      <w:proofErr w:type="gramEnd"/>
+      <w:r>
+        <w:rPr>
+          <w:rtl/>
+        </w:rPr>
+        <w:t xml:space="preserve">لأَنَّ كُلَّ مَا فِي الْعَالَمِ: شَهْوَةَ الْجَسَدِ، وَشَهْوَةَ الْعُيُونِ، وَتَعَظُّمَ الْمَعِيشَةِ، لَيْسَ مِنَ </w:t>
+      </w:r>
+      <w:proofErr w:type="gramStart"/>
+      <w:r>
+        <w:rPr>
+          <w:rtl/>
+        </w:rPr>
+        <w:t>الآبِ</w:t>
+      </w:r>
+      <w:proofErr w:type="gramEnd"/>
+      <w:r>
+        <w:rPr>
+          <w:rtl/>
+        </w:rPr>
+        <w:t xml:space="preserve"> بَلْ مِنَ الْعَالَمِ</w:t>
+      </w:r>
+      <w:proofErr w:type="gramStart"/>
+      <w:r>
+        <w:rPr>
+          <w:rtl/>
+        </w:rPr>
+        <w:t xml:space="preserve">. </w:t>
+      </w:r>
+      <w:r>
+        <w:rPr>
+          <w:rtl/>
+        </w:rPr>
+        <w:t>»</w:t>
+      </w:r>
+      <w:proofErr w:type="gramEnd"/>
+      <w:r>
+        <w:rPr>
+          <w:rtl/>
+        </w:rPr>
+        <w:t xml:space="preserve"> (1 يوحنا 2: 15-16). إنه لمن الصعب التمييز الدقيق بين هذه العناصر الثلاثة الكائنة في المؤمنين والتي تُستثار بواسطة العالم الفاسد والمُنجَّس بالخطية.</w:t>
       </w:r>
     </w:p>
     <w:p>
@@ -1729,7 +1902,14 @@
         <w:rPr>
           <w:rtl/>
         </w:rPr>
-        <w:t>إن شهوة العيون تُنشئ فينا الرغبة في امتلاك أشياء لم يعطنا الله إياها أو حتى حظرها علينا. وفي وقت فتح أريحا، أمر الرب صراحةً بألا يأخذ شعب إسرائيل لأنفسهم شيئاً من غنيمة المدينة (يشوع 6: 18-19). لكن ع</w:t>
+        <w:t xml:space="preserve">إن شهوة العيون تُنشئ فينا الرغبة في امتلاك أشياء لم يعطنا الله إياها أو حتى حظرها علينا. وفي وقت فتح أريحا، أمر الرب صراحةً بألا يأخذ شعب إسرائيل لأنفسهم شيئاً من غنيمة المدينة (يشوع 6: 18-19). لكن </w:t>
+      </w:r>
+      <w:proofErr w:type="spellStart"/>
+      <w:r>
+        <w:rPr>
+          <w:rtl/>
+        </w:rPr>
+        <w:t>ع</w:t>
       </w:r>
       <w:r>
         <w:rPr>
@@ -1742,13 +1922,34 @@
         <w:rPr>
           <w:rtl/>
         </w:rPr>
-        <w:t xml:space="preserve">خان «رأى </w:t>
-      </w:r>
-      <w:r>
-        <w:rPr>
-          <w:rtl/>
-        </w:rPr>
-        <w:t>فِي الْغَنِيمَةِ رِدَاءً شِنْعَارِيًّا نَفِيسًا، وَمِئَتَيْ شَاقِلِ فِضَّةٍ، وَلِسَانَ ذَهَبٍ</w:t>
+        <w:t>خان</w:t>
+      </w:r>
+      <w:proofErr w:type="spellEnd"/>
+      <w:r>
+        <w:rPr>
+          <w:rtl/>
+        </w:rPr>
+        <w:t xml:space="preserve"> «رأى </w:t>
+      </w:r>
+      <w:r>
+        <w:rPr>
+          <w:rtl/>
+        </w:rPr>
+        <w:t xml:space="preserve">فِي الْغَنِيمَةِ رِدَاءً </w:t>
+      </w:r>
+      <w:proofErr w:type="spellStart"/>
+      <w:r>
+        <w:rPr>
+          <w:rtl/>
+        </w:rPr>
+        <w:t>شِنْعَارِيًّا</w:t>
+      </w:r>
+      <w:proofErr w:type="spellEnd"/>
+      <w:r>
+        <w:rPr>
+          <w:rtl/>
+        </w:rPr>
+        <w:t xml:space="preserve"> نَفِيسًا، وَمِئَتَيْ شَاقِلِ فِضَّةٍ، وَلِسَانَ ذَهَبٍ</w:t>
       </w:r>
       <w:r>
         <w:rPr>
@@ -1768,7 +1969,21 @@
         <w:rPr>
           <w:rtl/>
         </w:rPr>
-        <w:t>ويسمي العهد الجديد هذه الشهوة التي تريد امتلاك كل شيء: الطمع (كولوسي 3: 5؛ أفسس 5: 3). بل إن الكلمة توضح جلياً أن الطماع هو عابد أصنام (أفسس 5: 5). وهذه الرغبة الشديدة في إرادة امتلاك المزيد والمزيد، المسماة "</w:t>
+        <w:t>ويسمي العهد الجديد هذه الشهوة التي تريد امتلاك كل شيء: الطمع (</w:t>
+      </w:r>
+      <w:proofErr w:type="spellStart"/>
+      <w:r>
+        <w:rPr>
+          <w:rtl/>
+        </w:rPr>
+        <w:t>كولوسي</w:t>
+      </w:r>
+      <w:proofErr w:type="spellEnd"/>
+      <w:r>
+        <w:rPr>
+          <w:rtl/>
+        </w:rPr>
+        <w:t xml:space="preserve"> 3: 5؛ أفسس 5: 3). بل إن الكلمة توضح جلياً أن الطماع هو عابد أصنام (أفسس 5: 5). وهذه الرغبة الشديدة في إرادة امتلاك المزيد والمزيد، المسماة "</w:t>
       </w:r>
       <w:r>
         <w:t>pleonexia</w:t>
@@ -1791,34 +2006,89 @@
         <w:rPr>
           <w:rtl/>
         </w:rPr>
-        <w:t>فمن ينظر إلى ممتلكات الآخرين بعين الحسد، يُشعل في نفسه النوايا السيئة والحاجة المفرطة للتصرف فيها. والرسول بولس يحذرنا في 1 تيموثاوس 6: 9-10 من «محبة المال» التي هي «أصل لكل الشرور»؛ إذ يرغب المرء في امتلاك الوسائل التي تمكنه من الاستجابة لـ «</w:t>
-      </w:r>
-      <w:r>
-        <w:rPr>
-          <w:rtl/>
-        </w:rPr>
-        <w:t xml:space="preserve"> شَهَوَاتٍ كَثِيرَةٍ غَبِيَّةٍ وَمُضِرَّةٍ </w:t>
-      </w:r>
-      <w:r>
-        <w:rPr>
-          <w:rtl/>
-        </w:rPr>
-        <w:t>» التي تُثار في النفس.</w:t>
-      </w:r>
-    </w:p>
-    <w:p>
-      <w:pPr>
-        <w:jc w:val="both"/>
-        <w:rPr>
-          <w:rtl/>
-        </w:rPr>
-      </w:pPr>
-      <w:r>
-        <w:rPr>
-          <w:rtl/>
-        </w:rPr>
-        <w:lastRenderedPageBreak/>
-        <w:t>وبالنسبة لجيحزي، خادم إليشع، فقد بدا له سيده سا</w:t>
+        <w:t xml:space="preserve">فمن ينظر إلى ممتلكات الآخرين بعين الحسد، يُشعل في نفسه </w:t>
+      </w:r>
+      <w:proofErr w:type="gramStart"/>
+      <w:r>
+        <w:rPr>
+          <w:rtl/>
+        </w:rPr>
+        <w:t>النوايا</w:t>
+      </w:r>
+      <w:proofErr w:type="gramEnd"/>
+      <w:r>
+        <w:rPr>
+          <w:rtl/>
+        </w:rPr>
+        <w:t xml:space="preserve"> السيئة والحاجة المفرطة للتصرف فيها. والرسول بولس يحذرنا في 1 تيموثاوس 6: 9-10 من «محبة المال» التي هي «أصل لكل الشرور»؛ إذ يرغب المرء في امتلاك الوسائل التي تمكنه من الاستجابة لـ </w:t>
+      </w:r>
+      <w:proofErr w:type="gramStart"/>
+      <w:r>
+        <w:rPr>
+          <w:rtl/>
+        </w:rPr>
+        <w:t>«</w:t>
+      </w:r>
+      <w:r>
+        <w:rPr>
+          <w:rtl/>
+        </w:rPr>
+        <w:t xml:space="preserve"> شَهَوَاتٍ</w:t>
+      </w:r>
+      <w:proofErr w:type="gramEnd"/>
+      <w:r>
+        <w:rPr>
+          <w:rtl/>
+        </w:rPr>
+        <w:t xml:space="preserve"> كَثِيرَةٍ غَبِيَّةٍ </w:t>
+      </w:r>
+      <w:proofErr w:type="gramStart"/>
+      <w:r>
+        <w:rPr>
+          <w:rtl/>
+        </w:rPr>
+        <w:t xml:space="preserve">وَمُضِرَّةٍ </w:t>
+      </w:r>
+      <w:r>
+        <w:rPr>
+          <w:rtl/>
+        </w:rPr>
+        <w:t>»</w:t>
+      </w:r>
+      <w:proofErr w:type="gramEnd"/>
+      <w:r>
+        <w:rPr>
+          <w:rtl/>
+        </w:rPr>
+        <w:t xml:space="preserve"> التي تُثار في النفس.</w:t>
+      </w:r>
+    </w:p>
+    <w:p>
+      <w:pPr>
+        <w:jc w:val="both"/>
+        <w:rPr>
+          <w:rtl/>
+        </w:rPr>
+      </w:pPr>
+      <w:r>
+        <w:rPr>
+          <w:rtl/>
+        </w:rPr>
+        <w:t xml:space="preserve">وبالنسبة </w:t>
+      </w:r>
+      <w:proofErr w:type="spellStart"/>
+      <w:r>
+        <w:rPr>
+          <w:rtl/>
+        </w:rPr>
+        <w:t>لجيحزي</w:t>
+      </w:r>
+      <w:proofErr w:type="spellEnd"/>
+      <w:r>
+        <w:rPr>
+          <w:rtl/>
+        </w:rPr>
+        <w:t>، خادم إليشع، فقد بدا له سيده سا</w:t>
       </w:r>
       <w:r>
         <w:rPr>
@@ -1831,21 +2101,49 @@
         <w:rPr>
           <w:rtl/>
         </w:rPr>
-        <w:t>جاً إذ لم يقبل هدايا نعمان (2 ملوك 5: 20-27). لقد رأى الفضة والثياب والذهب التي أحضرها قائد جيش الجيش السوري، فأُوقظت الشهوة فيه. فركض وراء الأبرص الذي شُفي ونال من الهدايا - من خلال تقرير كاذب! - وزنتين من الفضة وحلتين من الثياب، وأخفاها سريعاً في البيت. فكان على النبي أن يوبخه: «أفهو وقت لأخذ...؟».</w:t>
-      </w:r>
-    </w:p>
-    <w:p>
-      <w:pPr>
-        <w:jc w:val="both"/>
-        <w:rPr>
-          <w:rtl/>
-        </w:rPr>
-      </w:pPr>
-      <w:r>
-        <w:rPr>
-          <w:rtl/>
-        </w:rPr>
-        <w:t>وعن بلعام يُقال إنه «أحب أجرة الإثم»: لقد جاء ليلعن شعب الله مقابل المال - لكن الرب حول اللعنة إلى بركة (</w:t>
+        <w:t>جاً إذ لم يقبل هدايا نعمان (2 ملوك 5: 20-27). لقد رأى الفضة والثياب والذهب التي أحضرها قائد جيش الجيش السوري، فأُوقظت الشهوة فيه. فركض وراء الأبرص الذي شُفي ونال من الهدايا - من خلال تقرير كاذب! - وزنتين من الفضة وحلتين من الثياب، وأخفاها سريعاً في البيت. فكان على النبي أن يوبخه: «</w:t>
+      </w:r>
+      <w:proofErr w:type="spellStart"/>
+      <w:r>
+        <w:rPr>
+          <w:rtl/>
+        </w:rPr>
+        <w:t>أفهو</w:t>
+      </w:r>
+      <w:proofErr w:type="spellEnd"/>
+      <w:r>
+        <w:rPr>
+          <w:rtl/>
+        </w:rPr>
+        <w:t xml:space="preserve"> وقت لأخذ...؟».</w:t>
+      </w:r>
+    </w:p>
+    <w:p>
+      <w:pPr>
+        <w:jc w:val="both"/>
+        <w:rPr>
+          <w:rtl/>
+        </w:rPr>
+      </w:pPr>
+      <w:r>
+        <w:rPr>
+          <w:rtl/>
+        </w:rPr>
+        <w:t xml:space="preserve">وعن </w:t>
+      </w:r>
+      <w:proofErr w:type="spellStart"/>
+      <w:r>
+        <w:rPr>
+          <w:rtl/>
+        </w:rPr>
+        <w:t>بلعام</w:t>
+      </w:r>
+      <w:proofErr w:type="spellEnd"/>
+      <w:r>
+        <w:rPr>
+          <w:rtl/>
+        </w:rPr>
+        <w:t xml:space="preserve"> يُقال إنه «أحب أجرة الإثم»: لقد جاء ليلعن شعب الله مقابل المال - لكن الرب حول اللعنة إلى بركة (</w:t>
       </w:r>
       <w:r>
         <w:rPr>
@@ -1900,13 +2198,27 @@
         <w:rPr>
           <w:rtl/>
         </w:rPr>
-        <w:t>ومما لا شك فيه أنه حق أن الله «</w:t>
-      </w:r>
-      <w:r>
-        <w:rPr>
-          <w:rtl/>
-        </w:rPr>
-        <w:t xml:space="preserve"> الَّذِي يَمْنَحُنَا كُلَّ شَيْءٍ بِغِنًى لِلتَّمَتُّعِ</w:t>
+        <w:t xml:space="preserve">ومما لا شك فيه أنه حق أن الله </w:t>
+      </w:r>
+      <w:proofErr w:type="gramStart"/>
+      <w:r>
+        <w:rPr>
+          <w:rtl/>
+        </w:rPr>
+        <w:t>«</w:t>
+      </w:r>
+      <w:r>
+        <w:rPr>
+          <w:rtl/>
+        </w:rPr>
+        <w:t xml:space="preserve"> الَّذِي</w:t>
+      </w:r>
+      <w:proofErr w:type="gramEnd"/>
+      <w:r>
+        <w:rPr>
+          <w:rtl/>
+        </w:rPr>
+        <w:t xml:space="preserve"> يَمْنَحُنَا كُلَّ شَيْءٍ بِغِنًى لِلتَّمَتُّعِ</w:t>
       </w:r>
       <w:r>
         <w:rPr>
@@ -1966,19 +2278,47 @@
         <w:rPr>
           <w:rtl/>
         </w:rPr>
-        <w:t xml:space="preserve"> في بداية الطريق، بل الإيمان الحي واليومي. «</w:t>
-      </w:r>
-      <w:r>
-        <w:rPr>
-          <w:rtl/>
-        </w:rPr>
-        <w:t xml:space="preserve"> لأَنَّ كُلَّ مَنْ وُلِدَ مِنَ اللهِ يَغْلِبُ الْعَالَمَ. وَهذِهِ هِيَ الْغَلَبَةُ الَّتِي تَغْلِبُ الْعَالَمَ: إِيمَانُنَا. </w:t>
-      </w:r>
-      <w:r>
-        <w:rPr>
-          <w:rtl/>
-        </w:rPr>
-        <w:t>» (1 يوحنا 5: 4).</w:t>
+        <w:t xml:space="preserve"> في بداية الطريق، بل الإيمان الحي واليومي. </w:t>
+      </w:r>
+      <w:proofErr w:type="gramStart"/>
+      <w:r>
+        <w:rPr>
+          <w:rtl/>
+        </w:rPr>
+        <w:t>«</w:t>
+      </w:r>
+      <w:r>
+        <w:rPr>
+          <w:rtl/>
+        </w:rPr>
+        <w:t xml:space="preserve"> لأَنَّ</w:t>
+      </w:r>
+      <w:proofErr w:type="gramEnd"/>
+      <w:r>
+        <w:rPr>
+          <w:rtl/>
+        </w:rPr>
+        <w:t xml:space="preserve"> كُلَّ مَنْ وُلِدَ مِنَ اللهِ يَغْلِبُ الْعَالَمَ. وَهذِهِ هِيَ الْغَلَبَةُ الَّتِي تَغْلِبُ الْعَالَمَ: إِيمَانُنَا</w:t>
+      </w:r>
+      <w:proofErr w:type="gramStart"/>
+      <w:r>
+        <w:rPr>
+          <w:rtl/>
+        </w:rPr>
+        <w:t xml:space="preserve">. </w:t>
+      </w:r>
+      <w:r>
+        <w:rPr>
+          <w:rtl/>
+        </w:rPr>
+        <w:t>»</w:t>
+      </w:r>
+      <w:proofErr w:type="gramEnd"/>
+      <w:r>
+        <w:rPr>
+          <w:rtl/>
+        </w:rPr>
+        <w:t xml:space="preserve"> (1 يوحنا 5: 4).</w:t>
       </w:r>
     </w:p>
     <w:p>
@@ -2111,7 +2451,6 @@
         <w:rPr>
           <w:rtl/>
         </w:rPr>
-        <w:lastRenderedPageBreak/>
         <w:t>وتميل شهوة العيون أيضاً إلى التباهي بما يمتلكه المرء - كما فعل حزقيا عند زيارة رسل ملك بابل (إشعياء 39).</w:t>
       </w:r>
     </w:p>
@@ -2126,7 +2465,21 @@
         <w:rPr>
           <w:rtl/>
         </w:rPr>
-        <w:t>هل يرى "الداخلون" إلى بيت مسيحي "النور" (لوقا 8: 16)؟ هل يُستقبلون في بيت للرب فيه مكانه، حيث يعيش الزوجان باتفاق، ويُربى الأطفال بفرح ولكن لأجله؟ أم يلاحظون رفاهية مفرطة، وسعياً وراء الظواهر الخارجية والبريق للفت النظر؟</w:t>
+        <w:t xml:space="preserve">هل يرى "الداخلون" إلى بيت مسيحي "النور" (لوقا 8: 16)؟ هل يُستقبلون في بيت للرب فيه مكانه، حيث يعيش الزوجان باتفاق، ويُربى الأطفال </w:t>
+      </w:r>
+      <w:proofErr w:type="gramStart"/>
+      <w:r>
+        <w:rPr>
+          <w:rtl/>
+        </w:rPr>
+        <w:t>بفرح</w:t>
+      </w:r>
+      <w:proofErr w:type="gramEnd"/>
+      <w:r>
+        <w:rPr>
+          <w:rtl/>
+        </w:rPr>
+        <w:t xml:space="preserve"> ولكن لأجله؟ أم يلاحظون رفاهية مفرطة، وسعياً وراء الظواهر الخارجية والبريق للفت النظر؟</w:t>
       </w:r>
     </w:p>
     <w:p>
@@ -2167,13 +2520,27 @@
         <w:rPr>
           <w:rtl/>
         </w:rPr>
-        <w:t xml:space="preserve"> أمام الآخرين - ولكنها لا تبني (1 كورنثوس 8: 2). فمن السهل الاقتباس من مجموعة من النصوص الكتابية المرتبة جيداً فيما بينها، دون أن يكون للمستمعين بركة من ذلك - وإنما يخدم ذلك أساساً إظهار معرفته الخاصة وإبراز قيمته. ورغم أن بولس أُختطف إلى السماء الثالثة وكان لديه ما يفتخر به، إلا أنه لم يفعل ذلك «</w:t>
-      </w:r>
-      <w:r>
-        <w:rPr>
-          <w:rtl/>
-        </w:rPr>
-        <w:t xml:space="preserve"> لِئَلاَّ يَظُنَّ أَحَدٌ مِنْ جِهَتِي فَوْقَ مَا يَرَانِي أَوْ يَسْمَعُ مِنِّي.</w:t>
+        <w:t xml:space="preserve"> أمام الآخرين - ولكنها لا تبني (1 كورنثوس 8: 2). فمن السهل الاقتباس من مجموعة من النصوص الكتابية المرتبة جيداً فيما بينها، دون أن يكون للمستمعين بركة من ذلك - وإنما يخدم ذلك أساساً إظهار معرفته الخاصة وإبراز قيمته. ورغم أن بولس أُختطف إلى السماء الثالثة وكان لديه ما يفتخر به، إلا أنه لم يفعل ذلك </w:t>
+      </w:r>
+      <w:proofErr w:type="gramStart"/>
+      <w:r>
+        <w:rPr>
+          <w:rtl/>
+        </w:rPr>
+        <w:t>«</w:t>
+      </w:r>
+      <w:r>
+        <w:rPr>
+          <w:rtl/>
+        </w:rPr>
+        <w:t xml:space="preserve"> لِئَلاَّ</w:t>
+      </w:r>
+      <w:proofErr w:type="gramEnd"/>
+      <w:r>
+        <w:rPr>
+          <w:rtl/>
+        </w:rPr>
+        <w:t xml:space="preserve"> يَظُنَّ أَحَدٌ مِنْ جِهَتِي فَوْقَ مَا يَرَانِي أَوْ يَسْمَعُ مِنِّي.</w:t>
       </w:r>
       <w:r>
         <w:rPr>
@@ -2276,7 +2643,7 @@
           <w:rtl/>
         </w:rPr>
       </w:pPr>
-      <w:hyperlink r:id="rId10" w:history="1">
+      <w:hyperlink r:id="rId9" w:history="1">
         <w:r>
           <w:rPr>
             <w:rStyle w:val="Hyperlink"/>
@@ -2726,17 +3093,7 @@
           <w:lang w:bidi="ar-SA"/>
           <w14:ligatures w14:val="none"/>
         </w:rPr>
-        <w:t xml:space="preserve">تُعد مرحلة البلوغ والفترة الممتدة حتى الزواج وقتاً عصيباً للشاب، يتطلب انضباطاً شخصياً مستمراً بقوة الرب. في لاويين 22: 4-7، يخاطب الله بيت هارون مبيناً أن السيل المنوي—شأنه شأن البرص في إسرائيل—كان يسبب نجاسة تستلزم التطهير، وبغروب الشمس يصير الكاهن طاهراً فيستطيع أن يأكل من الأقداس مجدداً. ألا يوضح هذا جلياً الأهمية التي يوليها الله لهذا المجال؟ ألا توجد مؤثرات كثيرة تشوش الفكر وتثير الشهوات التي قد تقود المرء إلى تعمد استثارة هذا السيل؟ إن عدم استبضاع هذه الأفعال أو إدانتها في المرة الأولى قد يحولها إلى عادة </w:t>
-      </w:r>
-      <w:r>
-        <w:rPr>
-          <w:rFonts w:eastAsia="Times New Roman"/>
-          <w:rtl/>
-          <w:lang w:bidi="ar-SA"/>
-          <w14:ligatures w14:val="none"/>
-        </w:rPr>
-        <w:lastRenderedPageBreak/>
-        <w:t>تفضي إلى العبودية والسلوك القهري، وينتج عن ذلك اضطراب نفسي، وتفقد الحياة الروحية قوتها، ويتكدر التمتع بالشركة مع الرب</w:t>
+        <w:t>تُعد مرحلة البلوغ والفترة الممتدة حتى الزواج وقتاً عصيباً للشاب، يتطلب انضباطاً شخصياً مستمراً بقوة الرب. في لاويين 22: 4-7، يخاطب الله بيت هارون مبيناً أن السيل المنوي—شأنه شأن البرص في إسرائيل—كان يسبب نجاسة تستلزم التطهير، وبغروب الشمس يصير الكاهن طاهراً فيستطيع أن يأكل من الأقداس مجدداً. ألا يوضح هذا جلياً الأهمية التي يوليها الله لهذا المجال؟ ألا توجد مؤثرات كثيرة تشوش الفكر وتثير الشهوات التي قد تقود المرء إلى تعمد استثارة هذا السيل؟ إن عدم استبضاع هذه الأفعال أو إدانتها في المرة الأولى قد يحولها إلى عادة تفضي إلى العبودية والسلوك القهري، وينتج عن ذلك اضطراب نفسي، وتفقد الحياة الروحية قوتها، ويتكدر التمتع بالشركة مع الرب</w:t>
       </w:r>
       <w:r>
         <w:rPr>
@@ -2793,7 +3150,31 @@
           <w:lang w:bidi="ar-SA"/>
           <w14:ligatures w14:val="none"/>
         </w:rPr>
-        <w:t>أَمَّا الْجَسَدُ فَلَيْسَ لِلزِّنَى بَلْ لِلرَّبِّ... لأَنَّكُمْ اشْتُرِيتُمْ بِثَمَنٍ. فَمَجِّدُوا اللهَ فِي أَجْسَادِكُمْ</w:t>
+        <w:t xml:space="preserve">أَمَّا الْجَسَدُ فَلَيْسَ </w:t>
+      </w:r>
+      <w:proofErr w:type="gramStart"/>
+      <w:r>
+        <w:rPr>
+          <w:rFonts w:eastAsia="Times New Roman"/>
+          <w:b/>
+          <w:bCs/>
+          <w:rtl/>
+          <w:lang w:bidi="ar-SA"/>
+          <w14:ligatures w14:val="none"/>
+        </w:rPr>
+        <w:t>لِلزِّنَى</w:t>
+      </w:r>
+      <w:proofErr w:type="gramEnd"/>
+      <w:r>
+        <w:rPr>
+          <w:rFonts w:eastAsia="Times New Roman"/>
+          <w:b/>
+          <w:bCs/>
+          <w:rtl/>
+          <w:lang w:bidi="ar-SA"/>
+          <w14:ligatures w14:val="none"/>
+        </w:rPr>
+        <w:t xml:space="preserve"> بَلْ لِلرَّبِّ... لأَنَّكُمْ اشْتُرِيتُمْ بِثَمَنٍ. فَمَجِّدُوا اللهَ فِي أَجْسَادِكُمْ</w:t>
       </w:r>
       <w:r>
         <w:rPr>
@@ -3033,7 +3414,31 @@
           <w:lang w:bidi="ar-SA"/>
           <w14:ligatures w14:val="none"/>
         </w:rPr>
-        <w:t xml:space="preserve">وَلاَ تَحْتَرِقُ ثِيَابُهُ؟... </w:t>
+        <w:t xml:space="preserve">وَلاَ تَحْتَرِقُ </w:t>
+      </w:r>
+      <w:proofErr w:type="gramStart"/>
+      <w:r>
+        <w:rPr>
+          <w:rFonts w:eastAsia="Times New Roman"/>
+          <w:b/>
+          <w:bCs/>
+          <w:rtl/>
+          <w:lang w:bidi="ar-SA"/>
+          <w14:ligatures w14:val="none"/>
+        </w:rPr>
+        <w:t>ثِيَابُهُ؟...</w:t>
+      </w:r>
+      <w:proofErr w:type="gramEnd"/>
+      <w:r>
+        <w:rPr>
+          <w:rFonts w:eastAsia="Times New Roman"/>
+          <w:b/>
+          <w:bCs/>
+          <w:rtl/>
+          <w:lang w:bidi="ar-SA"/>
+          <w14:ligatures w14:val="none"/>
+        </w:rPr>
+        <w:t xml:space="preserve"> </w:t>
       </w:r>
       <w:r>
         <w:rPr>
@@ -3588,7 +3993,27 @@
           <w:lang w:bidi="ar-SA"/>
           <w14:ligatures w14:val="none"/>
         </w:rPr>
-        <w:t>كما أن العلاقات بين الرجال والرجال، أو النساء والنساء، يصفها سفر لاويين 18: 22 بأنها رجس، ويدين الرسول بولس هذه الخطية في رومية 1: 27؛ فهذا شذوذ منافٍ للطبيعة، و«شهوة رديئة» (كولوسي 3: 5)</w:t>
+        <w:t>كما أن العلاقات بين الرجال والرجال، أو النساء والنساء، يصفها سفر لاويين 18: 22 بأنها رجس، ويدين الرسول بولس هذه الخطية في رومية 1: 27؛ فهذا شذوذ منافٍ للطبيعة، و«شهوة رديئة» (</w:t>
+      </w:r>
+      <w:proofErr w:type="spellStart"/>
+      <w:r>
+        <w:rPr>
+          <w:rFonts w:eastAsia="Times New Roman"/>
+          <w:rtl/>
+          <w:lang w:bidi="ar-SA"/>
+          <w14:ligatures w14:val="none"/>
+        </w:rPr>
+        <w:t>كولوسي</w:t>
+      </w:r>
+      <w:proofErr w:type="spellEnd"/>
+      <w:r>
+        <w:rPr>
+          <w:rFonts w:eastAsia="Times New Roman"/>
+          <w:rtl/>
+          <w:lang w:bidi="ar-SA"/>
+          <w14:ligatures w14:val="none"/>
+        </w:rPr>
+        <w:t xml:space="preserve"> 3: 5)</w:t>
       </w:r>
       <w:r>
         <w:rPr>
@@ -3863,7 +4288,6 @@
           <w:rFonts w:eastAsia="Times New Roman"/>
           <w:lang w:bidi="he-IL"/>
         </w:rPr>
-        <w:lastRenderedPageBreak/>
         <w:t xml:space="preserve">3.3 </w:t>
       </w:r>
       <w:r>
@@ -3892,7 +4316,67 @@
           <w:lang w:bidi="ar-SA"/>
           <w14:ligatures w14:val="none"/>
         </w:rPr>
-        <w:t>إن التجربة الخارجية تتطلب منا أن «نقاومها»، أما إذا أُستثيرت شهوة الجسد، فالواجب الملقى على عاتقنا هو الهرب (1 كورنثوس 10: 14). ويتحدث الرسول بولس في كولوسي 3: 5 عن ضرورة أن «نميت» أعضاءنا التي على الأرض، وكلمة «إماتة» هنا تعني حرمان العضو من الغذاء حتى يضمر ويموت. فما هو «الغذء» الذي ندخله إلى نفوسنا؟ أهي المشاهد التي تجذب أنظارنا؟ أم ما نقرؤه من كتب؟ أم الأماكن التي نرتادها؟ إن كتاباً أو مجلة أو صورة قد تبدو غير ذات أثر في لحظتها، كثيراً ما تعود إلى الذاكرة لاحقاً بكل ضراوتها وشرها، وقد تقود إلى السقوط في الخطية</w:t>
+        <w:t xml:space="preserve">إن التجربة الخارجية تتطلب منا أن «نقاومها»، أما إذا </w:t>
+      </w:r>
+      <w:proofErr w:type="spellStart"/>
+      <w:r>
+        <w:rPr>
+          <w:rFonts w:eastAsia="Times New Roman"/>
+          <w:rtl/>
+          <w:lang w:bidi="ar-SA"/>
+          <w14:ligatures w14:val="none"/>
+        </w:rPr>
+        <w:t>أُستثيرت</w:t>
+      </w:r>
+      <w:proofErr w:type="spellEnd"/>
+      <w:r>
+        <w:rPr>
+          <w:rFonts w:eastAsia="Times New Roman"/>
+          <w:rtl/>
+          <w:lang w:bidi="ar-SA"/>
+          <w14:ligatures w14:val="none"/>
+        </w:rPr>
+        <w:t xml:space="preserve"> شهوة الجسد، فالواجب الملقى على عاتقنا هو الهرب (1 كورنثوس 10: 14). ويتحدث الرسول بولس في </w:t>
+      </w:r>
+      <w:proofErr w:type="spellStart"/>
+      <w:r>
+        <w:rPr>
+          <w:rFonts w:eastAsia="Times New Roman"/>
+          <w:rtl/>
+          <w:lang w:bidi="ar-SA"/>
+          <w14:ligatures w14:val="none"/>
+        </w:rPr>
+        <w:t>كولوسي</w:t>
+      </w:r>
+      <w:proofErr w:type="spellEnd"/>
+      <w:r>
+        <w:rPr>
+          <w:rFonts w:eastAsia="Times New Roman"/>
+          <w:rtl/>
+          <w:lang w:bidi="ar-SA"/>
+          <w14:ligatures w14:val="none"/>
+        </w:rPr>
+        <w:t xml:space="preserve"> 3: 5 عن ضرورة أن «نميت» أعضاءنا التي على الأرض، وكلمة «إماتة» هنا تعني حرمان العضو من الغذاء حتى يضمر ويموت. فما هو «</w:t>
+      </w:r>
+      <w:proofErr w:type="spellStart"/>
+      <w:r>
+        <w:rPr>
+          <w:rFonts w:eastAsia="Times New Roman"/>
+          <w:rtl/>
+          <w:lang w:bidi="ar-SA"/>
+          <w14:ligatures w14:val="none"/>
+        </w:rPr>
+        <w:t>الغذء</w:t>
+      </w:r>
+      <w:proofErr w:type="spellEnd"/>
+      <w:r>
+        <w:rPr>
+          <w:rFonts w:eastAsia="Times New Roman"/>
+          <w:rtl/>
+          <w:lang w:bidi="ar-SA"/>
+          <w14:ligatures w14:val="none"/>
+        </w:rPr>
+        <w:t>» الذي ندخله إلى نفوسنا؟ أهي المشاهد التي تجذب أنظارنا؟ أم ما نقرؤه من كتب؟ أم الأماكن التي نرتادها؟ إن كتاباً أو مجلة أو صورة قد تبدو غير ذات أثر في لحظتها، كثيراً ما تعود إلى الذاكرة لاحقاً بكل ضراوتها وشرها، وقد تقود إلى السقوط في الخطية</w:t>
       </w:r>
       <w:r>
         <w:rPr>
@@ -4230,7 +4714,27 @@
           <w:lang w:bidi="ar-SA"/>
           <w14:ligatures w14:val="none"/>
         </w:rPr>
-        <w:t>لقد تركت أم لموئيل لابنها ثلاث نصائح قيّمة (أمثال 31: 1-9)</w:t>
+        <w:t xml:space="preserve">لقد تركت أم </w:t>
+      </w:r>
+      <w:proofErr w:type="spellStart"/>
+      <w:r>
+        <w:rPr>
+          <w:rFonts w:eastAsia="Times New Roman"/>
+          <w:rtl/>
+          <w:lang w:bidi="ar-SA"/>
+          <w14:ligatures w14:val="none"/>
+        </w:rPr>
+        <w:t>لموئيل</w:t>
+      </w:r>
+      <w:proofErr w:type="spellEnd"/>
+      <w:r>
+        <w:rPr>
+          <w:rFonts w:eastAsia="Times New Roman"/>
+          <w:rtl/>
+          <w:lang w:bidi="ar-SA"/>
+          <w14:ligatures w14:val="none"/>
+        </w:rPr>
+        <w:t xml:space="preserve"> لابنها ثلاث نصائح قيّمة (أمثال 31: 1-9)</w:t>
       </w:r>
       <w:r>
         <w:rPr>
@@ -4328,7 +4832,31 @@
           <w:lang w:bidi="ar-SA"/>
           <w14:ligatures w14:val="none"/>
         </w:rPr>
-        <w:t>لَيْسَ لِلْمُلُوكِ يَا لَمُوئِيلُ، لَيْسَ لِلْمُلُوكِ أَنْ يَشْرَبُوا خَمْراً، وَلاَ لِلْعُظَمَاءِ الْمُسْكِرُ. لِئَلاَّ يَشْرَبُوا وَيَنْسَوْا المَفْرُوضَ</w:t>
+        <w:t xml:space="preserve">لَيْسَ لِلْمُلُوكِ يَا </w:t>
+      </w:r>
+      <w:proofErr w:type="spellStart"/>
+      <w:r>
+        <w:rPr>
+          <w:rFonts w:eastAsia="Times New Roman"/>
+          <w:b/>
+          <w:bCs/>
+          <w:rtl/>
+          <w:lang w:bidi="ar-SA"/>
+          <w14:ligatures w14:val="none"/>
+        </w:rPr>
+        <w:t>لَمُوئِيلُ</w:t>
+      </w:r>
+      <w:proofErr w:type="spellEnd"/>
+      <w:r>
+        <w:rPr>
+          <w:rFonts w:eastAsia="Times New Roman"/>
+          <w:b/>
+          <w:bCs/>
+          <w:rtl/>
+          <w:lang w:bidi="ar-SA"/>
+          <w14:ligatures w14:val="none"/>
+        </w:rPr>
+        <w:t>، لَيْسَ لِلْمُلُوكِ أَنْ يَشْرَبُوا خَمْراً، وَلاَ لِلْعُظَمَاءِ الْمُسْكِرُ. لِئَلاَّ يَشْرَبُوا وَيَنْسَوْا المَفْرُوضَ</w:t>
       </w:r>
       <w:r>
         <w:rPr>
@@ -4432,17 +4960,7 @@
           <w:lang w:bidi="ar-SA"/>
           <w14:ligatures w14:val="none"/>
         </w:rPr>
-        <w:t xml:space="preserve">إن هذه ليست مجرد تحذيرات سلبية، بل تتضمن حثاً إيجابياً: افتح فمك لتشارك بالغنَى الذي وهبك إياه الرب يسوع؛ افتح فمك لأجل من لا يعرف الله ولا يعلم كيف يكلمه؛ افتح فمك لأجل المتروكين والمهمشين؛ افتح فمك </w:t>
-      </w:r>
-      <w:r>
-        <w:rPr>
-          <w:rFonts w:eastAsia="Times New Roman"/>
-          <w:rtl/>
-          <w:lang w:bidi="ar-SA"/>
-          <w14:ligatures w14:val="none"/>
-        </w:rPr>
-        <w:lastRenderedPageBreak/>
-        <w:t>لتنشر إنجيل النعمة. إن من يكرس وقته لخدمة الرب—باتكال عليه وبدافع المحبة له—يستطيع أن يخلص نفوساً من الموت ويُحفظ من خطايا عديدة</w:t>
+        <w:t>إن هذه ليست مجرد تحذيرات سلبية، بل تتضمن حثاً إيجابياً: افتح فمك لتشارك بالغنَى الذي وهبك إياه الرب يسوع؛ افتح فمك لأجل من لا يعرف الله ولا يعلم كيف يكلمه؛ افتح فمك لأجل المتروكين والمهمشين؛ افتح فمك لتنشر إنجيل النعمة. إن من يكرس وقته لخدمة الرب—باتكال عليه وبدافع المحبة له—يستطيع أن يخلص نفوساً من الموت ويُحفظ من خطايا عديدة</w:t>
       </w:r>
       <w:r>
         <w:rPr>
@@ -4464,7 +4982,7 @@
           <w14:ligatures w14:val="none"/>
         </w:rPr>
       </w:pPr>
-      <w:hyperlink r:id="rId11" w:history="1">
+      <w:hyperlink r:id="rId10" w:history="1">
         <w:r>
           <w:rPr>
             <w:rStyle w:val="Hyperlink"/>
@@ -4665,7 +5183,27 @@
           <w:lang w:bidi="ar-SA"/>
           <w14:ligatures w14:val="none"/>
         </w:rPr>
-        <w:t xml:space="preserve">وفي نهاية تاريخ الكنيسة، تفتخر لاودكية في صورة من الكبرياء الروحي </w:t>
+        <w:t xml:space="preserve">وفي نهاية تاريخ الكنيسة، تفتخر </w:t>
+      </w:r>
+      <w:proofErr w:type="spellStart"/>
+      <w:r>
+        <w:rPr>
+          <w:rFonts w:eastAsia="Times New Roman"/>
+          <w:rtl/>
+          <w:lang w:bidi="ar-SA"/>
+          <w14:ligatures w14:val="none"/>
+        </w:rPr>
+        <w:t>لاودكية</w:t>
+      </w:r>
+      <w:proofErr w:type="spellEnd"/>
+      <w:r>
+        <w:rPr>
+          <w:rFonts w:eastAsia="Times New Roman"/>
+          <w:rtl/>
+          <w:lang w:bidi="ar-SA"/>
+          <w14:ligatures w14:val="none"/>
+        </w:rPr>
+        <w:t xml:space="preserve"> في صورة من الكبرياء الروحي </w:t>
       </w:r>
       <w:r>
         <w:rPr>
@@ -4824,7 +5362,27 @@
           <w:lang w:bidi="ar-SA"/>
           <w14:ligatures w14:val="none"/>
         </w:rPr>
-        <w:t>إن أدونيا، ابن داود الرابع، صرّح قائلاً: «أَنَا أَمْلِكُ (...) وَكَانَ هُوَ أَيْضاً جَمِيلاً جِدّاً» (1 ملوك 1: 5-6).</w:t>
+        <w:t xml:space="preserve">إن </w:t>
+      </w:r>
+      <w:proofErr w:type="spellStart"/>
+      <w:r>
+        <w:rPr>
+          <w:rFonts w:eastAsia="Times New Roman"/>
+          <w:rtl/>
+          <w:lang w:bidi="ar-SA"/>
+          <w14:ligatures w14:val="none"/>
+        </w:rPr>
+        <w:t>أدونيا</w:t>
+      </w:r>
+      <w:proofErr w:type="spellEnd"/>
+      <w:r>
+        <w:rPr>
+          <w:rFonts w:eastAsia="Times New Roman"/>
+          <w:rtl/>
+          <w:lang w:bidi="ar-SA"/>
+          <w14:ligatures w14:val="none"/>
+        </w:rPr>
+        <w:t>، ابن داود الرابع، صرّح قائلاً: «أَنَا أَمْلِكُ (...) وَكَانَ هُوَ أَيْضاً جَمِيلاً جِدّاً» (1 ملوك 1: 5-6).</w:t>
       </w:r>
     </w:p>
     <w:p>
@@ -4941,17 +5499,27 @@
           <w:lang w:bidi="ar-SA"/>
           <w14:ligatures w14:val="none"/>
         </w:rPr>
-        <w:t xml:space="preserve"> الكبرياء في قلبه، فنسب لنفسه انتصارات يوناثان (1 صموئيل 13: 4). وبدلاً من أن يحرم عماليق، فضّل أن يتصرف بحسب رأيه الخاص، وبدلاً </w:t>
-      </w:r>
-      <w:r>
-        <w:rPr>
-          <w:rFonts w:eastAsia="Times New Roman"/>
-          <w:rtl/>
-          <w:lang w:bidi="ar-SA"/>
-          <w14:ligatures w14:val="none"/>
-        </w:rPr>
-        <w:lastRenderedPageBreak/>
-        <w:t>من أن يطيع كلام الرب الذي بلغه إياه صموئيل، تصرف بحسب أفكاره الذاتية. وعندما بدا وكأنه يندم على كل شيء، طلب من النبي أن يكرمه أمام شيوخ الشعب (1 صموئيل 15: 30).</w:t>
+        <w:t xml:space="preserve"> الكبرياء في قلبه، فنسب لنفسه انتصارات </w:t>
+      </w:r>
+      <w:proofErr w:type="spellStart"/>
+      <w:r>
+        <w:rPr>
+          <w:rFonts w:eastAsia="Times New Roman"/>
+          <w:rtl/>
+          <w:lang w:bidi="ar-SA"/>
+          <w14:ligatures w14:val="none"/>
+        </w:rPr>
+        <w:t>يوناثان</w:t>
+      </w:r>
+      <w:proofErr w:type="spellEnd"/>
+      <w:r>
+        <w:rPr>
+          <w:rFonts w:eastAsia="Times New Roman"/>
+          <w:rtl/>
+          <w:lang w:bidi="ar-SA"/>
+          <w14:ligatures w14:val="none"/>
+        </w:rPr>
+        <w:t xml:space="preserve"> (1 صموئيل 13: 4). وبدلاً من أن يحرم عماليق، فضّل أن يتصرف بحسب رأيه الخاص، وبدلاً من أن يطيع كلام الرب الذي بلغه إياه صموئيل، تصرف بحسب أفكاره الذاتية. وعندما بدا وكأنه يندم على كل شيء، طلب من النبي أن يكرمه أمام شيوخ الشعب (1 صموئيل 15: 30).</w:t>
       </w:r>
     </w:p>
     <w:p>
@@ -4965,14 +5533,25 @@
           <w14:ligatures w14:val="none"/>
         </w:rPr>
       </w:pPr>
-      <w:r>
-        <w:rPr>
-          <w:rFonts w:eastAsia="Times New Roman"/>
-          <w:rtl/>
-          <w:lang w:bidi="ar-SA"/>
-          <w14:ligatures w14:val="none"/>
-        </w:rPr>
-        <w:t>ونبوخذنصر استمر في كبريائه رغم التحذير: «أَلَيْسَتْ هذِهِ بَابِلَ الْعَظِيمَةَ الَّتِي بَنَيْتُهَا لِبَيْتِ الْمُلْكِ بِقُوَّةِ اقْتِدَارِي، وَلِجَلاَلِ مَجْدِي؟». فكان لا بد لله أن يضرب الملك بالجنون ليظهر له أن العلي «وَالْسَالِكِينَ بِالْكِبْرِيَاءِ يَقْدِرُ أَنْ يُذِلَّهُمْ» (دانيال 4: 27، 37).</w:t>
+      <w:proofErr w:type="spellStart"/>
+      <w:r>
+        <w:rPr>
+          <w:rFonts w:eastAsia="Times New Roman"/>
+          <w:rtl/>
+          <w:lang w:bidi="ar-SA"/>
+          <w14:ligatures w14:val="none"/>
+        </w:rPr>
+        <w:t>ونبوخذنصر</w:t>
+      </w:r>
+      <w:proofErr w:type="spellEnd"/>
+      <w:r>
+        <w:rPr>
+          <w:rFonts w:eastAsia="Times New Roman"/>
+          <w:rtl/>
+          <w:lang w:bidi="ar-SA"/>
+          <w14:ligatures w14:val="none"/>
+        </w:rPr>
+        <w:t xml:space="preserve"> استمر في كبريائه رغم التحذير: «أَلَيْسَتْ هذِهِ بَابِلَ الْعَظِيمَةَ الَّتِي بَنَيْتُهَا لِبَيْتِ الْمُلْكِ بِقُوَّةِ اقْتِدَارِي، وَلِجَلاَلِ مَجْدِي؟». فكان لا بد لله أن يضرب الملك بالجنون ليظهر له أن العلي «وَالْسَالِكِينَ بِالْكِبْرِيَاءِ يَقْدِرُ أَنْ يُذِلَّهُمْ» (دانيال 4: 27، 37).</w:t>
       </w:r>
     </w:p>
     <w:p>
@@ -5142,14 +5721,45 @@
           <w14:ligatures w14:val="none"/>
         </w:rPr>
       </w:pPr>
-      <w:r>
-        <w:rPr>
-          <w:rFonts w:eastAsia="Times New Roman"/>
-          <w:rtl/>
-          <w:lang w:bidi="ar-SA"/>
-          <w14:ligatures w14:val="none"/>
-        </w:rPr>
-        <w:t>ودِيُوتِرِيفِسُ يحب أن يكون «الأَوَّلَ بَيْنَهُمْ»؛ فهو يطرد الإخوة الذين لا يوافقونه من الجماعة، ويمنع الذين يريدون قبولهم (3 يوحنا 9-10).</w:t>
+      <w:proofErr w:type="spellStart"/>
+      <w:r>
+        <w:rPr>
+          <w:rFonts w:eastAsia="Times New Roman"/>
+          <w:rtl/>
+          <w:lang w:bidi="ar-SA"/>
+          <w14:ligatures w14:val="none"/>
+        </w:rPr>
+        <w:t>ودِيُوتِرِيفِسُ</w:t>
+      </w:r>
+      <w:proofErr w:type="spellEnd"/>
+      <w:r>
+        <w:rPr>
+          <w:rFonts w:eastAsia="Times New Roman"/>
+          <w:rtl/>
+          <w:lang w:bidi="ar-SA"/>
+          <w14:ligatures w14:val="none"/>
+        </w:rPr>
+        <w:t xml:space="preserve"> يحب أن يكون «الأَوَّلَ بَيْنَهُمْ»؛ فهو يطرد الإخوة الذين لا </w:t>
+      </w:r>
+      <w:proofErr w:type="spellStart"/>
+      <w:r>
+        <w:rPr>
+          <w:rFonts w:eastAsia="Times New Roman"/>
+          <w:rtl/>
+          <w:lang w:bidi="ar-SA"/>
+          <w14:ligatures w14:val="none"/>
+        </w:rPr>
+        <w:t>يوافقونه</w:t>
+      </w:r>
+      <w:proofErr w:type="spellEnd"/>
+      <w:r>
+        <w:rPr>
+          <w:rFonts w:eastAsia="Times New Roman"/>
+          <w:rtl/>
+          <w:lang w:bidi="ar-SA"/>
+          <w14:ligatures w14:val="none"/>
+        </w:rPr>
+        <w:t xml:space="preserve"> من الجماعة، ويمنع الذين يريدون قبولهم (3 يوحنا 9-10).</w:t>
       </w:r>
     </w:p>
     <w:p>
@@ -5163,14 +5773,65 @@
           <w14:ligatures w14:val="none"/>
         </w:rPr>
       </w:pPr>
-      <w:r>
-        <w:rPr>
-          <w:rFonts w:eastAsia="Times New Roman"/>
-          <w:rtl/>
-          <w:lang w:bidi="ar-SA"/>
-          <w14:ligatures w14:val="none"/>
-        </w:rPr>
-        <w:t>وقورح وداثان وأبيرام قاموا ضد موسى وهارون باغتصاب مكان لم يمنحهم الله إياه (عدد 16).</w:t>
+      <w:proofErr w:type="spellStart"/>
+      <w:r>
+        <w:rPr>
+          <w:rFonts w:eastAsia="Times New Roman"/>
+          <w:rtl/>
+          <w:lang w:bidi="ar-SA"/>
+          <w14:ligatures w14:val="none"/>
+        </w:rPr>
+        <w:t>وقورح</w:t>
+      </w:r>
+      <w:proofErr w:type="spellEnd"/>
+      <w:r>
+        <w:rPr>
+          <w:rFonts w:eastAsia="Times New Roman"/>
+          <w:rtl/>
+          <w:lang w:bidi="ar-SA"/>
+          <w14:ligatures w14:val="none"/>
+        </w:rPr>
+        <w:t xml:space="preserve"> </w:t>
+      </w:r>
+      <w:proofErr w:type="spellStart"/>
+      <w:r>
+        <w:rPr>
+          <w:rFonts w:eastAsia="Times New Roman"/>
+          <w:rtl/>
+          <w:lang w:bidi="ar-SA"/>
+          <w14:ligatures w14:val="none"/>
+        </w:rPr>
+        <w:t>وداثان</w:t>
+      </w:r>
+      <w:proofErr w:type="spellEnd"/>
+      <w:r>
+        <w:rPr>
+          <w:rFonts w:eastAsia="Times New Roman"/>
+          <w:rtl/>
+          <w:lang w:bidi="ar-SA"/>
+          <w14:ligatures w14:val="none"/>
+        </w:rPr>
+        <w:t xml:space="preserve"> </w:t>
+      </w:r>
+      <w:proofErr w:type="spellStart"/>
+      <w:r>
+        <w:rPr>
+          <w:rFonts w:eastAsia="Times New Roman"/>
+          <w:rtl/>
+          <w:lang w:bidi="ar-SA"/>
+          <w14:ligatures w14:val="none"/>
+        </w:rPr>
+        <w:t>وأبيرام</w:t>
+      </w:r>
+      <w:proofErr w:type="spellEnd"/>
+      <w:r>
+        <w:rPr>
+          <w:rFonts w:eastAsia="Times New Roman"/>
+          <w:rtl/>
+          <w:lang w:bidi="ar-SA"/>
+          <w14:ligatures w14:val="none"/>
+        </w:rPr>
+        <w:t xml:space="preserve"> قاموا ضد موسى وهارون باغتصاب مكان لم يمنحهم الله إياه (عدد 16).</w:t>
       </w:r>
     </w:p>
     <w:p>
@@ -5272,7 +5933,27 @@
           <w:lang w:bidi="ar-SA"/>
           <w14:ligatures w14:val="none"/>
         </w:rPr>
-        <w:t>ويسعى الكبرياء أيضاً إلى المقارنة مع الآخرين في الخدمة المقدمة للرب. وبولس يحذر من هذا الخطر: «لأَنَّنَا لاَ نَجْسُرُ أَنْ نَقِيسَ أَنْفُسَنَا بِبَعْضٍ مِنَ الَّذِينَ يَمْدَحُونَ أَنْفُسَهُمْ، وَلاَ أَنْ نُقَارِنَ أَنْفُسَنَا بِهِمْ. بَلْ هُمْ إِذْ يَقِيسُونَ أَنْفُسَنَا عَلَى أَنْفُسِهِمْ، وَيُقَارِنُونَ أَنْفُسَهُمْ بِأَنْفُسِهِمْ، لاَ يَفْهَمُونَ. وَلكِنْ نَحْنُ لاَ نَفْتَخِرُ إِلَى مَا لاَ يُقَاسُ، بَلْ حَسَبَ قِيَاسِ الدَّائِرَةِ الَّتِي قَسَمَهَا لَنَا اللهُ» (2 كورنثوس 10: 12-13). «كُوُلاَتٍ صَالِحِينَ عَلَى نِعْمَةِ اللهِ الْمُتَنَوِّعَةِ» ينبغي أن نتمم الخدمة التي يعطينا إياها الرب (1 بطرس 4: 10). وعلينا أن نستخدم المواهب التي ائتمننا عليها «كَمَا قَسَمَ اللهُ لِكُلِّ وَاحِدٍ مِقْدَاراً مِنَ الإِيمَانِ» (رومية 12: 3). ولكن دون أن نتعدى على دائرة غيرنا، ودون أن ندعي لأنفسنا رونقاً أو صوتاً يرفعنا فوقهم.</w:t>
+        <w:t>ويسعى الكبرياء أيضاً إلى المقارنة مع الآخرين في الخدمة المقدمة للرب. وبولس يحذر من هذا الخطر: «لأَنَّنَا لاَ نَجْسُرُ أَنْ نَقِيسَ أَنْفُسَنَا بِبَعْضٍ مِنَ الَّذِينَ يَمْدَحُونَ أَنْفُسَهُمْ، وَلاَ أَنْ نُقَارِنَ أَنْفُسَنَا بِهِمْ. بَلْ هُمْ إِذْ يَقِيسُونَ أَنْفُسَنَا عَلَى أَنْفُسِهِمْ، وَيُقَارِنُونَ أَنْفُسَهُمْ بِأَنْفُسِهِمْ، لاَ يَفْهَمُونَ. وَلكِنْ نَحْنُ لاَ نَفْتَخِرُ إِلَى مَا لاَ يُقَاسُ، بَلْ حَسَبَ قِيَاسِ الدَّائِرَةِ الَّتِي قَسَمَهَا لَنَا اللهُ» (2 كورنثوس 10: 12-13). «</w:t>
+      </w:r>
+      <w:proofErr w:type="spellStart"/>
+      <w:r>
+        <w:rPr>
+          <w:rFonts w:eastAsia="Times New Roman"/>
+          <w:rtl/>
+          <w:lang w:bidi="ar-SA"/>
+          <w14:ligatures w14:val="none"/>
+        </w:rPr>
+        <w:t>كُوُلاَتٍ</w:t>
+      </w:r>
+      <w:proofErr w:type="spellEnd"/>
+      <w:r>
+        <w:rPr>
+          <w:rFonts w:eastAsia="Times New Roman"/>
+          <w:rtl/>
+          <w:lang w:bidi="ar-SA"/>
+          <w14:ligatures w14:val="none"/>
+        </w:rPr>
+        <w:t xml:space="preserve"> صَالِحِينَ عَلَى نِعْمَةِ اللهِ الْمُتَنَوِّعَةِ» ينبغي أن نتمم الخدمة التي يعطينا إياها الرب (1 بطرس 4: 10). وعلينا أن نستخدم المواهب التي ائتمننا عليها «كَمَا قَسَمَ اللهُ لِكُلِّ وَاحِدٍ مِقْدَاراً مِنَ الإِيمَانِ» (رومية 12: 3). ولكن دون أن نتعدى على دائرة غيرنا، ودون أن ندعي لأنفسنا رونقاً أو صوتاً يرفعنا فوقهم.</w:t>
       </w:r>
     </w:p>
     <w:p>
@@ -5293,7 +5974,6 @@
           <w:lang w:bidi="ar-SA"/>
           <w14:ligatures w14:val="none"/>
         </w:rPr>
-        <w:lastRenderedPageBreak/>
         <w:t>وهناك أيضاً خطر الانتفاخ «لأَجْلِ الْوَاحِدِ عَلَى الآخَرِ» (1 كورنثوس 4: 6). وهذا خطر على الشخص نفسه، وعلى الجماعة، وعلى الخادم الذي يُعجَب به.</w:t>
       </w:r>
     </w:p>
@@ -5406,20 +6086,49 @@
       </w:r>
       <w:r>
         <w:rPr>
-          <w:rFonts w:eastAsia="Times New Roman"/>
-          <w:rtl/>
-          <w:lang w:bidi="ar-SA"/>
-          <w14:ligatures w14:val="none"/>
-        </w:rPr>
-        <w:t xml:space="preserve"> لله، والوعي بمقامنا كخطاة مخلصين. </w:t>
-      </w:r>
-      <w:r>
-        <w:rPr>
           <w:rFonts w:eastAsia="Times New Roman" w:hint="cs"/>
           <w:rtl/>
           <w:lang w:bidi="ar-SA"/>
           <w14:ligatures w14:val="none"/>
         </w:rPr>
+        <w:t xml:space="preserve"> أمام</w:t>
+      </w:r>
+      <w:r>
+        <w:rPr>
+          <w:rFonts w:eastAsia="Times New Roman"/>
+          <w:rtl/>
+          <w:lang w:bidi="ar-SA"/>
+          <w14:ligatures w14:val="none"/>
+        </w:rPr>
+        <w:t xml:space="preserve"> لله، والوعي بمقامنا </w:t>
+      </w:r>
+      <w:proofErr w:type="spellStart"/>
+      <w:r>
+        <w:rPr>
+          <w:rFonts w:eastAsia="Times New Roman"/>
+          <w:rtl/>
+          <w:lang w:bidi="ar-SA"/>
+          <w14:ligatures w14:val="none"/>
+        </w:rPr>
+        <w:t>كخطاة</w:t>
+      </w:r>
+      <w:proofErr w:type="spellEnd"/>
+      <w:r>
+        <w:rPr>
+          <w:rFonts w:eastAsia="Times New Roman"/>
+          <w:rtl/>
+          <w:lang w:bidi="ar-SA"/>
+          <w14:ligatures w14:val="none"/>
+        </w:rPr>
+        <w:t xml:space="preserve"> مخلصين. </w:t>
+      </w:r>
+      <w:r>
+        <w:rPr>
+          <w:rFonts w:eastAsia="Times New Roman" w:hint="cs"/>
+          <w:rtl/>
+          <w:lang w:bidi="ar-SA"/>
+          <w14:ligatures w14:val="none"/>
+        </w:rPr>
         <w:t>ومن ثم</w:t>
       </w:r>
       <w:r>
@@ -5471,7 +6180,27 @@
           <w:lang w:bidi="ar-SA"/>
           <w14:ligatures w14:val="none"/>
         </w:rPr>
-        <w:t>وإذا رفضنا أن نتذلل بأنفسنا، فلا بد لله أن يفعل ذلك. وهذا ما اختبره نبوخذنصر.</w:t>
+        <w:t xml:space="preserve">وإذا رفضنا أن نتذلل بأنفسنا، فلا بد لله أن يفعل ذلك. وهذا ما اختبره </w:t>
+      </w:r>
+      <w:proofErr w:type="spellStart"/>
+      <w:r>
+        <w:rPr>
+          <w:rFonts w:eastAsia="Times New Roman"/>
+          <w:rtl/>
+          <w:lang w:bidi="ar-SA"/>
+          <w14:ligatures w14:val="none"/>
+        </w:rPr>
+        <w:t>نبوخذنصر</w:t>
+      </w:r>
+      <w:proofErr w:type="spellEnd"/>
+      <w:r>
+        <w:rPr>
+          <w:rFonts w:eastAsia="Times New Roman"/>
+          <w:rtl/>
+          <w:lang w:bidi="ar-SA"/>
+          <w14:ligatures w14:val="none"/>
+        </w:rPr>
+        <w:t>.</w:t>
       </w:r>
     </w:p>
     <w:p>
@@ -5591,7 +6320,27 @@
           <w:lang w:bidi="ar-SA"/>
           <w14:ligatures w14:val="none"/>
         </w:rPr>
-        <w:t>سَرُّ الْمَلِكُ بِأَنْ يُكْرِمَهُ». وأراد أن يركب في شوارع المدينة (قارن أستير 3-7). ولكن هامان عُلِّق على الخشبة التي بلغ ارتفاعها خمسين ذراعاً، والتي كان قد أعدها لمردخاي. وكانت تلك نهايته.</w:t>
+        <w:t xml:space="preserve">سَرُّ الْمَلِكُ بِأَنْ يُكْرِمَهُ». وأراد أن يركب في شوارع المدينة (قارن </w:t>
+      </w:r>
+      <w:proofErr w:type="spellStart"/>
+      <w:r>
+        <w:rPr>
+          <w:rFonts w:eastAsia="Times New Roman"/>
+          <w:rtl/>
+          <w:lang w:bidi="ar-SA"/>
+          <w14:ligatures w14:val="none"/>
+        </w:rPr>
+        <w:t>أستير</w:t>
+      </w:r>
+      <w:proofErr w:type="spellEnd"/>
+      <w:r>
+        <w:rPr>
+          <w:rFonts w:eastAsia="Times New Roman"/>
+          <w:rtl/>
+          <w:lang w:bidi="ar-SA"/>
+          <w14:ligatures w14:val="none"/>
+        </w:rPr>
+        <w:t xml:space="preserve"> 3-7). ولكن هامان عُلِّق على الخشبة التي بلغ ارتفاعها خمسين ذراعاً، والتي كان قد أعدها لمردخاي. وكانت تلك نهايته.</w:t>
       </w:r>
     </w:p>
     <w:p>
@@ -5612,7 +6361,27 @@
           <w:lang w:bidi="ar-SA"/>
           <w14:ligatures w14:val="none"/>
         </w:rPr>
-        <w:t>والرب يسوع يقدم أيضاً تحذيراً للمدعوين الذين يختارون المتكآت الأولى: «مَتَى دُعِيتَ مِنْ أَحَدٍ إِلَى عِرْسٍ فَلاَ تَتَّكِئْ فِي الْمُتَّكَإِ الأَوَّلِ، لَعَلَّ رَجُلاً أَكْرَمَ مِنْكَ يَكُونُ مَدْعُوّاً مِنْهُ، فَيَأْتِيَ الَّذِي دَعَاكَ وَإِيَّاهُ وَيَقُولَ لَكَ: أَعْطِ مَكَاناً لِهذَا. حِينَئِذٍ تَبْتَدِئُ بِخِزْيٍ تَأْخُذُ الْمَكَانَ الأَخِيرَ» (لوقا 14: 7-9).</w:t>
+        <w:t xml:space="preserve">والرب يسوع يقدم أيضاً تحذيراً للمدعوين الذين يختارون المتكآت الأولى: «مَتَى دُعِيتَ مِنْ أَحَدٍ إِلَى عِرْسٍ فَلاَ تَتَّكِئْ فِي </w:t>
+      </w:r>
+      <w:proofErr w:type="spellStart"/>
+      <w:r>
+        <w:rPr>
+          <w:rFonts w:eastAsia="Times New Roman"/>
+          <w:rtl/>
+          <w:lang w:bidi="ar-SA"/>
+          <w14:ligatures w14:val="none"/>
+        </w:rPr>
+        <w:t>الْمُتَّكَإِ</w:t>
+      </w:r>
+      <w:proofErr w:type="spellEnd"/>
+      <w:r>
+        <w:rPr>
+          <w:rFonts w:eastAsia="Times New Roman"/>
+          <w:rtl/>
+          <w:lang w:bidi="ar-SA"/>
+          <w14:ligatures w14:val="none"/>
+        </w:rPr>
+        <w:t xml:space="preserve"> الأَوَّلِ، لَعَلَّ رَجُلاً أَكْرَمَ مِنْكَ يَكُونُ مَدْعُوّاً مِنْهُ، فَيَأْتِيَ الَّذِي دَعَاكَ وَإِيَّاهُ وَيَقُولَ لَكَ: أَعْطِ مَكَاناً لِهذَا. حِينَئِذٍ تَبْتَدِئُ بِخِزْيٍ تَأْخُذُ الْمَكَانَ الأَخِيرَ» (لوقا 14: 7-9).</w:t>
       </w:r>
     </w:p>
     <w:p>
